--- a/State of PyTorch Hardware Acceleration May 2026.docx
+++ b/State of PyTorch Hardware Acceleration May 2026.docx
@@ -58,23 +58,7 @@
           <w:sz w:val="48"/>
         </w:rPr>
         <w:lastRenderedPageBreak/>
-        <w:t xml:space="preserve">State of </w:t>
-      </w:r>
-      <w:proofErr w:type="spellStart"/>
-      <w:r>
-        <w:rPr>
-          <w:color w:val="000000"/>
-          <w:sz w:val="48"/>
-        </w:rPr>
-        <w:t>PyTorch</w:t>
-      </w:r>
-      <w:proofErr w:type="spellEnd"/>
-      <w:r>
-        <w:rPr>
-          <w:color w:val="000000"/>
-          <w:sz w:val="48"/>
-        </w:rPr>
-        <w:t xml:space="preserve"> Hardware Acceleration: May 2026</w:t>
+        <w:t>State of PyTorch Hardware Acceleration: May 2026</w:t>
       </w:r>
     </w:p>
     <w:p>
@@ -87,68 +71,24 @@
           <w:color w:val="475569"/>
           <w:sz w:val="24"/>
         </w:rPr>
-        <w:t xml:space="preserve">A comparative technical analysis of NVIDIA CUDA, AMD </w:t>
-      </w:r>
-      <w:proofErr w:type="spellStart"/>
-      <w:r>
+        <w:t>A comparative technical analysis of NVIDIA CUDA, AMD ROCm, Google TPU/XLA, and Apple Silicon MPS</w:t>
+      </w:r>
+    </w:p>
+    <w:p>
+      <w:pPr>
+        <w:spacing w:after="938" w:line="278" w:lineRule="auto"/>
+        <w:jc w:val="center"/>
         <w:rPr>
           <w:color w:val="475569"/>
           <w:sz w:val="24"/>
         </w:rPr>
-        <w:t>ROCm</w:t>
-      </w:r>
-      <w:proofErr w:type="spellEnd"/>
+      </w:pPr>
       <w:r>
         <w:rPr>
           <w:color w:val="475569"/>
           <w:sz w:val="24"/>
         </w:rPr>
-        <w:t>, Google TPU/XLA, and Apple Silicon MPS</w:t>
-      </w:r>
-    </w:p>
-    <w:p>
-      <w:pPr>
-        <w:spacing w:after="938" w:line="278" w:lineRule="auto"/>
-        <w:jc w:val="center"/>
-        <w:rPr>
-          <w:color w:val="475569"/>
-          <w:sz w:val="24"/>
-        </w:rPr>
-      </w:pPr>
-      <w:r>
-        <w:rPr>
-          <w:color w:val="475569"/>
-          <w:sz w:val="24"/>
-        </w:rPr>
-        <w:t>Bojan Tunguz</w:t>
-      </w:r>
-      <w:r>
-        <w:rPr>
-          <w:color w:val="475569"/>
-          <w:sz w:val="24"/>
-        </w:rPr>
-        <w:t xml:space="preserve"> — </w:t>
-      </w:r>
-      <w:r>
-        <w:rPr>
-          <w:color w:val="475569"/>
-          <w:sz w:val="24"/>
-        </w:rPr>
-        <w:t>Version 0.2</w:t>
-      </w:r>
-      <w:r>
-        <w:rPr>
-          <w:color w:val="475569"/>
-          <w:sz w:val="24"/>
-        </w:rPr>
-        <w:t xml:space="preserve"> — </w:t>
-      </w:r>
-      <w:r>
-        <w:rPr>
-          <w:color w:val="475569"/>
-          <w:sz w:val="24"/>
-        </w:rPr>
-        <w:t>May 15, 2026</w:t>
+        <w:t>Bojan Tunguz — Version 0.2 — May 15, 2026</w:t>
       </w:r>
     </w:p>
     <w:p>
@@ -160,72 +100,13 @@
       </w:r>
     </w:p>
     <w:p>
-      <w:proofErr w:type="spellStart"/>
-      <w:r>
-        <w:t>PyTorch</w:t>
-      </w:r>
-      <w:proofErr w:type="spellEnd"/>
-      <w:r>
-        <w:t xml:space="preserve"> in 2026 is functionally a multi-backend platform, but operationally it is still CUDA-first. The right way to read this report is not as a tie among four equals; it is as a CUDA baseline with three meaningful alternatives, each of which earns its place under specific operating conditions. CUDA remains the safest cluster default and the only path where the compiler-and-profiler loop — </w:t>
-      </w:r>
-      <w:proofErr w:type="spellStart"/>
-      <w:r>
-        <w:t>TorchInductor</w:t>
-      </w:r>
-      <w:proofErr w:type="spellEnd"/>
-      <w:r>
-        <w:t xml:space="preserve"> with CUTLASS and </w:t>
-      </w:r>
-      <w:proofErr w:type="spellStart"/>
-      <w:r>
-        <w:t>CuTeDSL</w:t>
-      </w:r>
-      <w:proofErr w:type="spellEnd"/>
-      <w:r>
-        <w:t xml:space="preserve"> backends, FlashAttention-4, NCCL collectives, and Nsight — is complete end-to-end. </w:t>
-      </w:r>
-      <w:proofErr w:type="spellStart"/>
-      <w:r>
-        <w:t>ROCm</w:t>
-      </w:r>
-      <w:proofErr w:type="spellEnd"/>
-      <w:r>
-        <w:t xml:space="preserve"> has become a credible deliberate adoption target in curated MI300X- or MI325X-class environments. TPU remains powerful for XLA-friendly workloads at pod scale, with the caveat that </w:t>
-      </w:r>
-      <w:proofErr w:type="spellStart"/>
-      <w:r>
-        <w:t>PyTorch</w:t>
-      </w:r>
-      <w:proofErr w:type="spellEnd"/>
-      <w:r>
-        <w:t>/XLA is still the production bridge. Apple Silicon is the strongest local prototyping platform available and is not a datacenter answer.</w:t>
-      </w:r>
-    </w:p>
-    <w:p>
-      <w:r>
-        <w:t xml:space="preserve">The headline recommendation </w:t>
-      </w:r>
-      <w:r>
-        <w:t>carries forwar</w:t>
-      </w:r>
-      <w:r>
-        <w:t xml:space="preserve">d from the 2025 report: standardize on </w:t>
-      </w:r>
-      <w:proofErr w:type="spellStart"/>
-      <w:r>
-        <w:t>PyTorch</w:t>
-      </w:r>
-      <w:proofErr w:type="spellEnd"/>
-      <w:r>
-        <w:t xml:space="preserve"> as the common code surface, treat CUDA as cluster truth, use Apple Silicon as the local prototyping edge, and bring </w:t>
-      </w:r>
-      <w:proofErr w:type="spellStart"/>
-      <w:r>
-        <w:t>ROCm</w:t>
-      </w:r>
-      <w:proofErr w:type="spellEnd"/>
-      <w:r>
-        <w:t xml:space="preserve"> or TPU into the stack only when the operating model — curated images, version pinning, XLA discipline — is deliberate rather than incidental. What is new in 2026 is that all three non-CUDA alternatives have crossed the line from "emerging" to "usable under clear conditions." The remaining differentiation is no longer feasibility; it is operational discipline.</w:t>
+      <w:r>
+        <w:t>PyTorch in 2026 is functionally a multi-backend platform, but operationally it is still CUDA-first. The right way to read this report is not as a tie among four equals; it is as a CUDA baseline with three meaningful alternatives, each of which earns its place under specific operating conditions. CUDA remains the safest cluster default and the only path where the compiler-and-profiler loop — TorchInductor with CUTLASS and CuTeDSL backends, FlashAttention-4, NCCL collectives, and Nsight — is complete end-to-end. ROCm has become a credible deliberate adoption target in curated MI300X- or MI325X-class environments. TPU remains powerful for XLA-friendly workloads at pod scale, with the caveat that PyTorch/XLA is still the production bridge. Apple Silicon is the strongest local prototyping platform available and is not a datacenter answer.</w:t>
+      </w:r>
+    </w:p>
+    <w:p>
+      <w:r>
+        <w:t>The headline recommendation carries forward from the 2025 report: standardize on PyTorch as the common code surface, treat CUDA as cluster truth, use Apple Silicon as the local prototyping edge, and bring ROCm or TPU into the stack only when the operating model — curated images, version pinning, XLA discipline — is deliberate rather than incidental. What is new in 2026 is that all three non-CUDA alternatives have crossed the line from "emerging" to "usable under clear conditions." The remaining differentiation is no longer feasibility; it is operational discipline.</w:t>
       </w:r>
     </w:p>
     <w:p>
@@ -252,15 +133,7 @@
         <w:t>0.2</w:t>
       </w:r>
       <w:r>
-        <w:t xml:space="preserve"> makes the report's method and evidence base explicit. The substantive scope remains the public </w:t>
-      </w:r>
-      <w:proofErr w:type="spellStart"/>
-      <w:r>
-        <w:t>PyTorch</w:t>
-      </w:r>
-      <w:proofErr w:type="spellEnd"/>
-      <w:r>
-        <w:t xml:space="preserve"> hardware-acceleration landscape as of </w:t>
+        <w:t xml:space="preserve"> makes the report's method and evidence base explicit. The substantive scope remains the public PyTorch hardware-acceleration landscape as of </w:t>
       </w:r>
       <w:r>
         <w:rPr>
@@ -287,37 +160,13 @@
         <w:ind w:left="-5" w:right="1"/>
       </w:pPr>
       <w:r>
-        <w:t xml:space="preserve">The source hierarchy </w:t>
-      </w:r>
-      <w:proofErr w:type="gramStart"/>
-      <w:r>
-        <w:t>is:</w:t>
-      </w:r>
-      <w:proofErr w:type="gramEnd"/>
-      <w:r>
-        <w:t xml:space="preserve"> official </w:t>
-      </w:r>
-      <w:proofErr w:type="spellStart"/>
-      <w:r>
-        <w:t>PyTorch</w:t>
-      </w:r>
-      <w:proofErr w:type="spellEnd"/>
-      <w:r>
-        <w:t xml:space="preserve"> release notes, blogs, and documentation first; vendor hardware, product, pricing, and installation pages second; official project repositories and issue trackers third; and the previous report plus the user-provided </w:t>
-      </w:r>
-      <w:proofErr w:type="spellStart"/>
+        <w:t xml:space="preserve">The source hierarchy is: official PyTorch release notes, blogs, and documentation first; vendor hardware, product, pricing, and installation pages second; official project repositories and issue trackers third; and the previous report plus the user-provided </w:t>
+      </w:r>
       <w:r>
         <w:rPr>
           <w:rFonts w:ascii="Courier New" w:eastAsia="Courier New" w:hAnsi="Courier New" w:cs="Courier New"/>
         </w:rPr>
-        <w:t>PyTorch</w:t>
-      </w:r>
-      <w:proofErr w:type="spellEnd"/>
-      <w:r>
-        <w:rPr>
-          <w:rFonts w:ascii="Courier New" w:eastAsia="Courier New" w:hAnsi="Courier New" w:cs="Courier New"/>
-        </w:rPr>
-        <w:t xml:space="preserve"> Hardware in May 2026.pdf</w:t>
+        <w:t>PyTorch Hardware in May 2026.pdf</w:t>
       </w:r>
       <w:r>
         <w:t xml:space="preserve"> as continuity and prior-synthesis material. GitHub issues are treated as evidence of maturity, maintenance direction, and failure modes, not as authoritative hardware specifications. </w:t>
@@ -406,15 +255,7 @@
         <w:ind w:left="-5" w:right="1"/>
       </w:pPr>
       <w:r>
-        <w:t xml:space="preserve">The inclusion boundary is public, current documentation for CUDA, </w:t>
-      </w:r>
-      <w:proofErr w:type="spellStart"/>
-      <w:r>
-        <w:t>ROCm</w:t>
-      </w:r>
-      <w:proofErr w:type="spellEnd"/>
-      <w:r>
-        <w:t>, TPU/XLA, MPS, and related local Apple inference workflows. This version excludes private benchmarks, procurement-specific pricing, undisclosed cloud discounts, and undocumented roadmap claims. When a vendor claim is retained, the report treats it as vendor-stated evidence rather than an independently reproduced benchmark.</w:t>
+        <w:t>The inclusion boundary is public, current documentation for CUDA, ROCm, TPU/XLA, MPS, and related local Apple inference workflows. This version excludes private benchmarks, procurement-specific pricing, undisclosed cloud discounts, and undocumented roadmap claims. When a vendor claim is retained, the report treats it as vendor-stated evidence rather than an independently reproduced benchmark.</w:t>
       </w:r>
     </w:p>
     <w:p>
@@ -450,15 +291,7 @@
         <w:t>Low</w:t>
       </w:r>
       <w:r>
-        <w:t xml:space="preserve"> are not equal-interval numeric values; they summarize how dependable each backend appears for a senior </w:t>
-      </w:r>
-      <w:proofErr w:type="spellStart"/>
-      <w:r>
-        <w:t>PyTorch</w:t>
-      </w:r>
-      <w:proofErr w:type="spellEnd"/>
-      <w:r>
-        <w:t xml:space="preserve"> team after accounting for documentation, installation path, compiler maturity, kernel availability, profiling support, and operational friction.</w:t>
+        <w:t xml:space="preserve"> are not equal-interval numeric values; they summarize how dependable each backend appears for a senior PyTorch team after accounting for documentation, installation path, compiler maturity, kernel availability, profiling support, and operational friction.</w:t>
       </w:r>
     </w:p>
     <w:p>
@@ -476,15 +309,7 @@
         <w:ind w:left="-5" w:right="1"/>
       </w:pPr>
       <w:r>
-        <w:t xml:space="preserve">The 2025 predecessor already argued that </w:t>
-      </w:r>
-      <w:proofErr w:type="spellStart"/>
-      <w:r>
-        <w:t>PyTorch</w:t>
-      </w:r>
-      <w:proofErr w:type="spellEnd"/>
-      <w:r>
-        <w:t xml:space="preserve"> hardware acceleration had become a heterogeneous, compiler-shaped landscape rather than a simple CUDA-only story. The 2026 update changes the emphasis from </w:t>
+        <w:t xml:space="preserve">The 2025 predecessor already argued that PyTorch hardware acceleration had become a heterogeneous, compiler-shaped landscape rather than a simple CUDA-only story. The 2026 update changes the emphasis from </w:t>
       </w:r>
       <w:r>
         <w:rPr>
@@ -693,21 +518,12 @@
               <w:spacing w:after="14" w:line="259" w:lineRule="auto"/>
               <w:ind w:left="0" w:firstLine="0"/>
             </w:pPr>
-            <w:proofErr w:type="spellStart"/>
-            <w:r>
-              <w:rPr>
-                <w:color w:val="475569"/>
-                <w:sz w:val="17"/>
-              </w:rPr>
-              <w:t>CuTeDSL</w:t>
-            </w:r>
-            <w:proofErr w:type="spellEnd"/>
-            <w:r>
-              <w:rPr>
-                <w:color w:val="475569"/>
-                <w:sz w:val="17"/>
-              </w:rPr>
-              <w:t>/GEMM work, expanded graph</w:t>
+            <w:r>
+              <w:rPr>
+                <w:color w:val="475569"/>
+                <w:sz w:val="17"/>
+              </w:rPr>
+              <w:t>CuTeDSL/GEMM work, expanded graph</w:t>
             </w:r>
           </w:p>
           <w:p>
@@ -745,7 +561,6 @@
               <w:spacing w:after="0" w:line="259" w:lineRule="auto"/>
               <w:ind w:left="0" w:firstLine="0"/>
             </w:pPr>
-            <w:proofErr w:type="spellStart"/>
             <w:r>
               <w:rPr>
                 <w:color w:val="475569"/>
@@ -753,7 +568,6 @@
               </w:rPr>
               <w:t>ROCm</w:t>
             </w:r>
-            <w:proofErr w:type="spellEnd"/>
           </w:p>
         </w:tc>
         <w:tc>
@@ -772,21 +586,12 @@
               <w:spacing w:after="0" w:line="259" w:lineRule="auto"/>
               <w:ind w:left="0" w:firstLine="0"/>
             </w:pPr>
-            <w:proofErr w:type="spellStart"/>
-            <w:r>
-              <w:rPr>
-                <w:color w:val="475569"/>
-                <w:sz w:val="17"/>
-              </w:rPr>
-              <w:t>ROCm</w:t>
-            </w:r>
-            <w:proofErr w:type="spellEnd"/>
-            <w:r>
-              <w:rPr>
-                <w:color w:val="475569"/>
-                <w:sz w:val="17"/>
-              </w:rPr>
-              <w:t xml:space="preserve"> was improving quickly but still felt like a Triton/CK parity project.</w:t>
+            <w:r>
+              <w:rPr>
+                <w:color w:val="475569"/>
+                <w:sz w:val="17"/>
+              </w:rPr>
+              <w:t>ROCm was improving quickly but still felt like a Triton/CK parity project.</w:t>
             </w:r>
           </w:p>
         </w:tc>
@@ -806,21 +611,12 @@
               <w:spacing w:after="0" w:line="259" w:lineRule="auto"/>
               <w:ind w:left="0" w:firstLine="0"/>
             </w:pPr>
-            <w:proofErr w:type="spellStart"/>
-            <w:r>
-              <w:rPr>
-                <w:color w:val="475569"/>
-                <w:sz w:val="17"/>
-              </w:rPr>
-              <w:t>ROCm</w:t>
-            </w:r>
-            <w:proofErr w:type="spellEnd"/>
-            <w:r>
-              <w:rPr>
-                <w:color w:val="475569"/>
-                <w:sz w:val="17"/>
-              </w:rPr>
-              <w:t xml:space="preserve"> has become a credible deliberate adoption target, especially in curated MI300X/MI325X-class environments; the remaining caveat is operational discipline rather than basic feasibility.</w:t>
+            <w:r>
+              <w:rPr>
+                <w:color w:val="475569"/>
+                <w:sz w:val="17"/>
+              </w:rPr>
+              <w:t>ROCm has become a credible deliberate adoption target, especially in curated MI300X/MI325X-class environments; the remaining caveat is operational discipline rather than basic feasibility.</w:t>
             </w:r>
           </w:p>
         </w:tc>
@@ -908,37 +704,12 @@
               <w:spacing w:after="0" w:line="259" w:lineRule="auto"/>
               <w:ind w:left="0" w:firstLine="0"/>
             </w:pPr>
-            <w:proofErr w:type="spellStart"/>
-            <w:r>
-              <w:rPr>
-                <w:color w:val="475569"/>
-                <w:sz w:val="17"/>
-              </w:rPr>
-              <w:t>PyTorch</w:t>
-            </w:r>
-            <w:proofErr w:type="spellEnd"/>
-            <w:r>
-              <w:rPr>
-                <w:color w:val="475569"/>
-                <w:sz w:val="17"/>
-              </w:rPr>
-              <w:t xml:space="preserve">/XLA is still a bridge; the </w:t>
-            </w:r>
-            <w:proofErr w:type="spellStart"/>
-            <w:r>
-              <w:rPr>
-                <w:color w:val="475569"/>
-                <w:sz w:val="17"/>
-              </w:rPr>
-              <w:t>TorchTPU</w:t>
-            </w:r>
-            <w:proofErr w:type="spellEnd"/>
-            <w:r>
-              <w:rPr>
-                <w:color w:val="475569"/>
-                <w:sz w:val="17"/>
-              </w:rPr>
-              <w:t xml:space="preserve"> roadmap and TPU7x/Ironwood documentation make the transition state more explicit.</w:t>
+            <w:r>
+              <w:rPr>
+                <w:color w:val="475569"/>
+                <w:sz w:val="17"/>
+              </w:rPr>
+              <w:t>PyTorch/XLA is still a bridge; the TorchTPU roadmap and TPU7x/Ironwood documentation make the transition state more explicit.</w:t>
             </w:r>
           </w:p>
         </w:tc>
@@ -1018,23 +789,7 @@
                 <w:color w:val="475569"/>
                 <w:sz w:val="17"/>
               </w:rPr>
-              <w:t xml:space="preserve">Apple's local case is stronger because of larger unified-memory systems, MPS operator/startup improvements, and MLX momentum; the gap is still compiled </w:t>
-            </w:r>
-            <w:proofErr w:type="spellStart"/>
-            <w:r>
-              <w:rPr>
-                <w:color w:val="475569"/>
-                <w:sz w:val="17"/>
-              </w:rPr>
-              <w:t>PyTorch</w:t>
-            </w:r>
-            <w:proofErr w:type="spellEnd"/>
-            <w:r>
-              <w:rPr>
-                <w:color w:val="475569"/>
-                <w:sz w:val="17"/>
-              </w:rPr>
-              <w:t xml:space="preserve"> performance and datacenter scalability.</w:t>
+              <w:t>Apple's local case is stronger because of larger unified-memory systems, MPS operator/startup improvements, and MLX momentum; the gap is still compiled PyTorch performance and datacenter scalability.</w:t>
             </w:r>
           </w:p>
         </w:tc>
@@ -1114,39 +869,7 @@
                 <w:color w:val="475569"/>
                 <w:sz w:val="17"/>
               </w:rPr>
-              <w:t xml:space="preserve">Standardize on </w:t>
-            </w:r>
-            <w:proofErr w:type="spellStart"/>
-            <w:r>
-              <w:rPr>
-                <w:color w:val="475569"/>
-                <w:sz w:val="17"/>
-              </w:rPr>
-              <w:t>PyTorch</w:t>
-            </w:r>
-            <w:proofErr w:type="spellEnd"/>
-            <w:r>
-              <w:rPr>
-                <w:color w:val="475569"/>
-                <w:sz w:val="17"/>
-              </w:rPr>
-              <w:t xml:space="preserve"> as the common code surface, CUDA as cluster truth, Apple as local prototyping edge, and add </w:t>
-            </w:r>
-            <w:proofErr w:type="spellStart"/>
-            <w:r>
-              <w:rPr>
-                <w:color w:val="475569"/>
-                <w:sz w:val="17"/>
-              </w:rPr>
-              <w:t>ROCm</w:t>
-            </w:r>
-            <w:proofErr w:type="spellEnd"/>
-            <w:r>
-              <w:rPr>
-                <w:color w:val="475569"/>
-                <w:sz w:val="17"/>
-              </w:rPr>
-              <w:t>/TPU only when their operating models are intentional.</w:t>
+              <w:t>Standardize on PyTorch as the common code surface, CUDA as cluster truth, Apple as local prototyping edge, and add ROCm/TPU only when their operating models are intentional.</w:t>
             </w:r>
           </w:p>
         </w:tc>
@@ -1166,29 +889,7 @@
         <w:ind w:left="-5" w:right="1"/>
       </w:pPr>
       <w:r>
-        <w:t xml:space="preserve">The matrix below is a synthesis of upstream </w:t>
-      </w:r>
-      <w:proofErr w:type="spellStart"/>
-      <w:r>
-        <w:t>PyTorch</w:t>
-      </w:r>
-      <w:proofErr w:type="spellEnd"/>
-      <w:r>
-        <w:t xml:space="preserve"> 2.8</w:t>
-      </w:r>
-      <w:r>
-        <w:t xml:space="preserve"> — </w:t>
-      </w:r>
-      <w:r>
-        <w:t xml:space="preserve">2.12 release notes, vendor installation guidance, backend-specific compiler documentation, and current issue trackers. The ratings are intentionally practical. "Maturity" means "how often a senior engineer can stay inside normal </w:t>
-      </w:r>
-      <w:proofErr w:type="spellStart"/>
-      <w:r>
-        <w:t>PyTorch</w:t>
-      </w:r>
-      <w:proofErr w:type="spellEnd"/>
-      <w:r>
-        <w:t xml:space="preserve"> habits without being surprised." "Cost efficiency" includes software friction and team time, not just silicon list price. Apple scores high there only for </w:t>
+        <w:t xml:space="preserve">The matrix below is a synthesis of upstream PyTorch 2.8 — 2.12 release notes, vendor installation guidance, backend-specific compiler documentation, and current issue trackers. The ratings are intentionally practical. "Maturity" means "how often a senior engineer can stay inside normal PyTorch habits without being surprised." "Cost efficiency" includes software friction and team time, not just silicon list price. Apple scores high there only for </w:t>
       </w:r>
       <w:r>
         <w:rPr>
@@ -1298,8 +999,6 @@
               <w:spacing w:after="17" w:line="259" w:lineRule="auto"/>
               <w:ind w:left="0" w:firstLine="0"/>
             </w:pPr>
-            <w:proofErr w:type="spellStart"/>
-            <w:proofErr w:type="gramStart"/>
             <w:r>
               <w:rPr>
                 <w:rFonts w:ascii="Courier New" w:eastAsia="Courier New" w:hAnsi="Courier New" w:cs="Courier New"/>
@@ -1308,8 +1007,6 @@
               </w:rPr>
               <w:t>torch.compile</w:t>
             </w:r>
-            <w:proofErr w:type="spellEnd"/>
-            <w:proofErr w:type="gramEnd"/>
           </w:p>
           <w:p>
             <w:pPr>
@@ -1581,17 +1278,8 @@
                 <w:color w:val="475569"/>
                 <w:sz w:val="17"/>
               </w:rPr>
-              <w:t xml:space="preserve">AMD </w:t>
-            </w:r>
-            <w:proofErr w:type="spellStart"/>
-            <w:r>
-              <w:rPr>
-                <w:color w:val="475569"/>
-                <w:sz w:val="17"/>
-              </w:rPr>
-              <w:t>ROCm</w:t>
-            </w:r>
-            <w:proofErr w:type="spellEnd"/>
+              <w:t>AMD ROCm</w:t>
+            </w:r>
           </w:p>
         </w:tc>
         <w:tc>
@@ -2214,23 +1902,7 @@
                 <w:color w:val="475569"/>
                 <w:sz w:val="17"/>
               </w:rPr>
-              <w:t xml:space="preserve">Ordinary </w:t>
-            </w:r>
-            <w:proofErr w:type="spellStart"/>
-            <w:r>
-              <w:rPr>
-                <w:color w:val="475569"/>
-                <w:sz w:val="17"/>
-              </w:rPr>
-              <w:t>PyTorch</w:t>
-            </w:r>
-            <w:proofErr w:type="spellEnd"/>
-            <w:r>
-              <w:rPr>
-                <w:color w:val="475569"/>
-                <w:sz w:val="17"/>
-              </w:rPr>
-              <w:t xml:space="preserve"> usage works with few backend-specific surprises.</w:t>
+              <w:t>Ordinary PyTorch usage works with few backend-specific surprises.</w:t>
             </w:r>
           </w:p>
         </w:tc>
@@ -2305,8 +1977,6 @@
               <w:spacing w:after="0" w:line="259" w:lineRule="auto"/>
               <w:ind w:left="0" w:firstLine="0"/>
             </w:pPr>
-            <w:proofErr w:type="spellStart"/>
-            <w:proofErr w:type="gramStart"/>
             <w:r>
               <w:rPr>
                 <w:rFonts w:ascii="Courier New" w:eastAsia="Courier New" w:hAnsi="Courier New" w:cs="Courier New"/>
@@ -2315,8 +1985,6 @@
               </w:rPr>
               <w:t>torch.compile</w:t>
             </w:r>
-            <w:proofErr w:type="spellEnd"/>
-            <w:proofErr w:type="gramEnd"/>
             <w:r>
               <w:rPr>
                 <w:color w:val="475569"/>
@@ -2347,23 +2015,7 @@
                 <w:color w:val="475569"/>
                 <w:sz w:val="17"/>
               </w:rPr>
-              <w:t xml:space="preserve">Production-capable with mature graph capture, </w:t>
-            </w:r>
-            <w:proofErr w:type="spellStart"/>
-            <w:r>
-              <w:rPr>
-                <w:color w:val="475569"/>
-                <w:sz w:val="17"/>
-              </w:rPr>
-              <w:t>codegen</w:t>
-            </w:r>
-            <w:proofErr w:type="spellEnd"/>
-            <w:r>
-              <w:rPr>
-                <w:color w:val="475569"/>
-                <w:sz w:val="17"/>
-              </w:rPr>
-              <w:t>, and profiling.</w:t>
+              <w:t>Production-capable with mature graph capture, codegen, and profiling.</w:t>
             </w:r>
           </w:p>
         </w:tc>
@@ -2573,23 +2225,7 @@
                 <w:color w:val="475569"/>
                 <w:sz w:val="17"/>
               </w:rPr>
-              <w:t xml:space="preserve">First-party profiler with strong </w:t>
-            </w:r>
-            <w:proofErr w:type="spellStart"/>
-            <w:r>
-              <w:rPr>
-                <w:color w:val="475569"/>
-                <w:sz w:val="17"/>
-              </w:rPr>
-              <w:t>PyTorch</w:t>
-            </w:r>
-            <w:proofErr w:type="spellEnd"/>
-            <w:r>
-              <w:rPr>
-                <w:color w:val="475569"/>
-                <w:sz w:val="17"/>
-              </w:rPr>
-              <w:t xml:space="preserve"> integration.</w:t>
+              <w:t>First-party profiler with strong PyTorch integration.</w:t>
             </w:r>
           </w:p>
         </w:tc>
@@ -2982,23 +2618,7 @@
                 <w:color w:val="475569"/>
                 <w:sz w:val="17"/>
               </w:rPr>
-              <w:t xml:space="preserve">Each </w:t>
-            </w:r>
-            <w:proofErr w:type="spellStart"/>
-            <w:r>
-              <w:rPr>
-                <w:color w:val="475569"/>
-                <w:sz w:val="17"/>
-              </w:rPr>
-              <w:t>PyTorch</w:t>
-            </w:r>
-            <w:proofErr w:type="spellEnd"/>
-            <w:r>
-              <w:rPr>
-                <w:color w:val="475569"/>
-                <w:sz w:val="17"/>
-              </w:rPr>
-              <w:t>, NVIDIA CUDA, or Nsight release.</w:t>
+              <w:t>Each PyTorch, NVIDIA CUDA, or Nsight release.</w:t>
             </w:r>
           </w:p>
         </w:tc>
@@ -3023,21 +2643,12 @@
               <w:spacing w:after="0" w:line="259" w:lineRule="auto"/>
               <w:ind w:left="0" w:firstLine="0"/>
             </w:pPr>
-            <w:proofErr w:type="spellStart"/>
-            <w:r>
-              <w:rPr>
-                <w:color w:val="475569"/>
-                <w:sz w:val="17"/>
-              </w:rPr>
-              <w:t>ROCm</w:t>
-            </w:r>
-            <w:proofErr w:type="spellEnd"/>
-            <w:r>
-              <w:rPr>
-                <w:color w:val="475569"/>
-                <w:sz w:val="17"/>
-              </w:rPr>
-              <w:t xml:space="preserve"> compile and container story</w:t>
+            <w:r>
+              <w:rPr>
+                <w:color w:val="475569"/>
+                <w:sz w:val="17"/>
+              </w:rPr>
+              <w:t>ROCm compile and container story</w:t>
             </w:r>
           </w:p>
         </w:tc>
@@ -3112,39 +2723,7 @@
                 <w:color w:val="475569"/>
                 <w:sz w:val="17"/>
               </w:rPr>
-              <w:t xml:space="preserve">Each </w:t>
-            </w:r>
-            <w:proofErr w:type="spellStart"/>
-            <w:r>
-              <w:rPr>
-                <w:color w:val="475569"/>
-                <w:sz w:val="17"/>
-              </w:rPr>
-              <w:t>ROCm</w:t>
-            </w:r>
-            <w:proofErr w:type="spellEnd"/>
-            <w:r>
-              <w:rPr>
-                <w:color w:val="475569"/>
-                <w:sz w:val="17"/>
-              </w:rPr>
-              <w:t xml:space="preserve">, AMD container, or </w:t>
-            </w:r>
-            <w:proofErr w:type="spellStart"/>
-            <w:r>
-              <w:rPr>
-                <w:color w:val="475569"/>
-                <w:sz w:val="17"/>
-              </w:rPr>
-              <w:t>PyTorch</w:t>
-            </w:r>
-            <w:proofErr w:type="spellEnd"/>
-            <w:r>
-              <w:rPr>
-                <w:color w:val="475569"/>
-                <w:sz w:val="17"/>
-              </w:rPr>
-              <w:t xml:space="preserve"> release.</w:t>
+              <w:t>Each ROCm, AMD container, or PyTorch release.</w:t>
             </w:r>
           </w:p>
         </w:tc>
@@ -3174,45 +2753,20 @@
                 <w:color w:val="475569"/>
                 <w:sz w:val="17"/>
               </w:rPr>
-              <w:t xml:space="preserve">TPU </w:t>
-            </w:r>
-            <w:proofErr w:type="spellStart"/>
-            <w:r>
-              <w:rPr>
-                <w:color w:val="475569"/>
-                <w:sz w:val="17"/>
-              </w:rPr>
-              <w:t>PyTorch</w:t>
-            </w:r>
-            <w:proofErr w:type="spellEnd"/>
-            <w:r>
-              <w:rPr>
-                <w:color w:val="475569"/>
-                <w:sz w:val="17"/>
-              </w:rPr>
-              <w:t>/XLA and</w:t>
-            </w:r>
-          </w:p>
-          <w:p>
-            <w:pPr>
-              <w:spacing w:after="0" w:line="259" w:lineRule="auto"/>
-              <w:ind w:left="0" w:firstLine="0"/>
-            </w:pPr>
-            <w:proofErr w:type="spellStart"/>
-            <w:r>
-              <w:rPr>
-                <w:color w:val="475569"/>
-                <w:sz w:val="17"/>
-              </w:rPr>
-              <w:t>TorchTPU</w:t>
-            </w:r>
-            <w:proofErr w:type="spellEnd"/>
-            <w:r>
-              <w:rPr>
-                <w:color w:val="475569"/>
-                <w:sz w:val="17"/>
-              </w:rPr>
-              <w:t xml:space="preserve"> roadmap</w:t>
+              <w:t>TPU PyTorch/XLA and</w:t>
+            </w:r>
+          </w:p>
+          <w:p>
+            <w:pPr>
+              <w:spacing w:after="0" w:line="259" w:lineRule="auto"/>
+              <w:ind w:left="0" w:firstLine="0"/>
+            </w:pPr>
+            <w:r>
+              <w:rPr>
+                <w:color w:val="475569"/>
+                <w:sz w:val="17"/>
+              </w:rPr>
+              <w:t>TorchTPU roadmap</w:t>
             </w:r>
           </w:p>
         </w:tc>
@@ -3282,21 +2836,12 @@
               <w:spacing w:after="0" w:line="259" w:lineRule="auto"/>
               <w:ind w:left="0" w:firstLine="0"/>
             </w:pPr>
-            <w:proofErr w:type="spellStart"/>
-            <w:r>
-              <w:rPr>
-                <w:color w:val="475569"/>
-                <w:sz w:val="17"/>
-              </w:rPr>
-              <w:t>TorchTPU</w:t>
-            </w:r>
-            <w:proofErr w:type="spellEnd"/>
-            <w:r>
-              <w:rPr>
-                <w:color w:val="475569"/>
-                <w:sz w:val="17"/>
-              </w:rPr>
-              <w:t xml:space="preserve"> public release or a new TPU software matrix.</w:t>
+            <w:r>
+              <w:rPr>
+                <w:color w:val="475569"/>
+                <w:sz w:val="17"/>
+              </w:rPr>
+              <w:t>TorchTPU public release or a new TPU software matrix.</w:t>
             </w:r>
           </w:p>
         </w:tc>
@@ -3396,37 +2941,12 @@
               <w:spacing w:after="0" w:line="259" w:lineRule="auto"/>
               <w:ind w:left="0" w:firstLine="0"/>
             </w:pPr>
-            <w:proofErr w:type="spellStart"/>
-            <w:r>
-              <w:rPr>
-                <w:color w:val="475569"/>
-                <w:sz w:val="17"/>
-              </w:rPr>
-              <w:t>PyTorch</w:t>
-            </w:r>
-            <w:proofErr w:type="spellEnd"/>
-            <w:r>
-              <w:rPr>
-                <w:color w:val="475569"/>
-                <w:sz w:val="17"/>
-              </w:rPr>
-              <w:t xml:space="preserve"> MPS compile tracker, Metal release, or </w:t>
-            </w:r>
-            <w:proofErr w:type="spellStart"/>
-            <w:r>
-              <w:rPr>
-                <w:color w:val="475569"/>
-                <w:sz w:val="17"/>
-              </w:rPr>
-              <w:t>TorchAO</w:t>
-            </w:r>
-            <w:proofErr w:type="spellEnd"/>
-            <w:r>
-              <w:rPr>
-                <w:color w:val="475569"/>
-                <w:sz w:val="17"/>
-              </w:rPr>
-              <w:t xml:space="preserve"> Apple-kernel change.</w:t>
+            <w:r>
+              <w:rPr>
+                <w:color w:val="475569"/>
+                <w:sz w:val="17"/>
+              </w:rPr>
+              <w:t>PyTorch MPS compile tracker, Metal release, or TorchAO Apple-kernel change.</w:t>
             </w:r>
           </w:p>
         </w:tc>
@@ -3784,23 +3304,7 @@
                 <w:color w:val="475569"/>
                 <w:sz w:val="17"/>
               </w:rPr>
-              <w:t xml:space="preserve">Cloud/XLA-native teams; </w:t>
-            </w:r>
-            <w:proofErr w:type="spellStart"/>
-            <w:r>
-              <w:rPr>
-                <w:color w:val="475569"/>
-                <w:sz w:val="17"/>
-              </w:rPr>
-              <w:t>ROCm</w:t>
-            </w:r>
-            <w:proofErr w:type="spellEnd"/>
-            <w:r>
-              <w:rPr>
-                <w:color w:val="475569"/>
-                <w:sz w:val="17"/>
-              </w:rPr>
-              <w:t xml:space="preserve"> for AMD-owned platforms</w:t>
+              <w:t>Cloud/XLA-native teams; ROCm for AMD-owned platforms</w:t>
             </w:r>
           </w:p>
         </w:tc>
@@ -3825,23 +3329,7 @@
                 <w:color w:val="475569"/>
                 <w:sz w:val="17"/>
               </w:rPr>
-              <w:t xml:space="preserve">Apple MPS; ad hoc </w:t>
-            </w:r>
-            <w:proofErr w:type="spellStart"/>
-            <w:r>
-              <w:rPr>
-                <w:color w:val="475569"/>
-                <w:sz w:val="17"/>
-              </w:rPr>
-              <w:t>ROCm</w:t>
-            </w:r>
-            <w:proofErr w:type="spellEnd"/>
-            <w:r>
-              <w:rPr>
-                <w:color w:val="475569"/>
-                <w:sz w:val="17"/>
-              </w:rPr>
-              <w:t xml:space="preserve"> environments</w:t>
+              <w:t>Apple MPS; ad hoc ROCm environments</w:t>
             </w:r>
           </w:p>
         </w:tc>
@@ -3916,21 +3404,12 @@
               <w:spacing w:after="0" w:line="259" w:lineRule="auto"/>
               <w:ind w:left="0" w:firstLine="0"/>
             </w:pPr>
-            <w:proofErr w:type="spellStart"/>
-            <w:r>
-              <w:rPr>
-                <w:color w:val="475569"/>
-                <w:sz w:val="17"/>
-              </w:rPr>
-              <w:t>ROCm</w:t>
-            </w:r>
-            <w:proofErr w:type="spellEnd"/>
-            <w:r>
-              <w:rPr>
-                <w:color w:val="475569"/>
-                <w:sz w:val="17"/>
-              </w:rPr>
-              <w:t xml:space="preserve"> in curated containers; TPU for static XLA-friendly pipelines; Apple for small local jobs</w:t>
+            <w:r>
+              <w:rPr>
+                <w:color w:val="475569"/>
+                <w:sz w:val="17"/>
+              </w:rPr>
+              <w:t>ROCm in curated containers; TPU for static XLA-friendly pipelines; Apple for small local jobs</w:t>
             </w:r>
           </w:p>
         </w:tc>
@@ -4030,21 +3509,12 @@
               <w:spacing w:after="0" w:line="259" w:lineRule="auto"/>
               <w:ind w:left="0" w:firstLine="0"/>
             </w:pPr>
-            <w:proofErr w:type="spellStart"/>
-            <w:r>
-              <w:rPr>
-                <w:color w:val="475569"/>
-                <w:sz w:val="17"/>
-              </w:rPr>
-              <w:t>ROCm</w:t>
-            </w:r>
-            <w:proofErr w:type="spellEnd"/>
-            <w:r>
-              <w:rPr>
-                <w:color w:val="475569"/>
-                <w:sz w:val="17"/>
-              </w:rPr>
-              <w:t xml:space="preserve"> on memory-heavy AMD nodes; TPU for Google Cloud batch serving</w:t>
+            <w:r>
+              <w:rPr>
+                <w:color w:val="475569"/>
+                <w:sz w:val="17"/>
+              </w:rPr>
+              <w:t>ROCm on memory-heavy AMD nodes; TPU for Google Cloud batch serving</w:t>
             </w:r>
           </w:p>
         </w:tc>
@@ -4138,23 +3608,7 @@
                 <w:color w:val="475569"/>
                 <w:sz w:val="17"/>
               </w:rPr>
-              <w:t xml:space="preserve">Apple Silicon with MLX or eager </w:t>
-            </w:r>
-            <w:proofErr w:type="spellStart"/>
-            <w:r>
-              <w:rPr>
-                <w:color w:val="475569"/>
-                <w:sz w:val="17"/>
-              </w:rPr>
-              <w:t>PyTorch</w:t>
-            </w:r>
-            <w:proofErr w:type="spellEnd"/>
-            <w:r>
-              <w:rPr>
-                <w:color w:val="475569"/>
-                <w:sz w:val="17"/>
-              </w:rPr>
-              <w:t xml:space="preserve"> MPS, depending on</w:t>
+              <w:t>Apple Silicon with MLX or eager PyTorch MPS, depending on</w:t>
             </w:r>
           </w:p>
           <w:p>
@@ -4192,55 +3646,7 @@
                 <w:color w:val="475569"/>
                 <w:sz w:val="17"/>
               </w:rPr>
-              <w:t xml:space="preserve">CUDA </w:t>
-            </w:r>
-            <w:proofErr w:type="gramStart"/>
-            <w:r>
-              <w:rPr>
-                <w:color w:val="475569"/>
-                <w:sz w:val="17"/>
-              </w:rPr>
-              <w:t>workstations;</w:t>
-            </w:r>
-            <w:proofErr w:type="gramEnd"/>
-            <w:r>
-              <w:rPr>
-                <w:color w:val="475569"/>
-                <w:sz w:val="17"/>
-              </w:rPr>
-              <w:t xml:space="preserve"> </w:t>
-            </w:r>
-            <w:proofErr w:type="spellStart"/>
-            <w:r>
-              <w:rPr>
-                <w:color w:val="475569"/>
-                <w:sz w:val="17"/>
-              </w:rPr>
-              <w:t>ROCm</w:t>
-            </w:r>
-            <w:proofErr w:type="spellEnd"/>
-            <w:r>
-              <w:rPr>
-                <w:color w:val="475569"/>
-                <w:sz w:val="17"/>
-              </w:rPr>
-              <w:t xml:space="preserve"> workstations </w:t>
-            </w:r>
-            <w:proofErr w:type="gramStart"/>
-            <w:r>
-              <w:rPr>
-                <w:color w:val="475569"/>
-                <w:sz w:val="17"/>
-              </w:rPr>
-              <w:t>where</w:t>
-            </w:r>
-            <w:proofErr w:type="gramEnd"/>
-            <w:r>
-              <w:rPr>
-                <w:color w:val="475569"/>
-                <w:sz w:val="17"/>
-              </w:rPr>
-              <w:t xml:space="preserve"> supported</w:t>
+              <w:t>CUDA workstations; ROCm workstations where supported</w:t>
             </w:r>
           </w:p>
         </w:tc>
@@ -4267,8 +3673,6 @@
               </w:rPr>
               <w:t xml:space="preserve">TPU; MPS </w:t>
             </w:r>
-            <w:proofErr w:type="spellStart"/>
-            <w:proofErr w:type="gramStart"/>
             <w:r>
               <w:rPr>
                 <w:rFonts w:ascii="Courier New" w:eastAsia="Courier New" w:hAnsi="Courier New" w:cs="Courier New"/>
@@ -4277,8 +3681,6 @@
               </w:rPr>
               <w:t>torch.compile</w:t>
             </w:r>
-            <w:proofErr w:type="spellEnd"/>
-            <w:proofErr w:type="gramEnd"/>
             <w:r>
               <w:rPr>
                 <w:color w:val="475569"/>
@@ -4359,21 +3761,12 @@
               <w:spacing w:after="0" w:line="259" w:lineRule="auto"/>
               <w:ind w:left="0" w:firstLine="0"/>
             </w:pPr>
-            <w:proofErr w:type="spellStart"/>
-            <w:r>
-              <w:rPr>
-                <w:color w:val="475569"/>
-                <w:sz w:val="17"/>
-              </w:rPr>
-              <w:t>ROCm</w:t>
-            </w:r>
-            <w:proofErr w:type="spellEnd"/>
-            <w:r>
-              <w:rPr>
-                <w:color w:val="475569"/>
-                <w:sz w:val="17"/>
-              </w:rPr>
-              <w:t xml:space="preserve"> if it is the intended deployment target; TPU if XLA is part of the research question</w:t>
+            <w:r>
+              <w:rPr>
+                <w:color w:val="475569"/>
+                <w:sz w:val="17"/>
+              </w:rPr>
+              <w:t>ROCm if it is the intended deployment target; TPU if XLA is part of the research question</w:t>
             </w:r>
           </w:p>
         </w:tc>
@@ -4398,23 +3791,7 @@
                 <w:color w:val="475569"/>
                 <w:sz w:val="17"/>
               </w:rPr>
-              <w:t xml:space="preserve">Backend-specific kernels before correctness </w:t>
-            </w:r>
-            <w:proofErr w:type="gramStart"/>
-            <w:r>
-              <w:rPr>
-                <w:color w:val="475569"/>
-                <w:sz w:val="17"/>
-              </w:rPr>
-              <w:t>is</w:t>
-            </w:r>
-            <w:proofErr w:type="gramEnd"/>
-            <w:r>
-              <w:rPr>
-                <w:color w:val="475569"/>
-                <w:sz w:val="17"/>
-              </w:rPr>
-              <w:t xml:space="preserve"> portable</w:t>
+              <w:t>Backend-specific kernels before correctness is portable</w:t>
             </w:r>
           </w:p>
         </w:tc>
@@ -4453,15 +3830,7 @@
         <w:t>local experimentation</w:t>
       </w:r>
       <w:r>
-        <w:t xml:space="preserve"> more explicitly than the headline decision matrix. It does not overturn the main recommendation; it explains why a team can rationally use Apple locally, CUDA as the cluster reference, </w:t>
-      </w:r>
-      <w:proofErr w:type="spellStart"/>
-      <w:r>
-        <w:t>ROCm</w:t>
-      </w:r>
-      <w:proofErr w:type="spellEnd"/>
-      <w:r>
-        <w:t xml:space="preserve"> as an intentional second cluster target, and TPU as a specialized cloud target at the same time.</w:t>
+        <w:t xml:space="preserve"> more explicitly than the headline decision matrix. It does not overturn the main recommendation; it explains why a team can rationally use Apple locally, CUDA as the cluster reference, ROCm as an intentional second cluster target, and TPU as a specialized cloud target at the same time.</w:t>
       </w:r>
     </w:p>
     <w:p>
@@ -4475,21 +3844,7 @@
         <w:rPr>
           <w:b/>
         </w:rPr>
-        <w:t xml:space="preserve">"what should be the default </w:t>
-      </w:r>
-      <w:proofErr w:type="spellStart"/>
-      <w:r>
-        <w:rPr>
-          <w:b/>
-        </w:rPr>
-        <w:t>PyTorch</w:t>
-      </w:r>
-      <w:proofErr w:type="spellEnd"/>
-      <w:r>
-        <w:rPr>
-          <w:b/>
-        </w:rPr>
-        <w:t xml:space="preserve"> cluster standard?"</w:t>
+        <w:t>"what should be the default PyTorch cluster standard?"</w:t>
       </w:r>
       <w:r>
         <w:t xml:space="preserve">, the answer is still </w:t>
@@ -4501,50 +3856,14 @@
         <w:t>CUDA</w:t>
       </w:r>
       <w:r>
-        <w:t xml:space="preserve">. </w:t>
-      </w:r>
-      <w:proofErr w:type="spellStart"/>
-      <w:r>
-        <w:t>PyTorch</w:t>
-      </w:r>
-      <w:proofErr w:type="spellEnd"/>
-      <w:r>
-        <w:t xml:space="preserve"> 2.7 added Blackwell support, </w:t>
-      </w:r>
-      <w:proofErr w:type="spellStart"/>
-      <w:r>
-        <w:t>PyTorch</w:t>
-      </w:r>
-      <w:proofErr w:type="spellEnd"/>
-      <w:r>
-        <w:t xml:space="preserve"> 2.11 added an upstream FlashAttention-4 backend for </w:t>
-      </w:r>
-      <w:proofErr w:type="spellStart"/>
-      <w:r>
-        <w:t>FlexAttention</w:t>
-      </w:r>
-      <w:proofErr w:type="spellEnd"/>
-      <w:r>
-        <w:t xml:space="preserve"> on Hopper and Blackwell, and </w:t>
-      </w:r>
-      <w:proofErr w:type="spellStart"/>
-      <w:r>
-        <w:t>PyTorch</w:t>
-      </w:r>
-      <w:proofErr w:type="spellEnd"/>
-      <w:r>
-        <w:t xml:space="preserve"> 2.12 continued to expand CUDA-first compiler and graph features. Nsight Systems 2026.2 now even annotates optimized graphs generated by </w:t>
-      </w:r>
-      <w:proofErr w:type="spellStart"/>
-      <w:proofErr w:type="gramStart"/>
+        <w:t xml:space="preserve">. PyTorch 2.7 added Blackwell support, PyTorch 2.11 added an upstream FlashAttention-4 backend for FlexAttention on Hopper and Blackwell, and PyTorch 2.12 continued to expand CUDA-first compiler and graph features. Nsight Systems 2026.2 now even annotates optimized graphs generated by </w:t>
+      </w:r>
       <w:r>
         <w:rPr>
           <w:rFonts w:ascii="Courier New" w:eastAsia="Courier New" w:hAnsi="Courier New" w:cs="Courier New"/>
         </w:rPr>
         <w:t>torch.compile</w:t>
       </w:r>
-      <w:proofErr w:type="spellEnd"/>
-      <w:proofErr w:type="gramEnd"/>
       <w:r>
         <w:t xml:space="preserve">, which is exactly the kind of tooling convergence that turns a compiler feature into a dependable production tool rather than a benchmark trick. </w:t>
       </w:r>
@@ -4583,7 +3902,7 @@
           <w:color w:val="4F46E5"/>
           <w:vertAlign w:val="superscript"/>
         </w:rPr>
-        <w:t>[60]</w:t>
+        <w:t>[37]</w:t>
       </w:r>
     </w:p>
     <w:p>
@@ -4600,15 +3919,7 @@
         <w:t>"what is the most interesting alternative?"</w:t>
       </w:r>
       <w:r>
-        <w:t xml:space="preserve">, </w:t>
-      </w:r>
-      <w:proofErr w:type="spellStart"/>
-      <w:r>
-        <w:t>ROCm</w:t>
-      </w:r>
-      <w:proofErr w:type="spellEnd"/>
-      <w:r>
-        <w:t xml:space="preserve"> now deserves a serious seat at the table.</w:t>
+        <w:t>, ROCm now deserves a serious seat at the table.</w:t>
       </w:r>
     </w:p>
     <w:p>
@@ -4616,13 +3927,8 @@
         <w:spacing w:after="196"/>
         <w:ind w:left="-5" w:right="1"/>
       </w:pPr>
-      <w:proofErr w:type="spellStart"/>
-      <w:r>
-        <w:t>PyTorch</w:t>
-      </w:r>
-      <w:proofErr w:type="spellEnd"/>
-      <w:r>
-        <w:t xml:space="preserve"> 2.8 added functional support for the new </w:t>
+      <w:r>
+        <w:t xml:space="preserve">PyTorch 2.8 added functional support for the new </w:t>
       </w:r>
       <w:r>
         <w:rPr>
@@ -4631,31 +3937,7 @@
         <w:t>gfx950</w:t>
       </w:r>
       <w:r>
-        <w:t xml:space="preserve"> architecture on </w:t>
-      </w:r>
-      <w:proofErr w:type="spellStart"/>
-      <w:r>
-        <w:t>ROCm</w:t>
-      </w:r>
-      <w:proofErr w:type="spellEnd"/>
-      <w:r>
-        <w:t xml:space="preserve"> 7 with max-autotune coverage in </w:t>
-      </w:r>
-      <w:proofErr w:type="spellStart"/>
-      <w:r>
-        <w:t>TorchInductor</w:t>
-      </w:r>
-      <w:proofErr w:type="spellEnd"/>
-      <w:r>
-        <w:t xml:space="preserve"> and the Composable Kernel backend; </w:t>
-      </w:r>
-      <w:proofErr w:type="spellStart"/>
-      <w:r>
-        <w:t>ROCm</w:t>
-      </w:r>
-      <w:proofErr w:type="spellEnd"/>
-      <w:r>
-        <w:t xml:space="preserve"> documentation now treats Triton and CK as first-class optimization tools; and AMD's current </w:t>
+        <w:t xml:space="preserve"> architecture on ROCm 7 with max-autotune coverage in TorchInductor and the Composable Kernel backend; ROCm documentation now treats Triton and CK as first-class optimization tools; and AMD's current </w:t>
       </w:r>
       <w:r>
         <w:rPr>
@@ -4664,39 +3946,7 @@
         <w:t>primus</w:t>
       </w:r>
       <w:r>
-        <w:t xml:space="preserve"> training images ship with a modern stack that includes </w:t>
-      </w:r>
-      <w:proofErr w:type="spellStart"/>
-      <w:r>
-        <w:t>PyTorch</w:t>
-      </w:r>
-      <w:proofErr w:type="spellEnd"/>
-      <w:r>
-        <w:t xml:space="preserve">, Triton, </w:t>
-      </w:r>
-      <w:proofErr w:type="spellStart"/>
-      <w:r>
-        <w:t>FlashAttention</w:t>
-      </w:r>
-      <w:proofErr w:type="spellEnd"/>
-      <w:r>
-        <w:t xml:space="preserve"> 2.8.3, Transformer Engine 2.8, </w:t>
-      </w:r>
-      <w:proofErr w:type="spellStart"/>
-      <w:r>
-        <w:t>hipBLASLt</w:t>
-      </w:r>
-      <w:proofErr w:type="spellEnd"/>
-      <w:r>
-        <w:t xml:space="preserve">, and RCCL. But AMD's own docs still recommend Docker as the preferred installation path specifically to avoid environment issues, which tells you that </w:t>
-      </w:r>
-      <w:proofErr w:type="spellStart"/>
-      <w:r>
-        <w:t>ROCm's</w:t>
-      </w:r>
-      <w:proofErr w:type="spellEnd"/>
-      <w:r>
-        <w:t xml:space="preserve"> software story is improving faster than its "boring install" story. </w:t>
+        <w:t xml:space="preserve"> training images ship with a modern stack that includes PyTorch, Triton, FlashAttention 2.8.3, Transformer Engine 2.8, hipBLASLt, and RCCL. But AMD's own docs still recommend Docker as the preferred installation path specifically to avoid environment issues, which tells you that ROCm's software story is improving faster than its "boring install" story. </w:t>
       </w:r>
       <w:r>
         <w:rPr>
@@ -4750,27 +4000,7 @@
         <w:ind w:left="-5" w:right="1"/>
       </w:pPr>
       <w:r>
-        <w:t>Google</w:t>
-      </w:r>
-      <w:r>
-        <w:t xml:space="preserve"> publishes per-chip-hour pricing for TPU v5p, Trillium, and Ironwood on its Cloud TPU pricing page; rates vary by region and </w:t>
-      </w:r>
-      <w:proofErr w:type="gramStart"/>
-      <w:r>
-        <w:t>commitment, and</w:t>
-      </w:r>
-      <w:proofErr w:type="gramEnd"/>
-      <w:r>
-        <w:t xml:space="preserve"> committed-use discounts substantially reduce on-demand rates</w:t>
-      </w:r>
-      <w:r>
-        <w:t xml:space="preserve">. Google's eighth-generation TPU announcement </w:t>
-      </w:r>
-      <w:r>
-        <w:t xml:space="preserve">— TPU 8t for training and TPU 8i for inference, the successors to the v7 Ironwood family — </w:t>
-      </w:r>
-      <w:r>
-        <w:t xml:space="preserve">is more specific about system claims: TPU 8t is described as delivering nearly </w:t>
+        <w:t xml:space="preserve">Google publishes per-chip-hour pricing for TPU v5p, Trillium, and Ironwood on its Cloud TPU pricing page; rates vary by region and commitment, and committed-use discounts substantially reduce on-demand rates. Google's eighth-generation TPU announcement — TPU 8t for training and TPU 8i for inference, the successors to the v7 Ironwood family — is more specific about system claims: TPU 8t is described as delivering nearly </w:t>
       </w:r>
       <w:r>
         <w:rPr>
@@ -4788,23 +4018,7 @@
         <w:t>2×</w:t>
       </w:r>
       <w:r>
-        <w:t xml:space="preserve"> better performance per watt over Ironwood. The catch is that </w:t>
-      </w:r>
-      <w:proofErr w:type="spellStart"/>
-      <w:r>
-        <w:t>PyTorch</w:t>
-      </w:r>
-      <w:proofErr w:type="spellEnd"/>
-      <w:r>
-        <w:t xml:space="preserve"> on TPU still lives behind </w:t>
-      </w:r>
-      <w:proofErr w:type="spellStart"/>
-      <w:r>
-        <w:t>PyTorch</w:t>
-      </w:r>
-      <w:proofErr w:type="spellEnd"/>
-      <w:r>
-        <w:t xml:space="preserve">/XLA and XLA-native constraints, rather than feeling like a normal accelerator backend in the way CUDA does. </w:t>
+        <w:t xml:space="preserve"> better performance per watt over Ironwood. The catch is that PyTorch on TPU still lives behind PyTorch/XLA and XLA-native constraints, rather than feeling like a normal accelerator backend in the way CUDA does. </w:t>
       </w:r>
       <w:r>
         <w:rPr>
@@ -4895,31 +4109,7 @@
         <w:t>128GB unified memory</w:t>
       </w:r>
       <w:r>
-        <w:t xml:space="preserve">. </w:t>
-      </w:r>
-      <w:proofErr w:type="spellStart"/>
-      <w:r>
-        <w:t>PyTorch</w:t>
-      </w:r>
-      <w:proofErr w:type="spellEnd"/>
-      <w:r>
-        <w:t xml:space="preserve"> 2.12 also moved all MPS tensors to unified memory unconditionally, which narrows the conceptual gap between </w:t>
-      </w:r>
-      <w:proofErr w:type="spellStart"/>
-      <w:r>
-        <w:t>PyTorch</w:t>
-      </w:r>
-      <w:proofErr w:type="spellEnd"/>
-      <w:r>
-        <w:t xml:space="preserve"> MPS and frameworks like MLX that were designed around Apple's shared-memory model from the start. What Apple still does not have is a production-grade </w:t>
-      </w:r>
-      <w:proofErr w:type="spellStart"/>
-      <w:r>
-        <w:t>PyTorch</w:t>
-      </w:r>
-      <w:proofErr w:type="spellEnd"/>
-      <w:r>
-        <w:t xml:space="preserve"> compiler stack equivalent to CUDA. </w:t>
+        <w:t xml:space="preserve">. PyTorch 2.12 also moved all MPS tensors to unified memory unconditionally, which narrows the conceptual gap between PyTorch MPS and frameworks like MLX that were designed around Apple's shared-memory model from the start. What Apple still does not have is a production-grade PyTorch compiler stack equivalent to CUDA. </w:t>
       </w:r>
       <w:r>
         <w:rPr>
@@ -5020,36 +4210,7 @@
         <w:ind w:left="-5" w:right="1"/>
       </w:pPr>
       <w:r>
-        <w:t>The map compresses the report's main thesis into two axes</w:t>
-      </w:r>
-      <w:r>
-        <w:t xml:space="preserve">: </w:t>
-      </w:r>
-      <w:proofErr w:type="spellStart"/>
-      <w:r>
-        <w:t>PyTorch</w:t>
-      </w:r>
-      <w:proofErr w:type="spellEnd"/>
-      <w:r>
-        <w:t xml:space="preserve">-native ergonomics (how naturally the platform behaves like a normal </w:t>
-      </w:r>
-      <w:proofErr w:type="spellStart"/>
-      <w:r>
-        <w:t>PyTorch</w:t>
-      </w:r>
-      <w:proofErr w:type="spellEnd"/>
-      <w:r>
-        <w:t xml:space="preserve"> backend, including </w:t>
-      </w:r>
-      <w:proofErr w:type="spellStart"/>
-      <w:proofErr w:type="gramStart"/>
-      <w:r>
-        <w:t>torch.compile</w:t>
-      </w:r>
-      <w:proofErr w:type="spellEnd"/>
-      <w:proofErr w:type="gramEnd"/>
-      <w:r>
-        <w:t>, eager debugging, profiler support, and kernel ecosystem) and datacenter scalability (how cleanly the platform extends from a single accelerator to multi-node training at frontier-model scale).</w:t>
+        <w:t>The map compresses the report's main thesis into two axes: PyTorch-native ergonomics (how naturally the platform behaves like a normal PyTorch backend, including torch.compile, eager debugging, profiler support, and kernel ecosystem) and datacenter scalability (how cleanly the platform extends from a single accelerator to multi-node training at frontier-model scale).</w:t>
       </w:r>
     </w:p>
     <w:p>
@@ -5058,39 +4219,7 @@
         <w:ind w:left="-5" w:right="1"/>
       </w:pPr>
       <w:r>
-        <w:t xml:space="preserve">CUDA sits high on both. The </w:t>
-      </w:r>
-      <w:proofErr w:type="spellStart"/>
-      <w:r>
-        <w:t>PyTorch</w:t>
-      </w:r>
-      <w:proofErr w:type="spellEnd"/>
-      <w:r>
-        <w:t xml:space="preserve">-on-CUDA stack remains the most complete: </w:t>
-      </w:r>
-      <w:proofErr w:type="spellStart"/>
-      <w:r>
-        <w:t>TorchInductor</w:t>
-      </w:r>
-      <w:proofErr w:type="spellEnd"/>
-      <w:r>
-        <w:t xml:space="preserve"> with the CUTLASS and </w:t>
-      </w:r>
-      <w:proofErr w:type="spellStart"/>
-      <w:r>
-        <w:t>CuTeDSL</w:t>
-      </w:r>
-      <w:proofErr w:type="spellEnd"/>
-      <w:r>
-        <w:t xml:space="preserve"> backends, FlashAttention-4 on Hopper and Blackwell, mature NCCL collectives, Nsight visibility into compiled graphs, and a kernel ecosystem that absorbs new research within weeks. Scale-up via </w:t>
-      </w:r>
-      <w:proofErr w:type="spellStart"/>
-      <w:r>
-        <w:t>NVLink</w:t>
-      </w:r>
-      <w:proofErr w:type="spellEnd"/>
-      <w:r>
-        <w:t xml:space="preserve"> and scale-out via InfiniBand are both well-understood operationally. There is no other platform where the path from a laptop prototype to a 10,000-GPU training run is as well-trodden.</w:t>
+        <w:t>CUDA sits high on both. The PyTorch-on-CUDA stack remains the most complete: TorchInductor with the CUTLASS and CuTeDSL backends, FlashAttention-4 on Hopper and Blackwell, mature NCCL collectives, Nsight visibility into compiled graphs, and a kernel ecosystem that absorbs new research within weeks. Scale-up via NVLink and scale-out via InfiniBand are both well-understood operationally. There is no other platform where the path from a laptop prototype to a 10,000-GPU training run is as well-trodden.</w:t>
       </w:r>
     </w:p>
     <w:p>
@@ -5098,39 +4227,8 @@
         <w:spacing w:after="381"/>
         <w:ind w:left="-5" w:right="1"/>
       </w:pPr>
-      <w:proofErr w:type="spellStart"/>
-      <w:r>
-        <w:t>ROCm</w:t>
-      </w:r>
-      <w:proofErr w:type="spellEnd"/>
-      <w:r>
-        <w:t xml:space="preserve"> has moved decisively toward the upper-right since the 2025 report, but its position still depends on the operating environment. In curated MI300X- or MI325X-class clusters with vendor-supported Docker images and a disciplined </w:t>
-      </w:r>
-      <w:proofErr w:type="spellStart"/>
-      <w:r>
-        <w:t>ROCm</w:t>
-      </w:r>
-      <w:proofErr w:type="spellEnd"/>
-      <w:r>
-        <w:t xml:space="preserve"> version pin, the </w:t>
-      </w:r>
-      <w:proofErr w:type="spellStart"/>
-      <w:r>
-        <w:t>PyTorch</w:t>
-      </w:r>
-      <w:proofErr w:type="spellEnd"/>
-      <w:r>
-        <w:t xml:space="preserve"> experience is close to CUDA parity for the most common workloads: SDPA via FlashAttention-2 on CK, FSDP via RCCL, and </w:t>
-      </w:r>
-      <w:proofErr w:type="spellStart"/>
-      <w:proofErr w:type="gramStart"/>
-      <w:r>
-        <w:t>torch.compile</w:t>
-      </w:r>
-      <w:proofErr w:type="spellEnd"/>
-      <w:proofErr w:type="gramEnd"/>
-      <w:r>
-        <w:t xml:space="preserve"> with the Triton backend. Outside those curated environments, the install story is noticeably more fragile than CUDA's, which is why AMD's own documentation continues to recommend Docker as the default path.</w:t>
+      <w:r>
+        <w:t>ROCm has moved decisively toward the upper-right since the 2025 report, but its position still depends on the operating environment. In curated MI300X- or MI325X-class clusters with vendor-supported Docker images and a disciplined ROCm version pin, the PyTorch experience is close to CUDA parity for the most common workloads: SDPA via FlashAttention-2 on CK, FSDP via RCCL, and torch.compile with the Triton backend. Outside those curated environments, the install story is noticeably more fragile than CUDA's, which is why AMD's own documentation continues to recommend Docker as the default path.</w:t>
       </w:r>
     </w:p>
     <w:p>
@@ -5139,51 +4237,9 @@
         <w:ind w:left="-5" w:right="1"/>
       </w:pPr>
       <w:r>
-        <w:t xml:space="preserve">Apple Silicon is the local-ergonomics outlier. On the ergonomics axis it scores well for desk-side and laptop workflows: </w:t>
-      </w:r>
-      <w:proofErr w:type="spellStart"/>
-      <w:r>
-        <w:t>PyTorch</w:t>
-      </w:r>
-      <w:proofErr w:type="spellEnd"/>
-      <w:r>
-        <w:t xml:space="preserve"> MPS is built into the standard Apple Silicon wheel, MLX installs with a single pip command, and </w:t>
-      </w:r>
-      <w:proofErr w:type="spellStart"/>
-      <w:r>
-        <w:t>PyTorch</w:t>
-      </w:r>
-      <w:proofErr w:type="spellEnd"/>
-      <w:r>
-        <w:t xml:space="preserve"> 2.12's unified-memory MPS tensors make the mental model close to </w:t>
-      </w:r>
-      <w:proofErr w:type="gramStart"/>
-      <w:r>
-        <w:t>MLX's</w:t>
-      </w:r>
-      <w:proofErr w:type="gramEnd"/>
-      <w:r>
-        <w:t xml:space="preserve">. On the scalability axis it scores near zero, because there is no production multi-node Apple Silicon training story and no compiled </w:t>
-      </w:r>
-      <w:proofErr w:type="spellStart"/>
-      <w:r>
-        <w:t>PyTorch</w:t>
-      </w:r>
-      <w:proofErr w:type="spellEnd"/>
-      <w:r>
-        <w:t xml:space="preserve"> path on Apple that </w:t>
-      </w:r>
-      <w:r>
+        <w:t xml:space="preserve">Apple Silicon is the local-ergonomics outlier. On the ergonomics axis it scores well for desk-side and laptop workflows: PyTorch MPS is built into the standard Apple Silicon wheel, MLX installs with a single pip command, and PyTorch 2.12's unified-memory MPS tensors make the mental model close to MLX's. On the scalability axis it scores near zero, because there is no production multi-node Apple Silicon training story and no compiled PyTorch path on Apple that </w:t>
         <w:lastRenderedPageBreak/>
-        <w:t xml:space="preserve">matches </w:t>
-      </w:r>
-      <w:proofErr w:type="gramStart"/>
-      <w:r>
-        <w:t>CUDA's</w:t>
-      </w:r>
-      <w:proofErr w:type="gramEnd"/>
-      <w:r>
-        <w:t>. Apple's position on the map is therefore narrow and tall: excellent for one developer, irrelevant at cluster scale.</w:t>
+        <w:t>matches CUDA's. Apple's position on the map is therefore narrow and tall: excellent for one developer, irrelevant at cluster scale.</w:t>
       </w:r>
     </w:p>
     <w:p>
@@ -5192,34 +4248,7 @@
         <w:ind w:left="-5" w:right="1"/>
       </w:pPr>
       <w:r>
-        <w:t xml:space="preserve">TPU is highly scalable but less </w:t>
-      </w:r>
-      <w:proofErr w:type="spellStart"/>
-      <w:r>
-        <w:t>PyTorch</w:t>
-      </w:r>
-      <w:proofErr w:type="spellEnd"/>
-      <w:r>
-        <w:t xml:space="preserve">-native because XLA and PJRT remain part of the programming model. Pod-scale ICI interconnect and the SPMD execution model let TPU pods reach world sizes that GPU clusters struggle to match, and the economics on XLA-friendly workloads remain compelling. The cost is conceptual surface area: graph breaks, recompilation triggers, and static-shape discipline are first-class concerns in a way they are not on CUDA. The </w:t>
-      </w:r>
-      <w:proofErr w:type="spellStart"/>
-      <w:r>
-        <w:t>TorchTPU</w:t>
-      </w:r>
-      <w:proofErr w:type="spellEnd"/>
-      <w:r>
-        <w:t xml:space="preserve"> roadmap is narrowing this gap, but as of May 2026 </w:t>
-      </w:r>
-      <w:proofErr w:type="spellStart"/>
-      <w:r>
-        <w:t>PyTorch</w:t>
-      </w:r>
-      <w:proofErr w:type="spellEnd"/>
-      <w:r>
-        <w:t>/XLA is still the production path.</w:t>
-      </w:r>
-      <w:r>
-        <w:t xml:space="preserve"> programming model. Apple MPS/MLX is the local-ergonomics outlier: excellent for desk-side and laptop workflows, but not a datacenter scaling answer.</w:t>
+        <w:t>TPU is highly scalable but less PyTorch-native because XLA and PJRT remain part of the programming model. Pod-scale ICI interconnect and the SPMD execution model let TPU pods reach world sizes that GPU clusters struggle to match, and the economics on XLA-friendly workloads remain compelling. The cost is conceptual surface area: graph breaks, recompilation triggers, and static-shape discipline are first-class concerns in a way they are not on CUDA. The TorchTPU roadmap is narrowing this gap, but as of May 2026 PyTorch/XLA is still the production path. programming model. Apple MPS/MLX is the local-ergonomics outlier: excellent for desk-side and laptop workflows, but not a datacenter scaling answer.</w:t>
       </w:r>
     </w:p>
     <w:p>
@@ -5228,17 +4257,7 @@
         <w:ind w:left="-5"/>
       </w:pPr>
       <w:r>
-        <w:t xml:space="preserve">Deep Dive on the </w:t>
-      </w:r>
-      <w:proofErr w:type="spellStart"/>
-      <w:proofErr w:type="gramStart"/>
-      <w:r>
-        <w:t>torch.compile</w:t>
-      </w:r>
-      <w:proofErr w:type="spellEnd"/>
-      <w:proofErr w:type="gramEnd"/>
-      <w:r>
-        <w:t xml:space="preserve"> Landscape</w:t>
+        <w:t>Deep Dive on the torch.compile Landscape</w:t>
       </w:r>
     </w:p>
     <w:p>
@@ -5249,16 +4268,12 @@
       <w:r>
         <w:t xml:space="preserve">The right way to think about </w:t>
       </w:r>
-      <w:proofErr w:type="spellStart"/>
-      <w:proofErr w:type="gramStart"/>
       <w:r>
         <w:rPr>
           <w:rFonts w:ascii="Courier New" w:eastAsia="Courier New" w:hAnsi="Courier New" w:cs="Courier New"/>
         </w:rPr>
         <w:t>torch.compile</w:t>
       </w:r>
-      <w:proofErr w:type="spellEnd"/>
-      <w:proofErr w:type="gramEnd"/>
       <w:r>
         <w:t xml:space="preserve"> in 2026 is not as one compiler, but as a </w:t>
       </w:r>
@@ -5269,35 +4284,23 @@
         <w:t>frontend contract</w:t>
       </w:r>
       <w:r>
-        <w:t xml:space="preserve"> with multiple backend personalities. The frontend has become more capable. </w:t>
-      </w:r>
-      <w:proofErr w:type="spellStart"/>
-      <w:r>
-        <w:t>PyTorch</w:t>
-      </w:r>
-      <w:proofErr w:type="spellEnd"/>
-      <w:r>
-        <w:t xml:space="preserve"> 2.8 introduced structured control-flow operators such as </w:t>
-      </w:r>
-      <w:proofErr w:type="spellStart"/>
+        <w:t xml:space="preserve"> with multiple backend personalities. The frontend has become more capable. PyTorch 2.8 introduced structured control-flow operators such as </w:t>
+      </w:r>
       <w:r>
         <w:rPr>
           <w:rFonts w:ascii="Courier New" w:eastAsia="Courier New" w:hAnsi="Courier New" w:cs="Courier New"/>
         </w:rPr>
         <w:t>cond</w:t>
       </w:r>
-      <w:proofErr w:type="spellEnd"/>
       <w:r>
         <w:t xml:space="preserve">, </w:t>
       </w:r>
-      <w:proofErr w:type="spellStart"/>
       <w:r>
         <w:rPr>
           <w:rFonts w:ascii="Courier New" w:eastAsia="Courier New" w:hAnsi="Courier New" w:cs="Courier New"/>
         </w:rPr>
         <w:t>while_loop</w:t>
       </w:r>
-      <w:proofErr w:type="spellEnd"/>
       <w:r>
         <w:t xml:space="preserve">, </w:t>
       </w:r>
@@ -5310,14 +4313,12 @@
       <w:r>
         <w:t xml:space="preserve">, </w:t>
       </w:r>
-      <w:proofErr w:type="spellStart"/>
       <w:r>
         <w:rPr>
           <w:rFonts w:ascii="Courier New" w:eastAsia="Courier New" w:hAnsi="Courier New" w:cs="Courier New"/>
         </w:rPr>
         <w:t>associative_scan</w:t>
       </w:r>
-      <w:proofErr w:type="spellEnd"/>
       <w:r>
         <w:t xml:space="preserve">, and </w:t>
       </w:r>
@@ -5330,39 +4331,23 @@
       <w:r>
         <w:t xml:space="preserve">, specifically so models with nontrivial control flow could be expressed in a way compatible with </w:t>
       </w:r>
-      <w:proofErr w:type="spellStart"/>
-      <w:proofErr w:type="gramStart"/>
       <w:r>
         <w:rPr>
           <w:rFonts w:ascii="Courier New" w:eastAsia="Courier New" w:hAnsi="Courier New" w:cs="Courier New"/>
         </w:rPr>
         <w:t>torch.compile</w:t>
       </w:r>
-      <w:proofErr w:type="spellEnd"/>
-      <w:proofErr w:type="gramEnd"/>
       <w:r>
         <w:t xml:space="preserve"> and </w:t>
       </w:r>
-      <w:proofErr w:type="spellStart"/>
-      <w:proofErr w:type="gramStart"/>
       <w:r>
         <w:rPr>
           <w:rFonts w:ascii="Courier New" w:eastAsia="Courier New" w:hAnsi="Courier New" w:cs="Courier New"/>
         </w:rPr>
         <w:t>torch.export</w:t>
       </w:r>
-      <w:proofErr w:type="spellEnd"/>
-      <w:proofErr w:type="gramEnd"/>
-      <w:r>
-        <w:t xml:space="preserve">. By early 2026, </w:t>
-      </w:r>
-      <w:proofErr w:type="spellStart"/>
-      <w:r>
-        <w:t>PyTorch's</w:t>
-      </w:r>
-      <w:proofErr w:type="spellEnd"/>
-      <w:r>
-        <w:t xml:space="preserve"> own docs were also publishing explicit guidance on common graph breaks, dynamic-shape pitfalls, and compiler-safe control flow. That matters because the frontend story has clearly matured. The backend story, however, still determines whether those graphs become fast code, fragile code, or a support ticket. </w:t>
+      <w:r>
+        <w:t xml:space="preserve">. By early 2026, PyTorch's own docs were also publishing explicit guidance on common graph breaks, dynamic-shape pitfalls, and compiler-safe control flow. That matters because the frontend story has clearly matured. The backend story, however, still determines whether those graphs become fast code, fragile code, or a support ticket. </w:t>
       </w:r>
       <w:r>
         <w:rPr>
@@ -5388,71 +4373,23 @@
       <w:r>
         <w:t xml:space="preserve">, </w:t>
       </w:r>
-      <w:proofErr w:type="spellStart"/>
-      <w:proofErr w:type="gramStart"/>
       <w:r>
         <w:rPr>
           <w:rFonts w:ascii="Courier New" w:eastAsia="Courier New" w:hAnsi="Courier New" w:cs="Courier New"/>
         </w:rPr>
         <w:t>torch.compile</w:t>
       </w:r>
-      <w:proofErr w:type="spellEnd"/>
-      <w:proofErr w:type="gramEnd"/>
-      <w:r>
-        <w:t xml:space="preserve"> is no longer merely "</w:t>
-      </w:r>
-      <w:proofErr w:type="spellStart"/>
-      <w:r>
-        <w:t>TorchInductor</w:t>
-      </w:r>
-      <w:proofErr w:type="spellEnd"/>
-      <w:r>
-        <w:t xml:space="preserve"> plus Triton." It is now a layered system with multiple </w:t>
-      </w:r>
-      <w:proofErr w:type="spellStart"/>
-      <w:r>
-        <w:t>codegen</w:t>
-      </w:r>
-      <w:proofErr w:type="spellEnd"/>
-      <w:r>
-        <w:t xml:space="preserve"> paths and backend choices. </w:t>
-      </w:r>
-      <w:proofErr w:type="spellStart"/>
-      <w:r>
-        <w:t>PyTorch</w:t>
-      </w:r>
-      <w:proofErr w:type="spellEnd"/>
-      <w:r>
-        <w:t xml:space="preserve"> 2.8 added CUTLASS backend support for both </w:t>
-      </w:r>
-      <w:proofErr w:type="spellStart"/>
-      <w:proofErr w:type="gramStart"/>
+      <w:r>
+        <w:t xml:space="preserve"> is no longer merely "TorchInductor plus Triton." It is now a layered system with multiple codegen paths and backend choices. PyTorch 2.8 added CUTLASS backend support for both </w:t>
+      </w:r>
       <w:r>
         <w:rPr>
           <w:rFonts w:ascii="Courier New" w:eastAsia="Courier New" w:hAnsi="Courier New" w:cs="Courier New"/>
         </w:rPr>
         <w:t>torch.compile</w:t>
       </w:r>
-      <w:proofErr w:type="spellEnd"/>
-      <w:proofErr w:type="gramEnd"/>
-      <w:r>
-        <w:t xml:space="preserve"> and </w:t>
-      </w:r>
-      <w:proofErr w:type="spellStart"/>
-      <w:r>
-        <w:t>AOTInductor</w:t>
-      </w:r>
-      <w:proofErr w:type="spellEnd"/>
-      <w:r>
-        <w:t xml:space="preserve">, and by April 2026 </w:t>
-      </w:r>
-      <w:proofErr w:type="spellStart"/>
-      <w:r>
-        <w:t>PyTorch</w:t>
-      </w:r>
-      <w:proofErr w:type="spellEnd"/>
-      <w:r>
-        <w:t xml:space="preserve"> was publicly showing state-of-the-art GEMM generation on </w:t>
+      <w:r>
+        <w:t xml:space="preserve"> and AOTInductor, and by April 2026 PyTorch was publicly showing state-of-the-art GEMM generation on </w:t>
       </w:r>
       <w:r>
         <w:rPr>
@@ -5468,68 +4405,32 @@
       <w:pPr>
         <w:ind w:left="-5" w:right="1"/>
       </w:pPr>
-      <w:proofErr w:type="spellStart"/>
-      <w:r>
-        <w:t>TorchInductor's</w:t>
-      </w:r>
-      <w:proofErr w:type="spellEnd"/>
-      <w:r>
-        <w:t xml:space="preserve"> </w:t>
-      </w:r>
-      <w:proofErr w:type="spellStart"/>
-      <w:r>
-        <w:rPr>
-          <w:b/>
-        </w:rPr>
-        <w:t>CuTeDSL</w:t>
-      </w:r>
-      <w:proofErr w:type="spellEnd"/>
-      <w:r>
-        <w:rPr>
-          <w:b/>
-        </w:rPr>
-        <w:t xml:space="preserve"> backend</w:t>
-      </w:r>
-      <w:r>
-        <w:t xml:space="preserve">. </w:t>
-      </w:r>
-      <w:proofErr w:type="spellStart"/>
-      <w:r>
-        <w:t>PyTorch</w:t>
-      </w:r>
-      <w:proofErr w:type="spellEnd"/>
-      <w:r>
-        <w:t xml:space="preserve"> 2.10 reduced kernel-launch overhead with combo-kernel fusion, </w:t>
-      </w:r>
-      <w:proofErr w:type="spellStart"/>
-      <w:r>
-        <w:t>PyTorch</w:t>
-      </w:r>
-      <w:proofErr w:type="spellEnd"/>
+      <w:r>
+        <w:t xml:space="preserve">TorchInductor's </w:t>
+      </w:r>
+      <w:r>
+        <w:rPr>
+          <w:b/>
+        </w:rPr>
+        <w:t>CuTeDSL backend</w:t>
+      </w:r>
+      <w:r>
+        <w:t>.</w:t>
+      </w:r>
     </w:p>
     <w:p>
       <w:pPr>
         <w:ind w:left="-5" w:right="1"/>
       </w:pPr>
       <w:r>
-        <w:t xml:space="preserve">2.12 added a new device-agnostic </w:t>
-      </w:r>
-      <w:proofErr w:type="spellStart"/>
-      <w:proofErr w:type="gramStart"/>
+        <w:t xml:space="preserve">PyTorch 2.12 added a new device-agnostic </w:t>
+      </w:r>
       <w:r>
         <w:rPr>
           <w:rFonts w:ascii="Courier New" w:eastAsia="Courier New" w:hAnsi="Courier New" w:cs="Courier New"/>
         </w:rPr>
-        <w:t>torch.accelerator</w:t>
-      </w:r>
-      <w:proofErr w:type="gramEnd"/>
-      <w:r>
-        <w:rPr>
-          <w:rFonts w:ascii="Courier New" w:eastAsia="Courier New" w:hAnsi="Courier New" w:cs="Courier New"/>
-        </w:rPr>
-        <w:t>.Graph</w:t>
-      </w:r>
-      <w:proofErr w:type="spellEnd"/>
+        <w:t>torch.accelerator.Graph</w:t>
+      </w:r>
       <w:r>
         <w:t xml:space="preserve"> API and expanded graph capture behavior, and</w:t>
       </w:r>
@@ -5542,34 +4443,14 @@
       <w:r>
         <w:t xml:space="preserve">Nsight Systems 2026.2 added direct visibility into optimized graphs generated by </w:t>
       </w:r>
-      <w:proofErr w:type="spellStart"/>
-      <w:proofErr w:type="gramStart"/>
       <w:r>
         <w:rPr>
           <w:rFonts w:ascii="Courier New" w:eastAsia="Courier New" w:hAnsi="Courier New" w:cs="Courier New"/>
         </w:rPr>
         <w:t>torch.compile</w:t>
       </w:r>
-      <w:proofErr w:type="spellEnd"/>
-      <w:proofErr w:type="gramEnd"/>
-      <w:r>
-        <w:t xml:space="preserve">. In other words, CUDA has the thing the other backends still lack: a virtuous loop connecting </w:t>
-      </w:r>
-      <w:proofErr w:type="spellStart"/>
-      <w:r>
-        <w:t>PyTorch</w:t>
-      </w:r>
-      <w:proofErr w:type="spellEnd"/>
-      <w:r>
-        <w:t xml:space="preserve"> graph capture, mature </w:t>
-      </w:r>
-      <w:proofErr w:type="spellStart"/>
-      <w:r>
-        <w:t>codegen</w:t>
-      </w:r>
-      <w:proofErr w:type="spellEnd"/>
-      <w:r>
-        <w:t xml:space="preserve"> targets, hardware-specific kernel innovation, and first-party profiling. </w:t>
+      <w:r>
+        <w:t xml:space="preserve">. In other words, CUDA has the thing the other backends still lack: a virtuous loop connecting PyTorch graph capture, mature codegen targets, hardware-specific kernel innovation, and first-party profiling. </w:t>
       </w:r>
       <w:r>
         <w:rPr>
@@ -5596,7 +4477,7 @@
           <w:color w:val="4F46E5"/>
           <w:vertAlign w:val="superscript"/>
         </w:rPr>
-        <w:t>[60]</w:t>
+        <w:t>[37]</w:t>
       </w:r>
     </w:p>
     <w:p>
@@ -5604,40 +4485,16 @@
         <w:ind w:left="-5" w:right="1"/>
       </w:pPr>
       <w:r>
-        <w:t xml:space="preserve">CUDA also benefits from the fact that upstream </w:t>
-      </w:r>
-      <w:proofErr w:type="spellStart"/>
-      <w:r>
-        <w:t>PyTorch</w:t>
-      </w:r>
-      <w:proofErr w:type="spellEnd"/>
-      <w:r>
-        <w:t xml:space="preserve"> still treats NVIDIA as the reference path for new compiler ideas. Blackwell support landed in </w:t>
-      </w:r>
-      <w:proofErr w:type="spellStart"/>
-      <w:r>
-        <w:rPr>
-          <w:b/>
-        </w:rPr>
-        <w:t>PyTorch</w:t>
-      </w:r>
-      <w:proofErr w:type="spellEnd"/>
-      <w:r>
-        <w:rPr>
-          <w:b/>
-        </w:rPr>
-        <w:t xml:space="preserve"> 2.7</w:t>
-      </w:r>
-      <w:r>
-        <w:t xml:space="preserve">, and performance work through 2025 and 2026 kept arriving on NVIDIA hardware first: warp-specialization work in Triton, Hopper-focused </w:t>
-      </w:r>
-      <w:proofErr w:type="spellStart"/>
-      <w:r>
-        <w:t>FlashAttention</w:t>
-      </w:r>
-      <w:proofErr w:type="spellEnd"/>
-      <w:r>
-        <w:t xml:space="preserve"> and SSD fusion work, and</w:t>
+        <w:t xml:space="preserve">CUDA also benefits from the fact that upstream PyTorch still treats NVIDIA as the reference path for new compiler ideas. Blackwell support landed in </w:t>
+      </w:r>
+      <w:r>
+        <w:rPr>
+          <w:b/>
+        </w:rPr>
+        <w:t>PyTorch 2.7</w:t>
+      </w:r>
+      <w:r>
+        <w:t>, and performance work through 2025 and 2026 kept arriving on NVIDIA hardware first: warp-specialization work in Triton, Hopper-focused FlashAttention and SSD fusion work, and</w:t>
       </w:r>
     </w:p>
     <w:p>
@@ -5663,34 +4520,14 @@
         <w:t>NVFP4</w:t>
       </w:r>
       <w:r>
-        <w:t xml:space="preserve"> integrated through </w:t>
-      </w:r>
-      <w:proofErr w:type="spellStart"/>
-      <w:r>
-        <w:t>TorchAO</w:t>
-      </w:r>
-      <w:proofErr w:type="spellEnd"/>
-      <w:r>
-        <w:t xml:space="preserve"> and related libraries. That does not mean CUDA is bug-free. </w:t>
-      </w:r>
-      <w:proofErr w:type="spellStart"/>
-      <w:r>
-        <w:t>PyTorch</w:t>
-      </w:r>
-      <w:proofErr w:type="spellEnd"/>
-      <w:r>
-        <w:t xml:space="preserve"> still documents common graph breaks, dynamic-shape issues, and evolving distributed APIs under compile. But the difference is qualitative: on CUDA, most </w:t>
-      </w:r>
-      <w:proofErr w:type="spellStart"/>
-      <w:proofErr w:type="gramStart"/>
+        <w:t xml:space="preserve"> integrated through TorchAO and related libraries. That does not mean CUDA is bug-free. PyTorch still documents common graph breaks, dynamic-shape issues, and evolving distributed APIs under compile. But the difference is qualitative: on CUDA, most </w:t>
+      </w:r>
       <w:r>
         <w:rPr>
           <w:rFonts w:ascii="Courier New" w:eastAsia="Courier New" w:hAnsi="Courier New" w:cs="Courier New"/>
         </w:rPr>
         <w:t>torch.compile</w:t>
       </w:r>
-      <w:proofErr w:type="spellEnd"/>
-      <w:proofErr w:type="gramEnd"/>
       <w:r>
         <w:t xml:space="preserve"> failures feel like edge cases around an otherwise strong default; on the other backends, compile itself is still often the unstable variable.</w:t>
       </w:r>
@@ -5715,27 +4552,21 @@
       <w:r>
         <w:t xml:space="preserve">On </w:t>
       </w:r>
-      <w:proofErr w:type="spellStart"/>
       <w:r>
         <w:rPr>
           <w:b/>
         </w:rPr>
         <w:t>ROCm</w:t>
       </w:r>
-      <w:proofErr w:type="spellEnd"/>
       <w:r>
         <w:t xml:space="preserve">, the question in 2026 is no longer "does </w:t>
       </w:r>
-      <w:proofErr w:type="spellStart"/>
-      <w:proofErr w:type="gramStart"/>
       <w:r>
         <w:rPr>
           <w:rFonts w:ascii="Courier New" w:eastAsia="Courier New" w:hAnsi="Courier New" w:cs="Courier New"/>
         </w:rPr>
         <w:t>torch.compile</w:t>
       </w:r>
-      <w:proofErr w:type="spellEnd"/>
-      <w:proofErr w:type="gramEnd"/>
       <w:r>
         <w:t xml:space="preserve"> work at all?" It does. The real question is whether it feels </w:t>
       </w:r>
@@ -5746,23 +4577,7 @@
         <w:t>native</w:t>
       </w:r>
       <w:r>
-        <w:t xml:space="preserve"> or still feels like a well-maintained side path. The answer is: better than 2025, but not yet CUDA-like. </w:t>
-      </w:r>
-      <w:proofErr w:type="spellStart"/>
-      <w:r>
-        <w:t>PyTorch</w:t>
-      </w:r>
-      <w:proofErr w:type="spellEnd"/>
-      <w:r>
-        <w:t xml:space="preserve"> 2.8 explicitly called out </w:t>
-      </w:r>
-      <w:proofErr w:type="spellStart"/>
-      <w:r>
-        <w:t>ROCm</w:t>
-      </w:r>
-      <w:proofErr w:type="spellEnd"/>
-      <w:r>
-        <w:t xml:space="preserve"> 7 support for </w:t>
+        <w:t xml:space="preserve"> or still feels like a well-maintained side path. The answer is: better than 2025, but not yet CUDA-like. PyTorch 2.8 explicitly called out ROCm 7 support for </w:t>
       </w:r>
       <w:r>
         <w:rPr>
@@ -5773,25 +4588,21 @@
       <w:r>
         <w:t xml:space="preserve">, including max-autotune templates for </w:t>
       </w:r>
-      <w:proofErr w:type="spellStart"/>
       <w:r>
         <w:rPr>
           <w:rFonts w:ascii="Courier New" w:eastAsia="Courier New" w:hAnsi="Courier New" w:cs="Courier New"/>
         </w:rPr>
         <w:t>matmul</w:t>
       </w:r>
-      <w:proofErr w:type="spellEnd"/>
       <w:r>
         <w:t xml:space="preserve">, </w:t>
       </w:r>
-      <w:proofErr w:type="spellStart"/>
       <w:r>
         <w:rPr>
           <w:rFonts w:ascii="Courier New" w:eastAsia="Courier New" w:hAnsi="Courier New" w:cs="Courier New"/>
         </w:rPr>
         <w:t>addmm</w:t>
       </w:r>
-      <w:proofErr w:type="spellEnd"/>
       <w:r>
         <w:t xml:space="preserve">, </w:t>
       </w:r>
@@ -5804,14 +4615,12 @@
       <w:r>
         <w:t xml:space="preserve">, </w:t>
       </w:r>
-      <w:proofErr w:type="spellStart"/>
       <w:r>
         <w:rPr>
           <w:rFonts w:ascii="Courier New" w:eastAsia="Courier New" w:hAnsi="Courier New" w:cs="Courier New"/>
         </w:rPr>
         <w:t>bmm</w:t>
       </w:r>
-      <w:proofErr w:type="spellEnd"/>
       <w:r>
         <w:t xml:space="preserve">, and </w:t>
       </w:r>
@@ -5819,50 +4628,10 @@
         <w:rPr>
           <w:rFonts w:ascii="Courier New" w:eastAsia="Courier New" w:hAnsi="Courier New" w:cs="Courier New"/>
         </w:rPr>
-        <w:t>_</w:t>
-      </w:r>
-      <w:proofErr w:type="spellStart"/>
-      <w:r>
-        <w:rPr>
-          <w:rFonts w:ascii="Courier New" w:eastAsia="Courier New" w:hAnsi="Courier New" w:cs="Courier New"/>
-        </w:rPr>
-        <w:t>scaled_mm</w:t>
-      </w:r>
-      <w:proofErr w:type="spellEnd"/>
-      <w:r>
-        <w:t xml:space="preserve"> through </w:t>
-      </w:r>
-      <w:proofErr w:type="spellStart"/>
-      <w:r>
-        <w:t>TorchInductor</w:t>
-      </w:r>
-      <w:proofErr w:type="spellEnd"/>
-      <w:r>
-        <w:t xml:space="preserve"> and the </w:t>
-      </w:r>
-      <w:proofErr w:type="spellStart"/>
-      <w:r>
-        <w:t>AOTInductor</w:t>
-      </w:r>
-      <w:proofErr w:type="spellEnd"/>
-      <w:r>
-        <w:t xml:space="preserve"> Composable Kernel backend. </w:t>
-      </w:r>
-      <w:proofErr w:type="spellStart"/>
-      <w:r>
-        <w:t>ROCm's</w:t>
-      </w:r>
-      <w:proofErr w:type="spellEnd"/>
-      <w:r>
-        <w:t xml:space="preserve"> own compatibility docs describe advanced Triton integration through </w:t>
-      </w:r>
-      <w:proofErr w:type="spellStart"/>
-      <w:r>
-        <w:t>AOTriton</w:t>
-      </w:r>
-      <w:proofErr w:type="spellEnd"/>
-      <w:r>
-        <w:t xml:space="preserve"> for newer architectures, and AMD's optimization docs now treat both </w:t>
+        <w:t>_scaled_mm</w:t>
+      </w:r>
+      <w:r>
+        <w:t xml:space="preserve"> through TorchInductor and the AOTInductor Composable Kernel backend. ROCm's own compatibility docs describe advanced Triton integration through AOTriton for newer architectures, and AMD's optimization docs now treat both </w:t>
       </w:r>
       <w:r>
         <w:rPr>
@@ -5888,37 +4657,8 @@
         <w:spacing w:after="188"/>
         <w:ind w:left="-5" w:right="1"/>
       </w:pPr>
-      <w:proofErr w:type="spellStart"/>
-      <w:r>
-        <w:t>PyTorch</w:t>
-      </w:r>
-      <w:proofErr w:type="spellEnd"/>
-      <w:r>
-        <w:t xml:space="preserve"> 2.12 added </w:t>
-      </w:r>
-      <w:proofErr w:type="spellStart"/>
-      <w:r>
-        <w:t>ROCm</w:t>
-      </w:r>
-      <w:proofErr w:type="spellEnd"/>
-      <w:r>
-        <w:t xml:space="preserve"> expandable memory segments, </w:t>
-      </w:r>
-      <w:proofErr w:type="spellStart"/>
-      <w:r>
-        <w:t>rocSHMEM</w:t>
-      </w:r>
-      <w:proofErr w:type="spellEnd"/>
-      <w:r>
-        <w:t xml:space="preserve">-based symmetric memory collectives, and </w:t>
-      </w:r>
-      <w:proofErr w:type="spellStart"/>
-      <w:r>
-        <w:t>FlexAttention</w:t>
-      </w:r>
-      <w:proofErr w:type="spellEnd"/>
-      <w:r>
-        <w:t xml:space="preserve"> pipelining with reported speedups on MI350X. This is all substantial progress. </w:t>
+      <w:r>
+        <w:t xml:space="preserve">PyTorch 2.12 added ROCm expandable memory segments, rocSHMEM-based symmetric memory collectives, and FlexAttention pipelining with reported speedups on MI350X. This is all substantial progress. </w:t>
       </w:r>
       <w:r>
         <w:rPr>
@@ -5953,15 +4693,7 @@
         <w:ind w:left="-5" w:right="1"/>
       </w:pPr>
       <w:r>
-        <w:t xml:space="preserve">But </w:t>
-      </w:r>
-      <w:proofErr w:type="spellStart"/>
-      <w:r>
-        <w:t>ROCm</w:t>
-      </w:r>
-      <w:proofErr w:type="spellEnd"/>
-      <w:r>
-        <w:t xml:space="preserve"> still shows its seams in the developer workflow. AMD's official installation guide says the </w:t>
+        <w:t xml:space="preserve">But ROCm still shows its seams in the developer workflow. AMD's official installation guide says the </w:t>
       </w:r>
       <w:r>
         <w:rPr>
@@ -5979,35 +4711,9 @@
         <w:t>primus</w:t>
       </w:r>
       <w:r>
-        <w:t xml:space="preserve"> workflow is explicitly positioned as replacing earlier </w:t>
-      </w:r>
-      <w:proofErr w:type="spellStart"/>
-      <w:r>
-        <w:t>ROCm</w:t>
-      </w:r>
-      <w:proofErr w:type="spellEnd"/>
-      <w:r>
-        <w:t xml:space="preserve"> training containers, and the shipped software stacks in those images are </w:t>
-      </w:r>
-      <w:r>
+        <w:t xml:space="preserve"> workflow is explicitly positioned as replacing earlier ROCm training containers, and the shipped software stacks in those images are </w:t>
         <w:lastRenderedPageBreak/>
-        <w:t xml:space="preserve">often </w:t>
-      </w:r>
-      <w:proofErr w:type="gramStart"/>
-      <w:r>
-        <w:t>near-upstream</w:t>
-      </w:r>
-      <w:proofErr w:type="gramEnd"/>
-      <w:r>
-        <w:t xml:space="preserve"> or custom git builds of </w:t>
-      </w:r>
-      <w:proofErr w:type="spellStart"/>
-      <w:r>
-        <w:t>PyTorch</w:t>
-      </w:r>
-      <w:proofErr w:type="spellEnd"/>
-      <w:r>
-        <w:t xml:space="preserve"> rather than the exact mainstream release a CUDA user would expect from </w:t>
+        <w:t xml:space="preserve">often near-upstream or custom git builds of PyTorch rather than the exact mainstream release a CUDA user would expect from </w:t>
       </w:r>
       <w:r>
         <w:rPr>
@@ -6016,15 +4722,7 @@
         <w:t>pip install torch</w:t>
       </w:r>
       <w:r>
-        <w:t xml:space="preserve">. Even on the Radeon/Ryzen side, AMD documents </w:t>
-      </w:r>
-      <w:proofErr w:type="spellStart"/>
-      <w:r>
-        <w:t>AOTriton</w:t>
-      </w:r>
-      <w:proofErr w:type="spellEnd"/>
-      <w:r>
-        <w:t xml:space="preserve"> with an environment variable named </w:t>
+        <w:t xml:space="preserve">. Even on the Radeon/Ryzen side, AMD documents AOTriton with an environment variable named </w:t>
       </w:r>
       <w:r>
         <w:rPr>
@@ -6033,15 +4731,7 @@
         <w:t>TORCH_ROCM_AOTRITON_ENABLE_EXPERIMENTAL=1</w:t>
       </w:r>
       <w:r>
-        <w:t xml:space="preserve">. The message is not that </w:t>
-      </w:r>
-      <w:proofErr w:type="spellStart"/>
-      <w:r>
-        <w:t>ROCm</w:t>
-      </w:r>
-      <w:proofErr w:type="spellEnd"/>
-      <w:r>
-        <w:t xml:space="preserve"> compile is</w:t>
+        <w:t>. The message is not that ROCm compile is</w:t>
       </w:r>
     </w:p>
     <w:p>
@@ -6049,15 +4739,7 @@
         <w:ind w:left="-5" w:right="1"/>
       </w:pPr>
       <w:r>
-        <w:t xml:space="preserve">fake. It is that the fastest, safest </w:t>
-      </w:r>
-      <w:proofErr w:type="spellStart"/>
-      <w:r>
-        <w:t>ROCm</w:t>
-      </w:r>
-      <w:proofErr w:type="spellEnd"/>
-      <w:r>
-        <w:t xml:space="preserve"> path is still the </w:t>
+        <w:t xml:space="preserve">fake. It is that the fastest, safest ROCm path is still the </w:t>
       </w:r>
       <w:r>
         <w:rPr>
@@ -6066,15 +4748,7 @@
         <w:t>vendor-curated path</w:t>
       </w:r>
       <w:r>
-        <w:t xml:space="preserve">, not the totally banal upstream one. For standardization decisions, that matters. It means </w:t>
-      </w:r>
-      <w:proofErr w:type="spellStart"/>
-      <w:r>
-        <w:t>ROCm</w:t>
-      </w:r>
-      <w:proofErr w:type="spellEnd"/>
-      <w:r>
-        <w:t xml:space="preserve"> is now strong enough for deliberate adoption, but still not default enough for accidental adoption. </w:t>
+        <w:t xml:space="preserve">, not the totally banal upstream one. For standardization decisions, that matters. It means ROCm is now strong enough for deliberate adoption, but still not default enough for accidental adoption. </w:t>
       </w:r>
       <w:r>
         <w:rPr>
@@ -6098,65 +4772,25 @@
         <w:t>TPU</w:t>
       </w:r>
       <w:r>
-        <w:t xml:space="preserve">, the compiler stack is the platform. That is both the strength and the burden. Public </w:t>
-      </w:r>
-      <w:proofErr w:type="spellStart"/>
-      <w:r>
-        <w:t>PyTorch</w:t>
-      </w:r>
-      <w:proofErr w:type="spellEnd"/>
-      <w:r>
-        <w:t xml:space="preserve">/XLA docs still describe the default model as </w:t>
-      </w:r>
-      <w:proofErr w:type="spellStart"/>
-      <w:r>
-        <w:rPr>
-          <w:b/>
-        </w:rPr>
-        <w:t>LazyTensor</w:t>
-      </w:r>
-      <w:proofErr w:type="spellEnd"/>
-      <w:r>
-        <w:rPr>
-          <w:b/>
-        </w:rPr>
-        <w:t xml:space="preserve"> tracing</w:t>
+        <w:t xml:space="preserve">, the compiler stack is the platform. That is both the strength and the burden. Public PyTorch/XLA docs still describe the default model as </w:t>
+      </w:r>
+      <w:r>
+        <w:rPr>
+          <w:b/>
+        </w:rPr>
+        <w:t>LazyTensor tracing</w:t>
       </w:r>
       <w:r>
         <w:t xml:space="preserve">, where execution is deferred until </w:t>
       </w:r>
-      <w:proofErr w:type="spellStart"/>
       <w:r>
         <w:rPr>
           <w:rFonts w:ascii="Courier New" w:eastAsia="Courier New" w:hAnsi="Courier New" w:cs="Courier New"/>
         </w:rPr>
-        <w:t>torch_</w:t>
-      </w:r>
-      <w:proofErr w:type="gramStart"/>
-      <w:r>
-        <w:rPr>
-          <w:rFonts w:ascii="Courier New" w:eastAsia="Courier New" w:hAnsi="Courier New" w:cs="Courier New"/>
-        </w:rPr>
-        <w:t>xla.sync</w:t>
-      </w:r>
-      <w:proofErr w:type="spellEnd"/>
-      <w:proofErr w:type="gramEnd"/>
-      <w:r>
-        <w:rPr>
-          <w:rFonts w:ascii="Courier New" w:eastAsia="Courier New" w:hAnsi="Courier New" w:cs="Courier New"/>
-        </w:rPr>
-        <w:t>()</w:t>
-      </w:r>
-      <w:r>
-        <w:t xml:space="preserve"> or an equivalent synchronization point. </w:t>
-      </w:r>
-      <w:proofErr w:type="spellStart"/>
-      <w:r>
-        <w:t>PyTorch</w:t>
-      </w:r>
-      <w:proofErr w:type="spellEnd"/>
-      <w:r>
-        <w:t xml:space="preserve">/XLA's own newer docs introduce an </w:t>
+        <w:t>torch_xla.sync()</w:t>
+      </w:r>
+      <w:r>
+        <w:t xml:space="preserve"> or an equivalent synchronization point. PyTorch/XLA's own newer docs introduce an </w:t>
       </w:r>
       <w:r>
         <w:rPr>
@@ -6176,54 +4810,14 @@
       <w:r>
         <w:t xml:space="preserve">API to make TPU usage feel more native, and they recommend </w:t>
       </w:r>
-      <w:proofErr w:type="spellStart"/>
-      <w:proofErr w:type="gramStart"/>
       <w:r>
         <w:rPr>
           <w:rFonts w:ascii="Courier New" w:eastAsia="Courier New" w:hAnsi="Courier New" w:cs="Courier New"/>
         </w:rPr>
-        <w:t>torch.compile</w:t>
-      </w:r>
-      <w:proofErr w:type="spellEnd"/>
-      <w:proofErr w:type="gramEnd"/>
-      <w:r>
-        <w:rPr>
-          <w:rFonts w:ascii="Courier New" w:eastAsia="Courier New" w:hAnsi="Courier New" w:cs="Courier New"/>
-        </w:rPr>
-        <w:t>(..., backend="</w:t>
-      </w:r>
-      <w:proofErr w:type="spellStart"/>
-      <w:r>
-        <w:rPr>
-          <w:rFonts w:ascii="Courier New" w:eastAsia="Courier New" w:hAnsi="Courier New" w:cs="Courier New"/>
-        </w:rPr>
-        <w:t>openxla</w:t>
-      </w:r>
-      <w:proofErr w:type="spellEnd"/>
-      <w:r>
-        <w:rPr>
-          <w:rFonts w:ascii="Courier New" w:eastAsia="Courier New" w:hAnsi="Courier New" w:cs="Courier New"/>
-        </w:rPr>
-        <w:t>")</w:t>
-      </w:r>
-      <w:r>
-        <w:t xml:space="preserve"> for inference because it reduces tracing overhead. PJRT is now the officially supported runtime, and TPU docs note that </w:t>
-      </w:r>
-      <w:proofErr w:type="spellStart"/>
-      <w:r>
-        <w:t>PyTorch</w:t>
-      </w:r>
-      <w:proofErr w:type="spellEnd"/>
-      <w:r>
-        <w:t xml:space="preserve"> 2.1+ uses PJRT by default across TPU versions. This is a better developer story than </w:t>
-      </w:r>
-      <w:proofErr w:type="spellStart"/>
-      <w:r>
-        <w:t>PyTorch</w:t>
-      </w:r>
-      <w:proofErr w:type="spellEnd"/>
-      <w:r>
-        <w:t xml:space="preserve">/XLA had a year before. But it is still visibly a bridge, not a first-class in-tree device backend. </w:t>
+        <w:t>torch.compile(..., backend="openxla")</w:t>
+      </w:r>
+      <w:r>
+        <w:t xml:space="preserve"> for inference because it reduces tracing overhead. PJRT is now the officially supported runtime, and TPU docs note that PyTorch 2.1+ uses PJRT by default across TPU versions. This is a better developer story than PyTorch/XLA had a year before. But it is still visibly a bridge, not a first-class in-tree device backend. </w:t>
       </w:r>
       <w:r>
         <w:rPr>
@@ -6239,42 +4833,16 @@
         <w:ind w:left="-5" w:right="1"/>
       </w:pPr>
       <w:r>
-        <w:t xml:space="preserve">The public roadmap makes that explicit. The </w:t>
-      </w:r>
-      <w:proofErr w:type="spellStart"/>
-      <w:r>
-        <w:t>PyTorch</w:t>
-      </w:r>
-      <w:proofErr w:type="spellEnd"/>
-      <w:r>
-        <w:t xml:space="preserve">/XLA repository's README now says that </w:t>
-      </w:r>
-      <w:proofErr w:type="spellStart"/>
+        <w:t xml:space="preserve">The public roadmap makes that explicit. The PyTorch/XLA repository's README now says that </w:t>
+      </w:r>
       <w:r>
         <w:rPr>
           <w:b/>
         </w:rPr>
         <w:t>TorchTPU</w:t>
       </w:r>
-      <w:proofErr w:type="spellEnd"/>
-      <w:r>
-        <w:t xml:space="preserve"> has been announced and will replace </w:t>
-      </w:r>
-      <w:proofErr w:type="spellStart"/>
-      <w:r>
-        <w:t>PyTorch</w:t>
-      </w:r>
-      <w:proofErr w:type="spellEnd"/>
-      <w:r>
-        <w:t xml:space="preserve">/XLA once public, while an open RFC proposes "a more native experience on TPU" precisely because the current model still feels distinct from normal eager </w:t>
-      </w:r>
-      <w:proofErr w:type="spellStart"/>
-      <w:r>
-        <w:t>PyTorch</w:t>
-      </w:r>
-      <w:proofErr w:type="spellEnd"/>
-      <w:r>
-        <w:t xml:space="preserve">. That is an unusually strong signal from maintainers. It says the current bridge is working, but the maintainers themselves do not consider it the final form. This is where the JAX comparison becomes unavoidable. On newer Google TPU surfaces, public docs are still more direct about </w:t>
+      <w:r>
+        <w:t xml:space="preserve"> has been announced and will replace PyTorch/XLA once public, while an open RFC proposes "a more native experience on TPU" precisely because the current model still feels distinct from normal eager PyTorch. That is an unusually strong signal from maintainers. It says the current bridge is working, but the maintainers themselves do not consider it the final form. This is where the JAX comparison becomes unavoidable. On newer Google TPU surfaces, public docs are still more direct about </w:t>
       </w:r>
       <w:r>
         <w:rPr>
@@ -6283,15 +4851,7 @@
         <w:t>JAX</w:t>
       </w:r>
       <w:r>
-        <w:t xml:space="preserve">. The TPU7x product page says Ironwood is GKE-only, contact-your-account-team, and explicitly notes that JAX can be used; meanwhile the TPU software-version page for </w:t>
-      </w:r>
-      <w:proofErr w:type="spellStart"/>
-      <w:r>
-        <w:t>PyTorch</w:t>
-      </w:r>
-      <w:proofErr w:type="spellEnd"/>
-      <w:r>
-        <w:t xml:space="preserve"> and JAX still centers </w:t>
+        <w:t xml:space="preserve">. The TPU7x product page says Ironwood is GKE-only, contact-your-account-team, and explicitly notes that JAX can be used; meanwhile the TPU software-version page for PyTorch and JAX still centers </w:t>
       </w:r>
       <w:r>
         <w:rPr>
@@ -6309,23 +4869,7 @@
         <w:t>v6e</w:t>
       </w:r>
       <w:r>
-        <w:t xml:space="preserve">, not TPU7x. </w:t>
-      </w:r>
-      <w:proofErr w:type="gramStart"/>
-      <w:r>
-        <w:t>So</w:t>
-      </w:r>
-      <w:proofErr w:type="gramEnd"/>
-      <w:r>
-        <w:t xml:space="preserve"> the answer to "is </w:t>
-      </w:r>
-      <w:proofErr w:type="spellStart"/>
-      <w:r>
-        <w:t>PyTorch</w:t>
-      </w:r>
-      <w:proofErr w:type="spellEnd"/>
-      <w:r>
-        <w:t xml:space="preserve">-on-TPU as seamless as JAX?" is still no. It is more workable than in the past, but still less native, less uniform, and less obviously aligned to the latest TPU product surface. </w:t>
+        <w:t xml:space="preserve">, not TPU7x. So the answer to "is PyTorch-on-TPU as seamless as JAX?" is still no. It is more workable than in the past, but still less native, less uniform, and less obviously aligned to the latest TPU product surface. </w:t>
       </w:r>
       <w:r>
         <w:rPr>
@@ -6360,13 +4904,8 @@
         <w:spacing w:after="190"/>
         <w:ind w:left="-5" w:right="1"/>
       </w:pPr>
-      <w:proofErr w:type="spellStart"/>
-      <w:r>
-        <w:t>PyTorch</w:t>
-      </w:r>
-      <w:proofErr w:type="spellEnd"/>
-      <w:r>
-        <w:t xml:space="preserve">/XLA's performance caveats reinforce that conclusion. Its own docs warn that recompilation is expensive and will recur when shapes change; they separate </w:t>
+      <w:r>
+        <w:t xml:space="preserve">PyTorch/XLA's performance caveats reinforce that conclusion. Its own docs warn that recompilation is expensive and will recur when shapes change; they separate </w:t>
       </w:r>
       <w:r>
         <w:rPr>
@@ -6395,16 +4934,12 @@
       <w:r>
         <w:t xml:space="preserve"> as distinct costs; and they note that synchronous operations like printing, logging, checkpointing, or forcing a tensor value to the host block tracing and degrade performance. The TPU model is therefore not just "another backend under </w:t>
       </w:r>
-      <w:proofErr w:type="spellStart"/>
-      <w:proofErr w:type="gramStart"/>
       <w:r>
         <w:rPr>
           <w:rFonts w:ascii="Courier New" w:eastAsia="Courier New" w:hAnsi="Courier New" w:cs="Courier New"/>
         </w:rPr>
         <w:t>torch.compile</w:t>
       </w:r>
-      <w:proofErr w:type="spellEnd"/>
-      <w:proofErr w:type="gramEnd"/>
       <w:r>
         <w:t xml:space="preserve">." It is still an </w:t>
       </w:r>
@@ -6415,19 +4950,7 @@
         <w:t>XLA execution model</w:t>
       </w:r>
       <w:r>
-        <w:t xml:space="preserve"> that you need to understand. When that model matches your workload</w:t>
-      </w:r>
-      <w:r>
-        <w:t xml:space="preserve"> — </w:t>
-      </w:r>
-      <w:r>
-        <w:t>large static shapes, disciplined training loops, and operators that lower cleanly</w:t>
-      </w:r>
-      <w:r>
-        <w:t xml:space="preserve"> — </w:t>
-      </w:r>
-      <w:r>
-        <w:t xml:space="preserve">it can be excellent. When it doesn't, the penalty is conceptual as much as computational. </w:t>
+        <w:t xml:space="preserve"> that you need to understand. When that model matches your workload — large static shapes, disciplined training loops, and operators that lower cleanly — it can be excellent. When it doesn't, the penalty is conceptual as much as computational. </w:t>
       </w:r>
       <w:r>
         <w:rPr>
@@ -6462,15 +4985,7 @@
         <w:t>Apple Silicon MPS</w:t>
       </w:r>
       <w:r>
-        <w:t xml:space="preserve">, the split between eager mode and graph compilation is sharper than marketing language would suggest. The good news is real. </w:t>
-      </w:r>
-      <w:proofErr w:type="spellStart"/>
-      <w:r>
-        <w:t>PyTorch</w:t>
-      </w:r>
-      <w:proofErr w:type="spellEnd"/>
-      <w:r>
-        <w:t xml:space="preserve"> 2.11 publicly called out </w:t>
+        <w:t xml:space="preserve">, the split between eager mode and graph compilation is sharper than marketing language would suggest. The good news is real. PyTorch 2.11 publicly called out </w:t>
       </w:r>
       <w:r>
         <w:rPr>
@@ -6479,40 +4994,16 @@
         <w:t>comprehensive operator expansion</w:t>
       </w:r>
       <w:r>
-        <w:t xml:space="preserve"> on MPS, including new distributions and migrated ops. </w:t>
-      </w:r>
-      <w:proofErr w:type="spellStart"/>
-      <w:r>
-        <w:t>PyTorch</w:t>
-      </w:r>
-      <w:proofErr w:type="spellEnd"/>
-      <w:r>
-        <w:t xml:space="preserve"> 2.12 added </w:t>
-      </w:r>
-      <w:r>
-        <w:rPr>
-          <w:b/>
-        </w:rPr>
-        <w:t xml:space="preserve">Metal-4 offline shader </w:t>
-      </w:r>
-      <w:proofErr w:type="gramStart"/>
-      <w:r>
-        <w:rPr>
-          <w:b/>
-        </w:rPr>
-        <w:t>compilation</w:t>
-      </w:r>
-      <w:proofErr w:type="gramEnd"/>
-      <w:r>
-        <w:t xml:space="preserve"> so Apple Silicon wheels no longer pay the same first-run runtime shader compilation cost, and the same release moved all MPS tensors to unified memory unconditionally. Those are meaningful improvements. They reduce startup friction, reduce the "MPS is always behind" narrative on operator support, and align </w:t>
-      </w:r>
-      <w:proofErr w:type="spellStart"/>
-      <w:r>
-        <w:t>PyTorch</w:t>
-      </w:r>
-      <w:proofErr w:type="spellEnd"/>
-      <w:r>
-        <w:t xml:space="preserve"> better with Apple's underlying memory architecture. </w:t>
+        <w:t xml:space="preserve"> on MPS, including new distributions and migrated ops. PyTorch 2.12 added </w:t>
+      </w:r>
+      <w:r>
+        <w:rPr>
+          <w:b/>
+        </w:rPr>
+        <w:t>Metal-4 offline shader compilation</w:t>
+      </w:r>
+      <w:r>
+        <w:t xml:space="preserve"> so Apple Silicon wheels no longer pay the same first-run runtime shader compilation cost, and the same release moved all MPS tensors to unified memory unconditionally. Those are meaningful improvements. They reduce startup friction, reduce the "MPS is always behind" narrative on operator support, and align PyTorch better with Apple's underlying memory architecture. </w:t>
       </w:r>
       <w:r>
         <w:rPr>
@@ -6537,89 +5028,43 @@
         <w:ind w:left="-5" w:right="1"/>
       </w:pPr>
       <w:r>
-        <w:t xml:space="preserve">But the compile story is still not mature. </w:t>
-      </w:r>
-      <w:proofErr w:type="spellStart"/>
-      <w:r>
-        <w:t>PyTorch's</w:t>
-      </w:r>
-      <w:proofErr w:type="spellEnd"/>
-      <w:r>
-        <w:t xml:space="preserve"> own compile progress tracker for MPS stated that </w:t>
-      </w:r>
-      <w:proofErr w:type="spellStart"/>
-      <w:proofErr w:type="gramStart"/>
+        <w:t xml:space="preserve">But the compile story is still not mature. PyTorch's own compile progress tracker for MPS stated that </w:t>
+      </w:r>
       <w:r>
         <w:rPr>
           <w:rFonts w:ascii="Courier New" w:eastAsia="Courier New" w:hAnsi="Courier New" w:cs="Courier New"/>
         </w:rPr>
+        <w:t xml:space="preserve">torch.compile </w:t>
+      </w:r>
+      <w:r>
+        <w:t xml:space="preserve">support on MPS was an </w:t>
+      </w:r>
+      <w:r>
+        <w:rPr>
+          <w:b/>
+        </w:rPr>
+        <w:t>early prototype</w:t>
+      </w:r>
+      <w:r>
+        <w:t xml:space="preserve"> and that end-to-end acceleration attempts were likely to fail. User-facing issues in 2025 and 2026 documented Metal codegen failures in reduction-heavy kernels and even NaN regressions during training when </w:t>
+      </w:r>
+      <w:r>
+        <w:rPr>
+          <w:rFonts w:ascii="Courier New" w:eastAsia="Courier New" w:hAnsi="Courier New" w:cs="Courier New"/>
+        </w:rPr>
         <w:t>torch.compile</w:t>
       </w:r>
-      <w:proofErr w:type="spellEnd"/>
-      <w:proofErr w:type="gramEnd"/>
+      <w:r>
+        <w:t xml:space="preserve"> was enabled on MPS while eager execution converged normally. The MPS backend also still exposes knobs like </w:t>
+      </w:r>
       <w:r>
         <w:rPr>
           <w:rFonts w:ascii="Courier New" w:eastAsia="Courier New" w:hAnsi="Courier New" w:cs="Courier New"/>
         </w:rPr>
-        <w:t xml:space="preserve"> </w:t>
-      </w:r>
-      <w:r>
-        <w:t xml:space="preserve">support on MPS was an </w:t>
-      </w:r>
-      <w:r>
-        <w:rPr>
-          <w:b/>
-        </w:rPr>
-        <w:t>early prototype</w:t>
-      </w:r>
-      <w:r>
-        <w:t xml:space="preserve"> and that end-to-end acceleration attempts were likely to fail. User-facing issues in 2025 and 2026 documented Metal </w:t>
-      </w:r>
-      <w:proofErr w:type="spellStart"/>
-      <w:r>
-        <w:t>codegen</w:t>
-      </w:r>
-      <w:proofErr w:type="spellEnd"/>
-      <w:r>
-        <w:t xml:space="preserve"> failures in reduction-heavy kernels and even </w:t>
-      </w:r>
-      <w:proofErr w:type="spellStart"/>
-      <w:r>
-        <w:t>NaN</w:t>
-      </w:r>
-      <w:proofErr w:type="spellEnd"/>
-      <w:r>
-        <w:t xml:space="preserve"> regressions during training when </w:t>
-      </w:r>
-      <w:proofErr w:type="spellStart"/>
-      <w:proofErr w:type="gramStart"/>
-      <w:r>
-        <w:rPr>
-          <w:rFonts w:ascii="Courier New" w:eastAsia="Courier New" w:hAnsi="Courier New" w:cs="Courier New"/>
-        </w:rPr>
-        <w:t>torch.compile</w:t>
-      </w:r>
-      <w:proofErr w:type="spellEnd"/>
-      <w:proofErr w:type="gramEnd"/>
-      <w:r>
-        <w:t xml:space="preserve"> was enabled on MPS while eager execution converged normally. The MPS backend also still exposes knobs like </w:t>
-      </w:r>
-      <w:r>
-        <w:rPr>
-          <w:rFonts w:ascii="Courier New" w:eastAsia="Courier New" w:hAnsi="Courier New" w:cs="Courier New"/>
-        </w:rPr>
         <w:t>PYTORCH_MPS_PREFER_METAL</w:t>
       </w:r>
       <w:r>
-        <w:t xml:space="preserve"> for </w:t>
-      </w:r>
-      <w:proofErr w:type="spellStart"/>
-      <w:r>
-        <w:t>matmul</w:t>
-      </w:r>
-      <w:proofErr w:type="spellEnd"/>
-      <w:r>
-        <w:t xml:space="preserve"> path selection and</w:t>
+        <w:t xml:space="preserve"> for matmul path selection and</w:t>
       </w:r>
     </w:p>
     <w:p>
@@ -6661,16 +5106,12 @@
       <w:r>
         <w:t xml:space="preserve">The high-level compiler conclusion is therefore simple. If your team wants to treat </w:t>
       </w:r>
-      <w:proofErr w:type="spellStart"/>
-      <w:proofErr w:type="gramStart"/>
       <w:r>
         <w:rPr>
           <w:rFonts w:ascii="Courier New" w:eastAsia="Courier New" w:hAnsi="Courier New" w:cs="Courier New"/>
         </w:rPr>
         <w:t>torch.compile</w:t>
       </w:r>
-      <w:proofErr w:type="spellEnd"/>
-      <w:proofErr w:type="gramEnd"/>
       <w:r>
         <w:t xml:space="preserve"> as the default acceleration switch for serious model work, </w:t>
       </w:r>
@@ -6681,17 +5122,7 @@
         <w:t>CUDA is the only backend where that instinct is consistently rewarded</w:t>
       </w:r>
       <w:r>
-        <w:t xml:space="preserve">. </w:t>
-      </w:r>
-      <w:proofErr w:type="spellStart"/>
-      <w:r>
-        <w:t>ROCm</w:t>
-      </w:r>
-      <w:proofErr w:type="spellEnd"/>
-      <w:r>
-        <w:t xml:space="preserve"> is increasingly viable, but still conditional on version discipline and curated environment choices. TPU remains </w:t>
-      </w:r>
-      <w:r>
+        <w:t xml:space="preserve">. ROCm is increasingly viable, but still conditional on version discipline and curated environment choices. TPU remains </w:t>
         <w:lastRenderedPageBreak/>
         <w:t xml:space="preserve">powerful but XLA-shaped. MPS is worth using, but mostly as a correctness and local-iteration backend rather than as a place to bet on compiled performance parity. </w:t>
       </w:r>
@@ -6709,15 +5140,7 @@
         <w:ind w:left="-5"/>
       </w:pPr>
       <w:r>
-        <w:t xml:space="preserve">The </w:t>
-      </w:r>
-      <w:proofErr w:type="spellStart"/>
-      <w:r>
-        <w:t>FlashAttention</w:t>
-      </w:r>
-      <w:proofErr w:type="spellEnd"/>
-      <w:r>
-        <w:t xml:space="preserve"> Test</w:t>
+        <w:t>The FlashAttention Test</w:t>
       </w:r>
     </w:p>
     <w:p>
@@ -6726,23 +5149,7 @@
         <w:ind w:left="-5" w:right="1"/>
       </w:pPr>
       <w:r>
-        <w:t xml:space="preserve">If you want one backend-agnostic way to test whether a </w:t>
-      </w:r>
-      <w:proofErr w:type="spellStart"/>
-      <w:r>
-        <w:t>PyTorch</w:t>
-      </w:r>
-      <w:proofErr w:type="spellEnd"/>
-      <w:r>
-        <w:t xml:space="preserve"> hardware stack is </w:t>
-      </w:r>
-      <w:proofErr w:type="gramStart"/>
-      <w:r>
-        <w:t>really ready</w:t>
-      </w:r>
-      <w:proofErr w:type="gramEnd"/>
-      <w:r>
-        <w:t xml:space="preserve"> for 2026-era transformer work, use </w:t>
+        <w:t xml:space="preserve">If you want one backend-agnostic way to test whether a PyTorch hardware stack is really ready for 2026-era transformer work, use </w:t>
       </w:r>
       <w:r>
         <w:rPr>
@@ -6751,37 +5158,7 @@
         <w:t>attention kernels</w:t>
       </w:r>
       <w:r>
-        <w:t>. Attention is where the software stack stops being abstract. The backend either has fused kernels, good memory scheduling, and clean graph lowering</w:t>
-      </w:r>
-      <w:r>
-        <w:t xml:space="preserve"> — </w:t>
-      </w:r>
-      <w:r>
-        <w:t xml:space="preserve">or it does not. By that standard, the platforms are not close. CUDA is clearly first; </w:t>
-      </w:r>
-      <w:proofErr w:type="spellStart"/>
-      <w:r>
-        <w:t>ROCm</w:t>
-      </w:r>
-      <w:proofErr w:type="spellEnd"/>
-      <w:r>
-        <w:t xml:space="preserve"> is now seriously competitive for supported environments; TPU can be excellent but mostly through compiler-native routes rather than the standard third-party kernel ecosystem; and Apple MPS still does not have an upstream </w:t>
-      </w:r>
-      <w:proofErr w:type="spellStart"/>
-      <w:r>
-        <w:t>FlashAttention</w:t>
-      </w:r>
-      <w:proofErr w:type="spellEnd"/>
-      <w:r>
-        <w:t xml:space="preserve">-class answer in native </w:t>
-      </w:r>
-      <w:proofErr w:type="spellStart"/>
-      <w:r>
-        <w:t>PyTorch</w:t>
-      </w:r>
-      <w:proofErr w:type="spellEnd"/>
-      <w:r>
-        <w:t xml:space="preserve">. </w:t>
+        <w:t xml:space="preserve">. Attention is where the software stack stops being abstract. The backend either has fused kernels, good memory scheduling, and clean graph lowering — or it does not. By that standard, the platforms are not close. CUDA is clearly first; ROCm is now seriously competitive for supported environments; TPU can be excellent but mostly through compiler-native routes rather than the standard third-party kernel ecosystem; and Apple MPS still does not have an upstream FlashAttention-class answer in native PyTorch. </w:t>
       </w:r>
       <w:r>
         <w:rPr>
@@ -6806,23 +5183,7 @@
         <w:t>CUDA</w:t>
       </w:r>
       <w:r>
-        <w:t xml:space="preserve">, fast attention is no longer an external add-on story only. It is increasingly an upstream </w:t>
-      </w:r>
-      <w:proofErr w:type="spellStart"/>
-      <w:r>
-        <w:t>PyTorch</w:t>
-      </w:r>
-      <w:proofErr w:type="spellEnd"/>
-      <w:r>
-        <w:t xml:space="preserve"> story. </w:t>
-      </w:r>
-      <w:proofErr w:type="spellStart"/>
-      <w:r>
-        <w:t>PyTorch</w:t>
-      </w:r>
-      <w:proofErr w:type="spellEnd"/>
-      <w:r>
-        <w:t xml:space="preserve"> 2.11 introduced a </w:t>
+        <w:t xml:space="preserve">, fast attention is no longer an external add-on story only. It is increasingly an upstream PyTorch story. PyTorch 2.11 introduced a </w:t>
       </w:r>
       <w:r>
         <w:rPr>
@@ -6831,15 +5192,7 @@
         <w:t>FlashAttention-4 backend</w:t>
       </w:r>
       <w:r>
-        <w:t xml:space="preserve"> for </w:t>
-      </w:r>
-      <w:proofErr w:type="spellStart"/>
-      <w:r>
-        <w:t>FlexAttention</w:t>
-      </w:r>
-      <w:proofErr w:type="spellEnd"/>
-      <w:r>
-        <w:t xml:space="preserve"> on </w:t>
+        <w:t xml:space="preserve"> for FlexAttention on </w:t>
       </w:r>
       <w:r>
         <w:rPr>
@@ -6848,15 +5201,7 @@
         <w:t>Hopper and Blackwell</w:t>
       </w:r>
       <w:r>
-        <w:t xml:space="preserve">, with </w:t>
-      </w:r>
-      <w:proofErr w:type="spellStart"/>
-      <w:r>
-        <w:t>PyTorch</w:t>
-      </w:r>
-      <w:proofErr w:type="spellEnd"/>
-      <w:r>
-        <w:t xml:space="preserve"> reporting </w:t>
+        <w:t xml:space="preserve">, with PyTorch reporting </w:t>
       </w:r>
       <w:r>
         <w:rPr>
@@ -6865,15 +5210,7 @@
         <w:t>1.2× to 3.2×</w:t>
       </w:r>
       <w:r>
-        <w:t xml:space="preserve"> gains over the previous Triton implementation on compute-bound workloads. That matters for two reasons. First, it means </w:t>
-      </w:r>
-      <w:proofErr w:type="spellStart"/>
-      <w:r>
-        <w:t>PyTorch</w:t>
-      </w:r>
-      <w:proofErr w:type="spellEnd"/>
-      <w:r>
-        <w:t xml:space="preserve"> is not merely relying on the external </w:t>
+        <w:t xml:space="preserve"> gains over the previous Triton implementation on compute-bound workloads. That matters for two reasons. First, it means PyTorch is not merely relying on the external </w:t>
       </w:r>
       <w:r>
         <w:rPr>
@@ -6882,31 +5219,7 @@
         <w:t>flash-attn</w:t>
       </w:r>
       <w:r>
-        <w:t xml:space="preserve"> package to solve the most important transformer kernel family. Second, it means the attention story is now tied directly into the compile stack: </w:t>
-      </w:r>
-      <w:proofErr w:type="spellStart"/>
-      <w:r>
-        <w:t>PyTorch</w:t>
-      </w:r>
-      <w:proofErr w:type="spellEnd"/>
-      <w:r>
-        <w:t xml:space="preserve"> can JIT-instantiate and specialize newer attention backends from Python-level definitions. On top of that, Hopper's hardware Transformer Engine and FP8 support remain the most mature low-precision training surface in the field, while Blackwell extends the quantization frontier further with MXFP8 and NVFP4 workflows that </w:t>
-      </w:r>
-      <w:proofErr w:type="spellStart"/>
-      <w:r>
-        <w:t>PyTorch</w:t>
-      </w:r>
-      <w:proofErr w:type="spellEnd"/>
-      <w:r>
-        <w:t xml:space="preserve"> and </w:t>
-      </w:r>
-      <w:proofErr w:type="spellStart"/>
-      <w:r>
-        <w:t>TorchAO</w:t>
-      </w:r>
-      <w:proofErr w:type="spellEnd"/>
-      <w:r>
-        <w:t xml:space="preserve"> are already exposing in public examples. </w:t>
+        <w:t xml:space="preserve"> package to solve the most important transformer kernel family. Second, it means the attention story is now tied directly into the compile stack: PyTorch can JIT-instantiate and specialize newer attention backends from Python-level definitions. On top of that, Hopper's hardware Transformer Engine and FP8 support remain the most mature low-precision training surface in the field, while Blackwell extends the quantization frontier further with MXFP8 and NVFP4 workflows that PyTorch and TorchAO are already exposing in public examples. </w:t>
       </w:r>
       <w:r>
         <w:rPr>
@@ -6922,67 +5235,7 @@
         <w:ind w:left="-5" w:right="1"/>
       </w:pPr>
       <w:r>
-        <w:t xml:space="preserve">The CUDA attention path also benefits from the broader kernel ecosystem around Triton. </w:t>
-      </w:r>
-      <w:proofErr w:type="spellStart"/>
-      <w:r>
-        <w:t>PyTorch's</w:t>
-      </w:r>
-      <w:proofErr w:type="spellEnd"/>
-      <w:r>
-        <w:t xml:space="preserve"> own performance work on warp specialization and fused SSD/Mamba-2 kernels </w:t>
-      </w:r>
-      <w:proofErr w:type="gramStart"/>
-      <w:r>
-        <w:t>has</w:t>
-      </w:r>
-      <w:proofErr w:type="gramEnd"/>
-      <w:r>
-        <w:t xml:space="preserve"> landed specifically on A100, H100, and newer NVIDIA parts. That does not mean every transformer variant is solved. But it does mean the ecosystem that matters for modern attention innovation</w:t>
-      </w:r>
-      <w:r>
-        <w:t xml:space="preserve"> — </w:t>
-      </w:r>
-      <w:r>
-        <w:t xml:space="preserve">Triton, </w:t>
-      </w:r>
-      <w:proofErr w:type="spellStart"/>
-      <w:r>
-        <w:t>FlexAttention</w:t>
-      </w:r>
-      <w:proofErr w:type="spellEnd"/>
-      <w:r>
-        <w:t xml:space="preserve">, CUTLASS, </w:t>
-      </w:r>
-      <w:proofErr w:type="spellStart"/>
-      <w:r>
-        <w:t>CuTeDSL</w:t>
-      </w:r>
-      <w:proofErr w:type="spellEnd"/>
-      <w:r>
-        <w:t xml:space="preserve">, </w:t>
-      </w:r>
-      <w:proofErr w:type="spellStart"/>
-      <w:r>
-        <w:t>TorchAO</w:t>
-      </w:r>
-      <w:proofErr w:type="spellEnd"/>
-      <w:r>
-        <w:t>, flash-attn-style kernels, profiling, and upstream compiler work</w:t>
-      </w:r>
-      <w:r>
-        <w:t xml:space="preserve"> — </w:t>
-      </w:r>
-      <w:r>
-        <w:t xml:space="preserve">is still centered on NVIDIA first. If your roadmap includes unusual attention variants, custom score modifications, or aggressive </w:t>
-      </w:r>
-      <w:proofErr w:type="gramStart"/>
-      <w:r>
-        <w:t>low-precision</w:t>
-      </w:r>
-      <w:proofErr w:type="gramEnd"/>
-      <w:r>
-        <w:t xml:space="preserve"> serving, this concentration of tooling is a very large strategic advantage. </w:t>
+        <w:t xml:space="preserve">The CUDA attention path also benefits from the broader kernel ecosystem around Triton. PyTorch's own performance work on warp specialization has landed specifically on H100 and newer NVIDIA parts. That does not mean every transformer variant is solved. But it does mean the ecosystem that matters for modern attention innovation — Triton, FlexAttention, CUTLASS, CuTeDSL, TorchAO, flash-attn-style kernels, profiling, and upstream compiler work — is still centered on NVIDIA first. If your roadmap includes unusual attention variants, custom score modifications, or aggressive low-precision serving, this concentration of tooling is a very large strategic advantage. </w:t>
       </w:r>
       <w:r>
         <w:rPr>
@@ -6999,14 +5252,12 @@
       <w:r>
         <w:t xml:space="preserve">On </w:t>
       </w:r>
-      <w:proofErr w:type="spellStart"/>
       <w:r>
         <w:rPr>
           <w:b/>
         </w:rPr>
         <w:t>ROCm</w:t>
       </w:r>
-      <w:proofErr w:type="spellEnd"/>
       <w:r>
         <w:t>, the attention picture has changed dramatically from the "CUDA-only reality" of earlier years. AMD's own</w:t>
       </w:r>
@@ -7016,27 +5267,14 @@
         <w:spacing w:after="190"/>
         <w:ind w:left="-5" w:right="1"/>
       </w:pPr>
-      <w:proofErr w:type="spellStart"/>
-      <w:r>
-        <w:t>ROCm</w:t>
-      </w:r>
-      <w:proofErr w:type="spellEnd"/>
-      <w:r>
-        <w:t xml:space="preserve"> docs now state that </w:t>
-      </w:r>
-      <w:proofErr w:type="spellStart"/>
-      <w:r>
-        <w:rPr>
-          <w:b/>
-        </w:rPr>
-        <w:t>FlashAttention</w:t>
-      </w:r>
-      <w:proofErr w:type="spellEnd"/>
-      <w:r>
-        <w:rPr>
-          <w:b/>
-        </w:rPr>
-        <w:t xml:space="preserve"> 2</w:t>
+      <w:r>
+        <w:t xml:space="preserve">ROCm docs now state that </w:t>
+      </w:r>
+      <w:r>
+        <w:rPr>
+          <w:b/>
+        </w:rPr>
+        <w:t>FlashAttention 2</w:t>
       </w:r>
       <w:r>
         <w:t xml:space="preserve"> on AMD GPUs supports </w:t>
@@ -7068,19 +5306,11 @@
       <w:r>
         <w:t xml:space="preserve">, which is an alternative path. AMD also ships training containers that already include </w:t>
       </w:r>
-      <w:proofErr w:type="spellStart"/>
-      <w:r>
-        <w:rPr>
-          <w:b/>
-        </w:rPr>
-        <w:t>FlashAttention</w:t>
-      </w:r>
-      <w:proofErr w:type="spellEnd"/>
-      <w:r>
-        <w:rPr>
-          <w:b/>
-        </w:rPr>
-        <w:t xml:space="preserve"> 2.8.3</w:t>
+      <w:r>
+        <w:rPr>
+          <w:b/>
+        </w:rPr>
+        <w:t>FlashAttention 2.8.3</w:t>
       </w:r>
       <w:r>
         <w:t xml:space="preserve"> and </w:t>
@@ -7092,49 +5322,13 @@
         <w:t>Transformer Engine 2.8</w:t>
       </w:r>
       <w:r>
-        <w:t xml:space="preserve"> for MI300X and MI325X-class workflows. In </w:t>
-      </w:r>
-      <w:proofErr w:type="spellStart"/>
-      <w:r>
-        <w:t>PyTorch</w:t>
-      </w:r>
-      <w:proofErr w:type="spellEnd"/>
-      <w:r>
-        <w:t xml:space="preserve"> 2.12, AMD also landed a </w:t>
-      </w:r>
-      <w:proofErr w:type="spellStart"/>
-      <w:r>
-        <w:t>FlexAttention</w:t>
-      </w:r>
-      <w:proofErr w:type="spellEnd"/>
-      <w:r>
-        <w:t xml:space="preserve"> pipelining optimization on </w:t>
-      </w:r>
-      <w:proofErr w:type="spellStart"/>
-      <w:r>
-        <w:t>ROCm</w:t>
-      </w:r>
-      <w:proofErr w:type="spellEnd"/>
-      <w:r>
-        <w:t xml:space="preserve"> that reported </w:t>
-      </w:r>
-      <w:r>
-        <w:rPr>
-          <w:b/>
-        </w:rPr>
-        <w:t>5</w:t>
-      </w:r>
-      <w:r>
-        <w:rPr>
-          <w:b/>
-        </w:rPr>
-        <w:t xml:space="preserve"> — </w:t>
-      </w:r>
-      <w:r>
-        <w:rPr>
-          <w:b/>
-        </w:rPr>
-        <w:t xml:space="preserve">26% </w:t>
+        <w:t xml:space="preserve"> for MI300X and MI325X-class workflows. In PyTorch 2.12, AMD also landed a FlexAttention pipelining optimization on ROCm that reported </w:t>
+      </w:r>
+      <w:r>
+        <w:rPr>
+          <w:b/>
+        </w:rPr>
+        <w:t xml:space="preserve">5 — 26% </w:t>
       </w:r>
       <w:r>
         <w:t xml:space="preserve">speedups across several attention patterns on MI350X. This is no longer a backend where "fast attention" means "good luck." It is a backend where fast attention is real, documented, and in active optimization. </w:t>
@@ -7173,15 +5367,7 @@
         <w:ind w:left="-5" w:right="1"/>
       </w:pPr>
       <w:r>
-        <w:t xml:space="preserve">The caveat is the important one: on </w:t>
-      </w:r>
-      <w:proofErr w:type="spellStart"/>
-      <w:r>
-        <w:t>ROCm</w:t>
-      </w:r>
-      <w:proofErr w:type="spellEnd"/>
-      <w:r>
-        <w:t xml:space="preserve">, fast attention is often </w:t>
+        <w:t xml:space="preserve">The caveat is the important one: on ROCm, fast attention is often </w:t>
       </w:r>
       <w:r>
         <w:rPr>
@@ -7190,55 +5376,7 @@
         <w:t>plug-and-play inside the supported container</w:t>
       </w:r>
       <w:r>
-        <w:t xml:space="preserve">, not necessarily in arbitrary user environments. That distinction matters if you are standardizing a team. If everyone lives in </w:t>
-      </w:r>
-      <w:proofErr w:type="spellStart"/>
-      <w:r>
-        <w:t>ROCm</w:t>
-      </w:r>
-      <w:proofErr w:type="spellEnd"/>
-      <w:r>
-        <w:t xml:space="preserve">-tested images, </w:t>
-      </w:r>
-      <w:proofErr w:type="spellStart"/>
-      <w:r>
-        <w:t>FlashAttention</w:t>
-      </w:r>
-      <w:proofErr w:type="spellEnd"/>
-      <w:r>
-        <w:t xml:space="preserve"> on MI300X and MI325X is a credible part of the native workflow. If half the team lives in ad hoc pip environments, custom wheels, or drifting Python stacks, a lot of </w:t>
-      </w:r>
-      <w:proofErr w:type="spellStart"/>
-      <w:r>
-        <w:t>ROCm's</w:t>
-      </w:r>
-      <w:proofErr w:type="spellEnd"/>
-      <w:r>
-        <w:t xml:space="preserve"> advertised smoothness disappears quickly. The practical translation is that </w:t>
-      </w:r>
-      <w:proofErr w:type="spellStart"/>
-      <w:r>
-        <w:t>ROCm</w:t>
-      </w:r>
-      <w:proofErr w:type="spellEnd"/>
-      <w:r>
-        <w:t xml:space="preserve"> passes the </w:t>
-      </w:r>
-      <w:proofErr w:type="spellStart"/>
-      <w:r>
-        <w:t>FlashAttention</w:t>
-      </w:r>
-      <w:proofErr w:type="spellEnd"/>
-      <w:r>
-        <w:t xml:space="preserve"> test only if you also accept </w:t>
-      </w:r>
-      <w:proofErr w:type="spellStart"/>
-      <w:r>
-        <w:t>ROCm's</w:t>
-      </w:r>
-      <w:proofErr w:type="spellEnd"/>
-      <w:r>
-        <w:t xml:space="preserve"> preference for </w:t>
+        <w:t xml:space="preserve">, not necessarily in arbitrary user environments. That distinction matters if you are standardizing a team. If everyone lives in ROCm-tested images, FlashAttention on MI300X and MI325X is a credible part of the native workflow. If half the team lives in ad hoc pip environments, custom wheels, or drifting Python stacks, a lot of ROCm's advertised smoothness disappears quickly. The practical translation is that ROCm passes the FlashAttention test only if you also accept ROCm's preference for </w:t>
       </w:r>
       <w:r>
         <w:rPr>
@@ -7299,15 +5437,7 @@
         <w:t>Pallas</w:t>
       </w:r>
       <w:r>
-        <w:t xml:space="preserve">, not through the same ecosystem logic that dominates NVIDIA. </w:t>
-      </w:r>
-      <w:proofErr w:type="spellStart"/>
-      <w:r>
-        <w:t>PyTorch</w:t>
-      </w:r>
-      <w:proofErr w:type="spellEnd"/>
-      <w:r>
-        <w:t xml:space="preserve">/XLA's docs explicitly position </w:t>
+        <w:t xml:space="preserve">, not through the same ecosystem logic that dominates NVIDIA. PyTorch/XLA's docs explicitly position </w:t>
       </w:r>
       <w:r>
         <w:rPr>
@@ -7316,31 +5446,7 @@
         <w:t>Pallas</w:t>
       </w:r>
       <w:r>
-        <w:t xml:space="preserve"> as the TPU answer to the custom-kernel culture created by Triton and kernels like </w:t>
-      </w:r>
-      <w:proofErr w:type="spellStart"/>
-      <w:r>
-        <w:t>FlashAttention</w:t>
-      </w:r>
-      <w:proofErr w:type="spellEnd"/>
-      <w:r>
-        <w:t xml:space="preserve"> and </w:t>
-      </w:r>
-      <w:proofErr w:type="spellStart"/>
-      <w:r>
-        <w:t>PagedAttention</w:t>
-      </w:r>
-      <w:proofErr w:type="spellEnd"/>
-      <w:r>
-        <w:t xml:space="preserve">. That is promising, and it matters for long-term parity. But it is not the same thing as having a deep, standard, easy-to-adopt third-party kernel market for </w:t>
-      </w:r>
-      <w:proofErr w:type="spellStart"/>
-      <w:r>
-        <w:t>PyTorch</w:t>
-      </w:r>
-      <w:proofErr w:type="spellEnd"/>
-      <w:r>
-        <w:t xml:space="preserve"> on TPU today. The closest fair statement is that TPU has the ingredients for high-performance attention, but still not the same "drop-in kernel abundance" that CUDA users now treat as normal. </w:t>
+        <w:t xml:space="preserve"> as the TPU answer to the custom-kernel culture created by Triton and kernels like FlashAttention and PagedAttention. That is promising, and it matters for long-term parity. But it is not the same thing as having a deep, standard, easy-to-adopt third-party kernel market for PyTorch on TPU today. The closest fair statement is that TPU has the ingredients for high-performance attention, but still not the same "drop-in kernel abundance" that CUDA users now treat as normal. </w:t>
       </w:r>
       <w:r>
         <w:rPr>
@@ -7357,15 +5463,7 @@
       </w:pPr>
       <w:r>
         <w:lastRenderedPageBreak/>
-        <w:t xml:space="preserve">TPU's quantization story shows the same pattern. </w:t>
-      </w:r>
-      <w:proofErr w:type="spellStart"/>
-      <w:r>
-        <w:t>PyTorch</w:t>
-      </w:r>
-      <w:proofErr w:type="spellEnd"/>
-      <w:r>
-        <w:t xml:space="preserve">/XLA now documents </w:t>
+        <w:t xml:space="preserve">TPU's quantization story shows the same pattern. PyTorch/XLA now documents </w:t>
       </w:r>
       <w:r>
         <w:rPr>
@@ -7374,15 +5472,7 @@
         <w:t>quantized operations</w:t>
       </w:r>
       <w:r>
-        <w:t xml:space="preserve"> for XLA devices, including APIs for </w:t>
-      </w:r>
-      <w:proofErr w:type="spellStart"/>
-      <w:r>
-        <w:t>blockwise</w:t>
-      </w:r>
-      <w:proofErr w:type="spellEnd"/>
-      <w:r>
-        <w:t xml:space="preserve"> </w:t>
+        <w:t xml:space="preserve"> for XLA devices, including APIs for blockwise </w:t>
       </w:r>
       <w:r>
         <w:rPr>
@@ -7393,35 +5483,11 @@
       <w:r>
         <w:t xml:space="preserve">-style quantized matrix multiplication, and states that these ops are compatible with </w:t>
       </w:r>
-      <w:proofErr w:type="spellStart"/>
-      <w:proofErr w:type="gramStart"/>
       <w:r>
         <w:rPr>
           <w:rFonts w:ascii="Courier New" w:eastAsia="Courier New" w:hAnsi="Courier New" w:cs="Courier New"/>
         </w:rPr>
-        <w:t>torch.compile</w:t>
-      </w:r>
-      <w:proofErr w:type="spellEnd"/>
-      <w:proofErr w:type="gramEnd"/>
-      <w:r>
-        <w:rPr>
-          <w:rFonts w:ascii="Courier New" w:eastAsia="Courier New" w:hAnsi="Courier New" w:cs="Courier New"/>
-        </w:rPr>
-        <w:t>(backend="</w:t>
-      </w:r>
-      <w:proofErr w:type="spellStart"/>
-      <w:r>
-        <w:rPr>
-          <w:rFonts w:ascii="Courier New" w:eastAsia="Courier New" w:hAnsi="Courier New" w:cs="Courier New"/>
-        </w:rPr>
-        <w:t>openxla</w:t>
-      </w:r>
-      <w:proofErr w:type="spellEnd"/>
-      <w:r>
-        <w:rPr>
-          <w:rFonts w:ascii="Courier New" w:eastAsia="Courier New" w:hAnsi="Courier New" w:cs="Courier New"/>
-        </w:rPr>
-        <w:t>")</w:t>
+        <w:t>torch.compile(backend="openxla")</w:t>
       </w:r>
       <w:r>
         <w:t xml:space="preserve">. But the docs also label the feature experimental. That is the recurring TPU theme in 2026: powerful primitives exist, but the surrounding developer story still has a bridge quality to it. If your team is deep enough in XLA and willing to use the TPU-native paths, that may be fine. If you are expecting CUDA-style ecosystem breadth around low-bit inference and serving, it is not the same experience. </w:t>
@@ -7448,29 +5514,13 @@
         <w:t>Apple MPS</w:t>
       </w:r>
       <w:r>
-        <w:t xml:space="preserve">, the answer is much harsher. </w:t>
-      </w:r>
-      <w:proofErr w:type="spellStart"/>
-      <w:r>
-        <w:t>PyTorch's</w:t>
-      </w:r>
-      <w:proofErr w:type="spellEnd"/>
-      <w:r>
-        <w:t xml:space="preserve"> own MPS compile tracker still listed </w:t>
-      </w:r>
-      <w:proofErr w:type="spellStart"/>
-      <w:r>
-        <w:rPr>
-          <w:b/>
-        </w:rPr>
-        <w:t>FlexAttention</w:t>
-      </w:r>
-      <w:proofErr w:type="spellEnd"/>
-      <w:r>
-        <w:rPr>
-          <w:b/>
-        </w:rPr>
-        <w:t xml:space="preserve"> on MPS</w:t>
+        <w:t xml:space="preserve">, the answer is much harsher. PyTorch's own MPS compile tracker still listed </w:t>
+      </w:r>
+      <w:r>
+        <w:rPr>
+          <w:b/>
+        </w:rPr>
+        <w:t>FlexAttention on MPS</w:t>
       </w:r>
       <w:r>
         <w:t xml:space="preserve"> as stretch performance work and explicitly called out decisions still pending around decomposing</w:t>
@@ -7486,26 +5536,10 @@
         <w:rPr>
           <w:rFonts w:ascii="Courier New" w:eastAsia="Courier New" w:hAnsi="Courier New" w:cs="Courier New"/>
         </w:rPr>
-        <w:t>_</w:t>
-      </w:r>
-      <w:proofErr w:type="spellStart"/>
-      <w:r>
-        <w:rPr>
-          <w:rFonts w:ascii="Courier New" w:eastAsia="Courier New" w:hAnsi="Courier New" w:cs="Courier New"/>
-        </w:rPr>
-        <w:t>scaled_dot_product_attention_math_for_mps</w:t>
-      </w:r>
-      <w:proofErr w:type="spellEnd"/>
-      <w:r>
-        <w:t xml:space="preserve">. That means native upstream </w:t>
-      </w:r>
-      <w:proofErr w:type="spellStart"/>
-      <w:r>
-        <w:t>PyTorch</w:t>
-      </w:r>
-      <w:proofErr w:type="spellEnd"/>
-      <w:r>
-        <w:t xml:space="preserve"> on MPS still does </w:t>
+        <w:t>_scaled_dot_product_attention_math_for_mps</w:t>
+      </w:r>
+      <w:r>
+        <w:t xml:space="preserve">. That means native upstream PyTorch on MPS still does </w:t>
       </w:r>
       <w:r>
         <w:rPr>
@@ -7514,31 +5548,7 @@
         <w:t xml:space="preserve">not </w:t>
       </w:r>
       <w:r>
-        <w:t xml:space="preserve">offer a mature FlashAttention-2 or FlashAttention-3 class backend. There is an MPS-specific SDPA math path, but that is not the same thing as having a specialized fused attention kernel ecosystem of the kind modern LLM work expects. </w:t>
-      </w:r>
-      <w:proofErr w:type="gramStart"/>
-      <w:r>
-        <w:t>So</w:t>
-      </w:r>
-      <w:proofErr w:type="gramEnd"/>
-      <w:r>
-        <w:t xml:space="preserve"> if the question is "does Apple </w:t>
-      </w:r>
-      <w:proofErr w:type="spellStart"/>
-      <w:r>
-        <w:t>PyTorch</w:t>
-      </w:r>
-      <w:proofErr w:type="spellEnd"/>
-      <w:r>
-        <w:t xml:space="preserve"> have a native </w:t>
-      </w:r>
-      <w:proofErr w:type="spellStart"/>
-      <w:r>
-        <w:t>FlashAttention</w:t>
-      </w:r>
-      <w:proofErr w:type="spellEnd"/>
-      <w:r>
-        <w:t xml:space="preserve"> answer now?" the honest answer is still no. </w:t>
+        <w:t xml:space="preserve">offer a mature FlashAttention-2 or FlashAttention-3 class backend. There is an MPS-specific SDPA math path, but that is not the same thing as having a specialized fused attention kernel ecosystem of the kind modern LLM work expects. So if the question is "does Apple PyTorch have a native FlashAttention answer now?" the honest answer is still no. </w:t>
       </w:r>
       <w:r>
         <w:rPr>
@@ -7562,15 +5572,7 @@
         <w:t>MLX</w:t>
       </w:r>
       <w:r>
-        <w:t xml:space="preserve"> needs to be part of the Apple discussion even in a </w:t>
-      </w:r>
-      <w:proofErr w:type="spellStart"/>
-      <w:r>
-        <w:t>PyTorch</w:t>
-      </w:r>
-      <w:proofErr w:type="spellEnd"/>
-      <w:r>
-        <w:t xml:space="preserve"> report. MLX is designed around Apple Silicon's unified memory; its arrays live in shared memory and can run across supported devices without explicit transfers; and </w:t>
+        <w:t xml:space="preserve"> needs to be part of the Apple discussion even in a PyTorch report. MLX is designed around Apple Silicon's unified memory; its arrays live in shared memory and can run across supported devices without explicit transfers; and </w:t>
       </w:r>
       <w:r>
         <w:rPr>
@@ -7581,26 +5583,14 @@
       <w:r>
         <w:t xml:space="preserve"> ships straightforward flows for quantizing models, loading ready-made 4-bit checkpoints from Hugging Face, and doing distributed inference and fine-tuning with </w:t>
       </w:r>
-      <w:proofErr w:type="spellStart"/>
-      <w:proofErr w:type="gramStart"/>
       <w:r>
         <w:rPr>
           <w:rFonts w:ascii="Courier New" w:eastAsia="Courier New" w:hAnsi="Courier New" w:cs="Courier New"/>
         </w:rPr>
         <w:t>mx.distributed</w:t>
       </w:r>
-      <w:proofErr w:type="spellEnd"/>
-      <w:proofErr w:type="gramEnd"/>
-      <w:r>
-        <w:t xml:space="preserve">. By contrast, </w:t>
-      </w:r>
-      <w:proofErr w:type="spellStart"/>
-      <w:r>
-        <w:t>TorchAO's</w:t>
-      </w:r>
-      <w:proofErr w:type="spellEnd"/>
-      <w:r>
-        <w:t xml:space="preserve"> Apple-facing docs currently spotlight experimental low-bit kernels that run on </w:t>
+      <w:r>
+        <w:t xml:space="preserve">. By contrast, TorchAO's Apple-facing docs currently spotlight experimental low-bit kernels that run on </w:t>
       </w:r>
       <w:r>
         <w:rPr>
@@ -7609,15 +5599,7 @@
         <w:t>ARM CPUs on Apple Silicon Macs</w:t>
       </w:r>
       <w:r>
-        <w:t xml:space="preserve">, not on the MPS GPU as a first-class quantized backend. </w:t>
-      </w:r>
-      <w:proofErr w:type="gramStart"/>
-      <w:r>
-        <w:t>So</w:t>
-      </w:r>
-      <w:proofErr w:type="gramEnd"/>
-      <w:r>
-        <w:t xml:space="preserve"> for local Apple inference, particularly low-bit LLM inference, MLX is currently the better-tuned Apple-native answer. But that comes with a strategic cost: </w:t>
+        <w:t xml:space="preserve">, not on the MPS GPU as a first-class quantized backend. So for local Apple inference, particularly low-bit LLM inference, MLX is currently the better-tuned Apple-native answer. But that comes with a strategic cost: </w:t>
       </w:r>
       <w:r>
         <w:rPr>
@@ -7631,38 +5613,14 @@
         <w:spacing w:after="197"/>
         <w:ind w:left="-5" w:right="1"/>
       </w:pPr>
-      <w:proofErr w:type="spellStart"/>
-      <w:r>
-        <w:rPr>
-          <w:b/>
-        </w:rPr>
-        <w:t>PyTorch</w:t>
-      </w:r>
-      <w:proofErr w:type="spellEnd"/>
-      <w:r>
-        <w:rPr>
-          <w:b/>
-        </w:rPr>
-        <w:t xml:space="preserve"> portability</w:t>
-      </w:r>
-      <w:r>
-        <w:t xml:space="preserve">. Code you prototype in MLX does not lift cleanly to CUDA or </w:t>
-      </w:r>
-      <w:proofErr w:type="spellStart"/>
-      <w:r>
-        <w:t>ROCm</w:t>
-      </w:r>
-      <w:proofErr w:type="spellEnd"/>
-      <w:r>
-        <w:t xml:space="preserve"> clusters the way idiomatic </w:t>
-      </w:r>
-      <w:proofErr w:type="spellStart"/>
-      <w:r>
-        <w:t>PyTorch</w:t>
-      </w:r>
-      <w:proofErr w:type="spellEnd"/>
-      <w:r>
-        <w:t xml:space="preserve"> does. </w:t>
+      <w:r>
+        <w:rPr>
+          <w:b/>
+        </w:rPr>
+        <w:t>PyTorch portability</w:t>
+      </w:r>
+      <w:r>
+        <w:t xml:space="preserve">. Code you prototype in MLX does not lift cleanly to CUDA or ROCm clusters the way idiomatic PyTorch does. </w:t>
       </w:r>
       <w:r>
         <w:rPr>
@@ -7678,15 +5636,7 @@
         <w:ind w:left="-5" w:right="1"/>
       </w:pPr>
       <w:r>
-        <w:t xml:space="preserve">The </w:t>
-      </w:r>
-      <w:proofErr w:type="spellStart"/>
-      <w:r>
-        <w:t>FlashAttention</w:t>
-      </w:r>
-      <w:proofErr w:type="spellEnd"/>
-      <w:r>
-        <w:t xml:space="preserve"> test therefore gives a very clean result. </w:t>
+        <w:t xml:space="preserve">The FlashAttention test therefore gives a very clean result. </w:t>
       </w:r>
       <w:r>
         <w:rPr>
@@ -7697,14 +5647,12 @@
       <w:r>
         <w:t xml:space="preserve"> passes decisively. </w:t>
       </w:r>
-      <w:proofErr w:type="spellStart"/>
       <w:r>
         <w:rPr>
           <w:b/>
         </w:rPr>
         <w:t>ROCm</w:t>
       </w:r>
-      <w:proofErr w:type="spellEnd"/>
       <w:r>
         <w:t xml:space="preserve"> passes with environmental discipline. </w:t>
       </w:r>
@@ -7715,15 +5663,7 @@
         <w:t>TPU</w:t>
       </w:r>
       <w:r>
-        <w:t xml:space="preserve"> passes only if your notion of "native kernel support" includes XLA/Pallas compilation rather than the usual </w:t>
-      </w:r>
-      <w:proofErr w:type="spellStart"/>
-      <w:r>
-        <w:t>PyTorch</w:t>
-      </w:r>
-      <w:proofErr w:type="spellEnd"/>
-      <w:r>
-        <w:t xml:space="preserve"> extension ecosystem. </w:t>
+        <w:t xml:space="preserve"> passes only if your notion of "native kernel support" includes XLA/Pallas compilation rather than the usual PyTorch extension ecosystem. </w:t>
       </w:r>
       <w:r>
         <w:rPr>
@@ -7732,23 +5672,7 @@
         <w:t>MPS</w:t>
       </w:r>
       <w:r>
-        <w:t xml:space="preserve"> does not pass in native </w:t>
-      </w:r>
-      <w:proofErr w:type="spellStart"/>
-      <w:r>
-        <w:t>PyTorch</w:t>
-      </w:r>
-      <w:proofErr w:type="spellEnd"/>
-      <w:r>
-        <w:t xml:space="preserve">; Apple's strongest local low-bit answer remains adjacent to </w:t>
-      </w:r>
-      <w:proofErr w:type="spellStart"/>
-      <w:r>
-        <w:t>PyTorch</w:t>
-      </w:r>
-      <w:proofErr w:type="spellEnd"/>
-      <w:r>
-        <w:t xml:space="preserve">, not inside it. </w:t>
+        <w:t xml:space="preserve"> does not pass in native PyTorch; Apple's strongest local low-bit answer remains adjacent to PyTorch, not inside it. </w:t>
       </w:r>
       <w:r>
         <w:rPr>
@@ -7787,32 +5711,10 @@
         <w:rPr>
           <w:b/>
         </w:rPr>
-        <w:t xml:space="preserve">plain eager </w:t>
-      </w:r>
-      <w:proofErr w:type="spellStart"/>
-      <w:r>
-        <w:rPr>
-          <w:b/>
-        </w:rPr>
-        <w:t>PyTorch</w:t>
-      </w:r>
-      <w:proofErr w:type="spellEnd"/>
-      <w:r>
-        <w:rPr>
-          <w:b/>
-        </w:rPr>
-        <w:t xml:space="preserve"> with standard operators and common module patterns</w:t>
-      </w:r>
-      <w:r>
-        <w:t xml:space="preserve">. That code moves reasonably well between MPS, CUDA, and </w:t>
-      </w:r>
-      <w:proofErr w:type="spellStart"/>
-      <w:r>
-        <w:t>ROCm</w:t>
-      </w:r>
-      <w:proofErr w:type="spellEnd"/>
-      <w:r>
-        <w:t xml:space="preserve">. At the bottom of that ladder are </w:t>
+        <w:t>plain eager PyTorch with standard operators and common module patterns</w:t>
+      </w:r>
+      <w:r>
+        <w:t xml:space="preserve">. That code moves reasonably well between MPS, CUDA, and ROCm. At the bottom of that ladder are </w:t>
       </w:r>
       <w:r>
         <w:rPr>
@@ -7821,15 +5723,7 @@
         <w:t>backend-specific kernels, backend-specific compile assumptions, and framework-specific quantization stacks</w:t>
       </w:r>
       <w:r>
-        <w:t xml:space="preserve">. That code does not move cleanly at all. The key to a healthy workflow is to keep correctness portable and let performance be </w:t>
-      </w:r>
-      <w:proofErr w:type="gramStart"/>
-      <w:r>
-        <w:t>backend-specific</w:t>
-      </w:r>
-      <w:proofErr w:type="gramEnd"/>
-      <w:r>
-        <w:t>.</w:t>
+        <w:t>. That code does not move cleanly at all. The key to a healthy workflow is to keep correctness portable and let performance be backend-specific.</w:t>
       </w:r>
     </w:p>
     <w:p>
@@ -7851,15 +5745,7 @@
         <w:ind w:left="-5" w:right="1"/>
       </w:pPr>
       <w:r>
-        <w:t xml:space="preserve">For a team prototyping on Macs, Apple Silicon is genuinely useful in ways that datacenter-only analyses often underweight. </w:t>
-      </w:r>
-      <w:proofErr w:type="spellStart"/>
-      <w:r>
-        <w:t>PyTorch</w:t>
-      </w:r>
-      <w:proofErr w:type="spellEnd"/>
-      <w:r>
-        <w:t xml:space="preserve"> MPS is built into the normal Apple Silicon wheel path, MLX installs with a simple </w:t>
+        <w:t xml:space="preserve">For a team prototyping on Macs, Apple Silicon is genuinely useful in ways that datacenter-only analyses often underweight. PyTorch MPS is built into the normal Apple Silicon wheel path, MLX installs with a simple </w:t>
       </w:r>
       <w:r>
         <w:rPr>
@@ -8022,26 +5908,8 @@
       </w:r>
       <w:r>
         <w:t xml:space="preserve"> before accounting for scales, metadata, runtime buffers, and KV cache. In practice that means a 64GB or 128GB Apple machine can host model sizes that are awkward on many discrete GPUs without tensor parallelism or </w:t>
-      </w:r>
-      <w:r>
         <w:lastRenderedPageBreak/>
-        <w:t xml:space="preserve">offload. </w:t>
-      </w:r>
-      <w:proofErr w:type="spellStart"/>
-      <w:r>
-        <w:t>PyTorch</w:t>
-      </w:r>
-      <w:proofErr w:type="spellEnd"/>
-      <w:r>
-        <w:t xml:space="preserve"> 2.12's move to unified memory for all MPS tensors makes the </w:t>
-      </w:r>
-      <w:proofErr w:type="spellStart"/>
-      <w:r>
-        <w:t>PyTorch</w:t>
-      </w:r>
-      <w:proofErr w:type="spellEnd"/>
-      <w:r>
-        <w:t xml:space="preserve"> mental model on Apple more consistent with this underlying hardware, and MLX was already designed around the same principle: arrays live in shared memory, so you are not manually staging host copies into a separate VRAM pool. That is a major usability advantage for local experimentation. It is also precisely why Apple deserves a high local cost-efficiency score. </w:t>
+        <w:t xml:space="preserve">offload. PyTorch 2.12's move to unified memory for all MPS tensors makes the PyTorch mental model on Apple more consistent with this underlying hardware, and MLX was already designed around the same principle: arrays live in shared memory, so you are not manually staging host copies into a separate VRAM pool. That is a major usability advantage for local experimentation. It is also precisely why Apple deserves a high local cost-efficiency score. </w:t>
       </w:r>
       <w:r>
         <w:rPr>
@@ -8230,71 +6098,25 @@
         <w:rPr>
           <w:b/>
         </w:rPr>
-        <w:t xml:space="preserve">NVIDIA </w:t>
-      </w:r>
-      <w:proofErr w:type="spellStart"/>
-      <w:r>
-        <w:rPr>
-          <w:b/>
-        </w:rPr>
-        <w:t>NVLink</w:t>
-      </w:r>
-      <w:proofErr w:type="spellEnd"/>
-      <w:r>
-        <w:t xml:space="preserve"> is still the gold standard for </w:t>
-      </w:r>
-      <w:proofErr w:type="spellStart"/>
-      <w:r>
-        <w:t>PyTorch</w:t>
-      </w:r>
-      <w:proofErr w:type="spellEnd"/>
-      <w:r>
-        <w:t xml:space="preserve"> scale-up. On Hopper, NVIDIA advertises </w:t>
-      </w:r>
-      <w:r>
-        <w:rPr>
-          <w:b/>
-        </w:rPr>
-        <w:t xml:space="preserve">900 GB/s bidirectional </w:t>
-      </w:r>
-      <w:proofErr w:type="spellStart"/>
-      <w:r>
-        <w:rPr>
-          <w:b/>
-        </w:rPr>
-        <w:t>NVLink</w:t>
-      </w:r>
-      <w:proofErr w:type="spellEnd"/>
-      <w:r>
-        <w:t xml:space="preserve"> per GPU; on Blackwell, NVIDIA's </w:t>
-      </w:r>
-      <w:proofErr w:type="spellStart"/>
-      <w:r>
-        <w:t>NVLink</w:t>
-      </w:r>
-      <w:proofErr w:type="spellEnd"/>
-      <w:r>
-        <w:t xml:space="preserve"> switch fabric enables a </w:t>
-      </w:r>
-      <w:r>
-        <w:rPr>
-          <w:b/>
-        </w:rPr>
-        <w:t xml:space="preserve">72-GPU </w:t>
-      </w:r>
-      <w:proofErr w:type="spellStart"/>
-      <w:r>
-        <w:rPr>
-          <w:b/>
-        </w:rPr>
-        <w:t>NVLink</w:t>
-      </w:r>
-      <w:proofErr w:type="spellEnd"/>
-      <w:r>
-        <w:rPr>
-          <w:b/>
-        </w:rPr>
-        <w:t xml:space="preserve"> domain</w:t>
+        <w:t>NVIDIA NVLink</w:t>
+      </w:r>
+      <w:r>
+        <w:t xml:space="preserve"> is still the gold standard for PyTorch scale-up. On Hopper, NVIDIA advertises </w:t>
+      </w:r>
+      <w:r>
+        <w:rPr>
+          <w:b/>
+        </w:rPr>
+        <w:t>900 GB/s bidirectional NVLink</w:t>
+      </w:r>
+      <w:r>
+        <w:t xml:space="preserve"> per GPU; on Blackwell, NVIDIA's NVLink switch fabric enables a </w:t>
+      </w:r>
+      <w:r>
+        <w:rPr>
+          <w:b/>
+        </w:rPr>
+        <w:t>72-GPU NVLink domain</w:t>
       </w:r>
       <w:r>
         <w:t xml:space="preserve"> with </w:t>
@@ -8345,13 +6167,7 @@
         <w:t>AMD Infinity Fabric</w:t>
       </w:r>
       <w:r>
-        <w:t xml:space="preserve"> is now a serious node-scale fabric</w:t>
-      </w:r>
-      <w:r>
-        <w:t xml:space="preserve"> — </w:t>
-      </w:r>
-      <w:r>
-        <w:t xml:space="preserve">MI300X uses </w:t>
+        <w:t xml:space="preserve"> is now a serious node-scale fabric — MI300X uses </w:t>
       </w:r>
       <w:r>
         <w:rPr>
@@ -8369,37 +6185,7 @@
         <w:t>128 GB/s</w:t>
       </w:r>
       <w:r>
-        <w:t xml:space="preserve"> and forms a fully connected 8-GPU system</w:t>
-      </w:r>
-      <w:r>
-        <w:t xml:space="preserve"> — </w:t>
-      </w:r>
-      <w:r>
-        <w:t xml:space="preserve">but the surrounding </w:t>
-      </w:r>
-      <w:proofErr w:type="spellStart"/>
-      <w:r>
-        <w:t>PyTorch</w:t>
-      </w:r>
-      <w:proofErr w:type="spellEnd"/>
-      <w:r>
-        <w:t xml:space="preserve"> software ecosystem still does not exploit it as effortlessly as </w:t>
-      </w:r>
-      <w:proofErr w:type="spellStart"/>
-      <w:r>
-        <w:t>PyTorch</w:t>
-      </w:r>
-      <w:proofErr w:type="spellEnd"/>
-      <w:r>
-        <w:t xml:space="preserve"> exploits </w:t>
-      </w:r>
-      <w:proofErr w:type="spellStart"/>
-      <w:r>
-        <w:t>NVLink</w:t>
-      </w:r>
-      <w:proofErr w:type="spellEnd"/>
-      <w:r>
-        <w:t xml:space="preserve"> through NCCL and the CUDA-first toolchain. </w:t>
+        <w:t xml:space="preserve"> and forms a fully connected 8-GPU system — but the surrounding PyTorch software ecosystem still does not exploit it as effortlessly as PyTorch exploits NVLink through NCCL and the CUDA-first toolchain. </w:t>
       </w:r>
       <w:r>
         <w:rPr>
@@ -8435,15 +6221,7 @@
         <w:t>Apple's internal fabric</w:t>
       </w:r>
       <w:r>
-        <w:t xml:space="preserve"> is something else entirely: M3 Ultra's </w:t>
-      </w:r>
-      <w:proofErr w:type="spellStart"/>
-      <w:r>
-        <w:t>UltraFusion</w:t>
-      </w:r>
-      <w:proofErr w:type="spellEnd"/>
-      <w:r>
-        <w:t xml:space="preserve"> gives </w:t>
+        <w:t xml:space="preserve"> is something else entirely: M3 Ultra's UltraFusion gives </w:t>
       </w:r>
       <w:r>
         <w:rPr>
@@ -8452,15 +6230,7 @@
         <w:t>over 2.5TB/s</w:t>
       </w:r>
       <w:r>
-        <w:t xml:space="preserve"> of die-to-die </w:t>
-      </w:r>
-      <w:proofErr w:type="spellStart"/>
-      <w:r>
-        <w:t>interprocessor</w:t>
-      </w:r>
-      <w:proofErr w:type="spellEnd"/>
-      <w:r>
-        <w:t xml:space="preserve"> bandwidth inside one workstation package, while external expansion is still basically Thunderbolt 5 territory at </w:t>
+        <w:t xml:space="preserve"> of die-to-die interprocessor bandwidth inside one workstation package, while external expansion is still basically Thunderbolt 5 territory at </w:t>
       </w:r>
       <w:r>
         <w:rPr>
@@ -8543,76 +6313,16 @@
         <w:t>API portability, not performance portability</w:t>
       </w:r>
       <w:r>
-        <w:t xml:space="preserve">. If you prototype a </w:t>
-      </w:r>
-      <w:proofErr w:type="spellStart"/>
-      <w:r>
-        <w:t>ViT</w:t>
-      </w:r>
-      <w:proofErr w:type="spellEnd"/>
-      <w:r>
-        <w:t xml:space="preserve"> or LLM block in plain </w:t>
-      </w:r>
-      <w:proofErr w:type="spellStart"/>
-      <w:r>
-        <w:t>PyTorch</w:t>
-      </w:r>
-      <w:proofErr w:type="spellEnd"/>
-      <w:r>
-        <w:t xml:space="preserve"> on MPS, keep device logic abstract, avoid backend-specific </w:t>
-      </w:r>
-      <w:proofErr w:type="spellStart"/>
-      <w:r>
-        <w:t>dtype</w:t>
-      </w:r>
-      <w:proofErr w:type="spellEnd"/>
-      <w:r>
-        <w:t xml:space="preserve"> assumptions, and validate with standard SDPA and </w:t>
-      </w:r>
-      <w:proofErr w:type="spellStart"/>
-      <w:proofErr w:type="gramStart"/>
+        <w:t xml:space="preserve">. If you prototype a ViT or LLM block in plain PyTorch on MPS, keep device logic abstract, avoid backend-specific dtype assumptions, and validate with standard SDPA and </w:t>
+      </w:r>
       <w:r>
         <w:rPr>
           <w:rFonts w:ascii="Courier New" w:eastAsia="Courier New" w:hAnsi="Courier New" w:cs="Courier New"/>
         </w:rPr>
         <w:t>nn.Module</w:t>
       </w:r>
-      <w:proofErr w:type="spellEnd"/>
-      <w:proofErr w:type="gramEnd"/>
-      <w:r>
-        <w:t xml:space="preserve"> code, then moving to CUDA or </w:t>
-      </w:r>
-      <w:proofErr w:type="spellStart"/>
-      <w:r>
-        <w:t>ROCm</w:t>
-      </w:r>
-      <w:proofErr w:type="spellEnd"/>
-      <w:r>
-        <w:t xml:space="preserve"> is usually straightforward. Moving to TPU is less straightforward because the TPU execution model itself differs: </w:t>
-      </w:r>
-      <w:proofErr w:type="spellStart"/>
-      <w:r>
-        <w:t>PyTorch</w:t>
-      </w:r>
-      <w:proofErr w:type="spellEnd"/>
-      <w:r>
-        <w:t xml:space="preserve">/XLA's own migration guide explains that TPUs default to a lazy execution model, rely on different distributed utilities and SPMD patterns, and recompile when graph structure or shapes change. </w:t>
-      </w:r>
-      <w:proofErr w:type="gramStart"/>
-      <w:r>
-        <w:t>So</w:t>
-      </w:r>
-      <w:proofErr w:type="gramEnd"/>
-      <w:r>
-        <w:t xml:space="preserve"> Apple-to-CUDA and Apple-to-</w:t>
-      </w:r>
-      <w:proofErr w:type="spellStart"/>
-      <w:r>
-        <w:t>ROCm</w:t>
-      </w:r>
-      <w:proofErr w:type="spellEnd"/>
-      <w:r>
-        <w:t xml:space="preserve"> is mostly a software-stack transition; Apple-to-TPU is a software-stack transition </w:t>
+      <w:r>
+        <w:t xml:space="preserve"> code, then moving to CUDA or ROCm is usually straightforward. Moving to TPU is less straightforward because the TPU execution model itself differs: PyTorch/XLA's own migration guide explains that TPUs default to a lazy execution model, rely on different distributed utilities and SPMD patterns, and recompile when graph structure or shapes change. So Apple-to-CUDA and Apple-to-ROCm is mostly a software-stack transition; Apple-to-TPU is a software-stack transition </w:t>
       </w:r>
       <w:r>
         <w:rPr>
@@ -8628,7 +6338,7 @@
           <w:color w:val="4F46E5"/>
           <w:vertAlign w:val="superscript"/>
         </w:rPr>
-        <w:t>[35]</w:t>
+        <w:t>[41]</w:t>
       </w:r>
     </w:p>
     <w:p>
@@ -8645,15 +6355,7 @@
         <w:t>CUDA</w:t>
       </w:r>
       <w:r>
-        <w:t xml:space="preserve">, the official </w:t>
-      </w:r>
-      <w:proofErr w:type="spellStart"/>
-      <w:r>
-        <w:t>PyTorch</w:t>
-      </w:r>
-      <w:proofErr w:type="spellEnd"/>
-      <w:r>
-        <w:t xml:space="preserve"> guidance is still the most boring: pick the right CUDA version in the install selector and </w:t>
+        <w:t xml:space="preserve">, the official PyTorch guidance is still the most boring: pick the right CUDA version in the install selector and </w:t>
       </w:r>
       <w:r>
         <w:rPr>
@@ -8664,14 +6366,12 @@
       <w:r>
         <w:t xml:space="preserve">. On </w:t>
       </w:r>
-      <w:proofErr w:type="spellStart"/>
       <w:r>
         <w:rPr>
           <w:b/>
         </w:rPr>
         <w:t>ROCm</w:t>
       </w:r>
-      <w:proofErr w:type="spellEnd"/>
       <w:r>
         <w:t xml:space="preserve">, pip wheels exist, but AMD's official docs still recommend the </w:t>
       </w:r>
@@ -8684,75 +6384,37 @@
       <w:r>
         <w:t xml:space="preserve"> to avoid environment issues, and their flagship training workflow is increasingly expressed through the </w:t>
       </w:r>
-      <w:proofErr w:type="spellStart"/>
       <w:r>
         <w:rPr>
           <w:rFonts w:ascii="Courier New" w:eastAsia="Courier New" w:hAnsi="Courier New" w:cs="Courier New"/>
         </w:rPr>
-        <w:t>rocm</w:t>
-      </w:r>
-      <w:proofErr w:type="spellEnd"/>
+        <w:t>rocm/primus</w:t>
+      </w:r>
+      <w:r>
+        <w:t xml:space="preserve"> containers. On </w:t>
+      </w:r>
+      <w:r>
+        <w:rPr>
+          <w:b/>
+        </w:rPr>
+        <w:t>TPU</w:t>
+      </w:r>
+      <w:r>
+        <w:t xml:space="preserve">, the quickstart means provisioning a TPU VM, choosing the right runtime version, installing </w:t>
+      </w:r>
       <w:r>
         <w:rPr>
           <w:rFonts w:ascii="Courier New" w:eastAsia="Courier New" w:hAnsi="Courier New" w:cs="Courier New"/>
         </w:rPr>
-        <w:t>/primus</w:t>
-      </w:r>
-      <w:r>
-        <w:t xml:space="preserve"> containers. On </w:t>
-      </w:r>
-      <w:r>
-        <w:rPr>
-          <w:b/>
-        </w:rPr>
-        <w:t>TPU</w:t>
-      </w:r>
-      <w:r>
-        <w:t xml:space="preserve">, the </w:t>
-      </w:r>
-      <w:proofErr w:type="spellStart"/>
-      <w:r>
-        <w:t>quickstart</w:t>
-      </w:r>
-      <w:proofErr w:type="spellEnd"/>
-      <w:r>
-        <w:t xml:space="preserve"> means provisioning a TPU VM, choosing the right runtime version, installing </w:t>
-      </w:r>
-      <w:proofErr w:type="spellStart"/>
+        <w:t>torch_xla[tpu]</w:t>
+      </w:r>
+      <w:r>
+        <w:t xml:space="preserve">, and often setting </w:t>
+      </w:r>
       <w:r>
         <w:rPr>
           <w:rFonts w:ascii="Courier New" w:eastAsia="Courier New" w:hAnsi="Courier New" w:cs="Courier New"/>
         </w:rPr>
-        <w:t>torch_xla</w:t>
-      </w:r>
-      <w:proofErr w:type="spellEnd"/>
-      <w:r>
-        <w:rPr>
-          <w:rFonts w:ascii="Courier New" w:eastAsia="Courier New" w:hAnsi="Courier New" w:cs="Courier New"/>
-        </w:rPr>
-        <w:t>[</w:t>
-      </w:r>
-      <w:proofErr w:type="spellStart"/>
-      <w:r>
-        <w:rPr>
-          <w:rFonts w:ascii="Courier New" w:eastAsia="Courier New" w:hAnsi="Courier New" w:cs="Courier New"/>
-        </w:rPr>
-        <w:t>tpu</w:t>
-      </w:r>
-      <w:proofErr w:type="spellEnd"/>
-      <w:r>
-        <w:rPr>
-          <w:rFonts w:ascii="Courier New" w:eastAsia="Courier New" w:hAnsi="Courier New" w:cs="Courier New"/>
-        </w:rPr>
-        <w:t>]</w:t>
-      </w:r>
-      <w:r>
-        <w:t xml:space="preserve">, and often setting </w:t>
-      </w:r>
-      <w:r>
-        <w:rPr>
-          <w:rFonts w:ascii="Courier New" w:eastAsia="Courier New" w:hAnsi="Courier New" w:cs="Courier New"/>
-        </w:rPr>
         <w:t>PJRT_DEVICE=TPU</w:t>
       </w:r>
       <w:r>
@@ -8782,23 +6444,7 @@
         <w:t>Apple</w:t>
       </w:r>
       <w:r>
-        <w:t xml:space="preserve">, both </w:t>
-      </w:r>
-      <w:proofErr w:type="spellStart"/>
-      <w:r>
-        <w:t>PyTorch</w:t>
-      </w:r>
-      <w:proofErr w:type="spellEnd"/>
-      <w:r>
-        <w:t xml:space="preserve"> MPS and MLX are simple local installs. That is not a superficial quality-of-life point. It tells you which platform can support casual </w:t>
-      </w:r>
-      <w:proofErr w:type="gramStart"/>
-      <w:r>
-        <w:t>contributors</w:t>
-      </w:r>
-      <w:proofErr w:type="gramEnd"/>
-      <w:r>
-        <w:t xml:space="preserve"> and which platform demands platform engineering discipline. </w:t>
+        <w:t xml:space="preserve">, both PyTorch MPS and MLX are simple local installs. That is not a superficial quality-of-life point. It tells you which platform can support casual contributors and which platform demands platform engineering discipline. </w:t>
       </w:r>
       <w:r>
         <w:rPr>
@@ -8847,15 +6493,7 @@
         <w:ind w:left="-5" w:right="1"/>
       </w:pPr>
       <w:r>
-        <w:t xml:space="preserve">The profiling and debugging stack </w:t>
-      </w:r>
-      <w:proofErr w:type="gramStart"/>
-      <w:r>
-        <w:t>is</w:t>
-      </w:r>
-      <w:proofErr w:type="gramEnd"/>
-      <w:r>
-        <w:t xml:space="preserve"> just as uneven. </w:t>
+        <w:t xml:space="preserve">The profiling and debugging stack is just as uneven. </w:t>
       </w:r>
       <w:r>
         <w:rPr>
@@ -8864,63 +6502,25 @@
         <w:t>Nsight Systems</w:t>
       </w:r>
       <w:r>
-        <w:t xml:space="preserve"> in 2026 is a mature performance workstation: it has CLI support, cluster/Kubernetes surfaces, and direct </w:t>
-      </w:r>
-      <w:proofErr w:type="spellStart"/>
-      <w:r>
-        <w:t>PyTorch</w:t>
-      </w:r>
-      <w:proofErr w:type="spellEnd"/>
-      <w:r>
-        <w:t xml:space="preserve">-specific improvements such as annotation of optimized graphs generated by </w:t>
-      </w:r>
-      <w:proofErr w:type="spellStart"/>
-      <w:proofErr w:type="gramStart"/>
+        <w:t xml:space="preserve"> in 2026 is a mature performance workstation: it has CLI support, cluster/Kubernetes surfaces, and direct PyTorch-specific improvements such as annotation of optimized graphs generated by </w:t>
+      </w:r>
       <w:r>
         <w:rPr>
           <w:rFonts w:ascii="Courier New" w:eastAsia="Courier New" w:hAnsi="Courier New" w:cs="Courier New"/>
         </w:rPr>
         <w:t>torch.compile</w:t>
       </w:r>
-      <w:proofErr w:type="spellEnd"/>
-      <w:proofErr w:type="gramEnd"/>
       <w:r>
         <w:t xml:space="preserve">. </w:t>
       </w:r>
-      <w:proofErr w:type="spellStart"/>
       <w:r>
         <w:rPr>
           <w:b/>
         </w:rPr>
         <w:t>ROCm</w:t>
       </w:r>
-      <w:proofErr w:type="spellEnd"/>
-      <w:r>
-        <w:t xml:space="preserve"> has made real strides here too: </w:t>
-      </w:r>
-      <w:proofErr w:type="spellStart"/>
-      <w:r>
-        <w:t>ROCm</w:t>
-      </w:r>
-      <w:proofErr w:type="spellEnd"/>
-      <w:r>
-        <w:t xml:space="preserve"> 7.1 release notes highlight validated support for </w:t>
-      </w:r>
-      <w:proofErr w:type="spellStart"/>
-      <w:r>
-        <w:t>PyTorch</w:t>
-      </w:r>
-      <w:proofErr w:type="spellEnd"/>
-      <w:r>
-        <w:t xml:space="preserve"> and JAX in </w:t>
-      </w:r>
-      <w:proofErr w:type="spellStart"/>
-      <w:r>
-        <w:t>ROCm</w:t>
-      </w:r>
-      <w:proofErr w:type="spellEnd"/>
-      <w:r>
-        <w:t xml:space="preserve"> Systems Profiler, dynamic process attachment, better TUI analysis, and </w:t>
+      <w:r>
+        <w:t xml:space="preserve"> has made real strides here too: ROCm 7.1 release notes highlight validated support for PyTorch and JAX in ROCm Systems Profiler, dynamic process attachment, better TUI analysis, and </w:t>
       </w:r>
       <w:r>
         <w:rPr>
@@ -8940,40 +6540,14 @@
       <w:r>
         <w:t xml:space="preserve"> offers </w:t>
       </w:r>
-      <w:proofErr w:type="spellStart"/>
       <w:r>
         <w:rPr>
           <w:b/>
         </w:rPr>
         <w:t>XProf</w:t>
       </w:r>
-      <w:proofErr w:type="spellEnd"/>
-      <w:r>
-        <w:t xml:space="preserve"> and </w:t>
-      </w:r>
-      <w:proofErr w:type="spellStart"/>
-      <w:r>
-        <w:t>TensorBoard</w:t>
-      </w:r>
-      <w:proofErr w:type="spellEnd"/>
-      <w:r>
-        <w:t xml:space="preserve">-based profiling for </w:t>
-      </w:r>
-      <w:proofErr w:type="spellStart"/>
-      <w:r>
-        <w:t>PyTorch</w:t>
-      </w:r>
-      <w:proofErr w:type="spellEnd"/>
-      <w:r>
-        <w:t xml:space="preserve">/XLA workloads, and Google has explicit documentation for capturing </w:t>
-      </w:r>
-      <w:proofErr w:type="spellStart"/>
-      <w:r>
-        <w:t>PyTorch</w:t>
-      </w:r>
-      <w:proofErr w:type="spellEnd"/>
-      <w:r>
-        <w:t xml:space="preserve"> XLA traces. </w:t>
+      <w:r>
+        <w:t xml:space="preserve"> and TensorBoard-based profiling for PyTorch/XLA workloads, and Google has explicit documentation for capturing PyTorch XLA traces. </w:t>
       </w:r>
       <w:r>
         <w:rPr>
@@ -8984,61 +6558,15 @@
       <w:r>
         <w:t xml:space="preserve"> offers </w:t>
       </w:r>
-      <w:proofErr w:type="spellStart"/>
-      <w:proofErr w:type="gramStart"/>
       <w:r>
         <w:rPr>
           <w:rFonts w:ascii="Courier New" w:eastAsia="Courier New" w:hAnsi="Courier New" w:cs="Courier New"/>
         </w:rPr>
         <w:lastRenderedPageBreak/>
-        <w:t>torch.mps.profiler</w:t>
-      </w:r>
-      <w:proofErr w:type="gramEnd"/>
-      <w:r>
-        <w:rPr>
-          <w:rFonts w:ascii="Courier New" w:eastAsia="Courier New" w:hAnsi="Courier New" w:cs="Courier New"/>
-        </w:rPr>
-        <w:t>.</w:t>
-      </w:r>
-      <w:proofErr w:type="gramStart"/>
-      <w:r>
-        <w:rPr>
-          <w:rFonts w:ascii="Courier New" w:eastAsia="Courier New" w:hAnsi="Courier New" w:cs="Courier New"/>
-        </w:rPr>
-        <w:t>start</w:t>
-      </w:r>
-      <w:proofErr w:type="spellEnd"/>
-      <w:r>
-        <w:rPr>
-          <w:rFonts w:ascii="Courier New" w:eastAsia="Courier New" w:hAnsi="Courier New" w:cs="Courier New"/>
-        </w:rPr>
-        <w:t>(</w:t>
-      </w:r>
-      <w:proofErr w:type="gramEnd"/>
-      <w:r>
-        <w:rPr>
-          <w:rFonts w:ascii="Courier New" w:eastAsia="Courier New" w:hAnsi="Courier New" w:cs="Courier New"/>
-        </w:rPr>
-        <w:t>)</w:t>
-      </w:r>
-      <w:r>
-        <w:t xml:space="preserve"> and OS Signpost tracing that can be viewed in Xcode Instruments. That is useful, but it is not yet a peer of Nsight in the day-to-day workflow of squeezing out LLM performance. The gap is not that Apple and TPU have no tools. It is that CUDA's tools are still much closer to the way </w:t>
-      </w:r>
-      <w:proofErr w:type="spellStart"/>
-      <w:r>
-        <w:t>PyTorch</w:t>
-      </w:r>
-      <w:proofErr w:type="spellEnd"/>
-      <w:r>
-        <w:t xml:space="preserve"> performance engineers </w:t>
-      </w:r>
-      <w:proofErr w:type="gramStart"/>
-      <w:r>
-        <w:t>actually work</w:t>
-      </w:r>
-      <w:proofErr w:type="gramEnd"/>
-      <w:r>
-        <w:t xml:space="preserve">. </w:t>
+        <w:t>torch.mps.profiler.start()</w:t>
+      </w:r>
+      <w:r>
+        <w:t xml:space="preserve"> and OS Signpost tracing that can be viewed in Xcode Instruments. That is useful, but it is not yet a peer of Nsight in the day-to-day workflow of squeezing out LLM performance. The gap is not that Apple and TPU have no tools. It is that CUDA's tools are still much closer to the way PyTorch performance engineers actually work. </w:t>
       </w:r>
       <w:r>
         <w:rPr>
@@ -9063,15 +6591,7 @@
         <w:t>Apple is the best local-human backend</w:t>
       </w:r>
       <w:r>
-        <w:t xml:space="preserve">, not because it wins benchmarks, but because it gives a developer massive directly usable memory and low-friction </w:t>
-      </w:r>
-      <w:proofErr w:type="gramStart"/>
-      <w:r>
-        <w:t>installs</w:t>
-      </w:r>
-      <w:proofErr w:type="gramEnd"/>
-      <w:r>
-        <w:t xml:space="preserve"> in a portable machine. </w:t>
+        <w:t xml:space="preserve">, not because it wins benchmarks, but because it gives a developer massive directly usable memory and low-friction installs in a portable machine. </w:t>
       </w:r>
       <w:r>
         <w:rPr>
@@ -9082,19 +6602,11 @@
       <w:r>
         <w:t xml:space="preserve">, because it lets the same team scale that work without learning a new compiler religion. </w:t>
       </w:r>
-      <w:proofErr w:type="spellStart"/>
-      <w:r>
-        <w:rPr>
-          <w:b/>
-        </w:rPr>
-        <w:t>ROCm</w:t>
-      </w:r>
-      <w:proofErr w:type="spellEnd"/>
-      <w:r>
-        <w:rPr>
-          <w:b/>
-        </w:rPr>
-        <w:t xml:space="preserve"> is the strongest alternative cluster bet</w:t>
+      <w:r>
+        <w:rPr>
+          <w:b/>
+        </w:rPr>
+        <w:t>ROCm is the strongest alternative cluster bet</w:t>
       </w:r>
       <w:r>
         <w:t xml:space="preserve"> if you consciously want AMD's memory-heavy nodes and can centralize platform ownership. </w:t>
@@ -9166,61 +6678,23 @@
         <w:t>CUDA</w:t>
       </w:r>
       <w:r>
-        <w:t xml:space="preserve">, the common surprises are mostly compiler-surface surprises rather than platform surprises. </w:t>
-      </w:r>
-      <w:proofErr w:type="spellStart"/>
-      <w:r>
-        <w:t>PyTorch</w:t>
-      </w:r>
-      <w:proofErr w:type="spellEnd"/>
-      <w:r>
-        <w:t xml:space="preserve"> still documents common graph breaks, dynamic-shape guard problems, and the need to rewrite certain Python control-flow patterns into structured operators if you want stable compilation. </w:t>
-      </w:r>
-      <w:proofErr w:type="spellStart"/>
-      <w:r>
-        <w:t>PyTorch</w:t>
-      </w:r>
-      <w:proofErr w:type="spellEnd"/>
-      <w:r>
-        <w:t xml:space="preserve"> 2.12 also changed behavior in distributed compile paths, explicitly steering users away from older </w:t>
-      </w:r>
-      <w:proofErr w:type="spellStart"/>
-      <w:proofErr w:type="gramStart"/>
+        <w:t xml:space="preserve">, the common surprises are mostly compiler-surface surprises rather than platform surprises. PyTorch still documents common graph breaks, dynamic-shape guard problems, and the need to rewrite certain Python control-flow patterns into structured operators if you want stable compilation. PyTorch 2.12 also changed behavior in distributed compile paths, explicitly steering users away from older </w:t>
+      </w:r>
       <w:r>
         <w:rPr>
           <w:rFonts w:ascii="Courier New" w:eastAsia="Courier New" w:hAnsi="Courier New" w:cs="Courier New"/>
         </w:rPr>
-        <w:t>torch.distributed</w:t>
-      </w:r>
-      <w:proofErr w:type="gramEnd"/>
+        <w:t>torch.distributed.nn.functional</w:t>
+      </w:r>
+      <w:r>
+        <w:t xml:space="preserve"> collectives under </w:t>
+      </w:r>
       <w:r>
         <w:rPr>
           <w:rFonts w:ascii="Courier New" w:eastAsia="Courier New" w:hAnsi="Courier New" w:cs="Courier New"/>
         </w:rPr>
-        <w:t>.</w:t>
-      </w:r>
-      <w:proofErr w:type="gramStart"/>
-      <w:r>
-        <w:rPr>
-          <w:rFonts w:ascii="Courier New" w:eastAsia="Courier New" w:hAnsi="Courier New" w:cs="Courier New"/>
-        </w:rPr>
-        <w:t>nn.functional</w:t>
-      </w:r>
-      <w:proofErr w:type="spellEnd"/>
-      <w:proofErr w:type="gramEnd"/>
-      <w:r>
-        <w:t xml:space="preserve"> collectives under </w:t>
-      </w:r>
-      <w:proofErr w:type="spellStart"/>
-      <w:proofErr w:type="gramStart"/>
-      <w:r>
-        <w:rPr>
-          <w:rFonts w:ascii="Courier New" w:eastAsia="Courier New" w:hAnsi="Courier New" w:cs="Courier New"/>
-        </w:rPr>
         <w:t>torch.compile</w:t>
       </w:r>
-      <w:proofErr w:type="spellEnd"/>
-      <w:proofErr w:type="gramEnd"/>
       <w:r>
         <w:t xml:space="preserve">. But these are the kinds of issues teams can usually localize and fix without doubting the platform. They feel like ordinary compiler work. In practice, CUDA's biggest failures are usually around </w:t>
       </w:r>
@@ -9249,14 +6723,12 @@
       <w:r>
         <w:t xml:space="preserve">On </w:t>
       </w:r>
-      <w:proofErr w:type="spellStart"/>
       <w:r>
         <w:rPr>
           <w:b/>
         </w:rPr>
         <w:t>ROCm</w:t>
       </w:r>
-      <w:proofErr w:type="spellEnd"/>
       <w:r>
         <w:t xml:space="preserve">, the dominant breakage mode is usually environmental. AMD's own docs recommend Docker specifically to avoid installation issues; leading training workflows are packaged into </w:t>
       </w:r>
@@ -9267,39 +6739,7 @@
         <w:t>primus</w:t>
       </w:r>
       <w:r>
-        <w:t xml:space="preserve"> images that pin </w:t>
-      </w:r>
-      <w:proofErr w:type="spellStart"/>
-      <w:r>
-        <w:t>PyTorch</w:t>
-      </w:r>
-      <w:proofErr w:type="spellEnd"/>
-      <w:r>
-        <w:t xml:space="preserve">, Triton, </w:t>
-      </w:r>
-      <w:proofErr w:type="spellStart"/>
-      <w:r>
-        <w:t>FlashAttention</w:t>
-      </w:r>
-      <w:proofErr w:type="spellEnd"/>
-      <w:r>
-        <w:t xml:space="preserve">, Transformer Engine, and RCCL together; and some </w:t>
-      </w:r>
-      <w:proofErr w:type="spellStart"/>
-      <w:r>
-        <w:t>ROCm</w:t>
-      </w:r>
-      <w:proofErr w:type="spellEnd"/>
-      <w:r>
-        <w:t xml:space="preserve"> compile paths still expose experimental toggles or architecture-specific behaviors. In other words, </w:t>
-      </w:r>
-      <w:proofErr w:type="spellStart"/>
-      <w:r>
-        <w:t>ROCm</w:t>
-      </w:r>
-      <w:proofErr w:type="spellEnd"/>
-      <w:r>
-        <w:t xml:space="preserve"> often breaks first at the </w:t>
+        <w:t xml:space="preserve"> images that pin PyTorch, Triton, FlashAttention, Transformer Engine, and RCCL together; and some ROCm compile paths still expose experimental toggles or architecture-specific behaviors. In other words, ROCm often breaks first at the </w:t>
       </w:r>
       <w:r>
         <w:rPr>
@@ -9343,74 +6783,7 @@
         <w:t>TPU</w:t>
       </w:r>
       <w:r>
-        <w:t xml:space="preserve">, the main thing that breaks </w:t>
-      </w:r>
-      <w:proofErr w:type="gramStart"/>
-      <w:r>
-        <w:t>is</w:t>
-      </w:r>
-      <w:proofErr w:type="gramEnd"/>
-      <w:r>
-        <w:t xml:space="preserve"> the assumption that eager </w:t>
-      </w:r>
-      <w:proofErr w:type="spellStart"/>
-      <w:r>
-        <w:t>PyTorch</w:t>
-      </w:r>
-      <w:proofErr w:type="spellEnd"/>
-      <w:r>
-        <w:t xml:space="preserve"> intuition is enough. </w:t>
-      </w:r>
-      <w:proofErr w:type="spellStart"/>
-      <w:r>
-        <w:t>PyTorch</w:t>
-      </w:r>
-      <w:proofErr w:type="spellEnd"/>
-      <w:r>
-        <w:t>/XLA's own docs warn about expensive recompilations when shapes change, explain that tracing time and execution time are different, and emphasize that synchronous host-side operations such as printing tensors, logging values, checkpointing, or calling back into Python can block tracing and degrade performance. Public docs also show that the project is still in transition</w:t>
-      </w:r>
-      <w:r>
-        <w:t xml:space="preserve"> — </w:t>
-      </w:r>
-      <w:proofErr w:type="spellStart"/>
-      <w:r>
-        <w:t>PyTorch</w:t>
-      </w:r>
-      <w:proofErr w:type="spellEnd"/>
-      <w:r>
-        <w:t xml:space="preserve">/XLA is not the endpoint, and a future </w:t>
-      </w:r>
-      <w:proofErr w:type="spellStart"/>
-      <w:r>
-        <w:t>TorchTPU</w:t>
-      </w:r>
-      <w:proofErr w:type="spellEnd"/>
-      <w:r>
-        <w:t xml:space="preserve"> path is planned. </w:t>
-      </w:r>
-      <w:proofErr w:type="gramStart"/>
-      <w:r>
-        <w:t>So</w:t>
-      </w:r>
-      <w:proofErr w:type="gramEnd"/>
-      <w:r>
-        <w:t xml:space="preserve"> the TPU failure mode is usually not "the TPU is broken." It is "the code is semantically valid </w:t>
-      </w:r>
-      <w:proofErr w:type="spellStart"/>
-      <w:r>
-        <w:t>PyTorch</w:t>
-      </w:r>
-      <w:proofErr w:type="spellEnd"/>
-      <w:r>
-        <w:t xml:space="preserve">, but it is a bad </w:t>
-      </w:r>
-      <w:proofErr w:type="spellStart"/>
-      <w:r>
-        <w:t>PyTorch</w:t>
-      </w:r>
-      <w:proofErr w:type="spellEnd"/>
-      <w:r>
-        <w:t xml:space="preserve">/XLA program." That difference is why TPU can be wonderful for some teams and exhausting for others. </w:t>
+        <w:t xml:space="preserve">, the main thing that breaks is the assumption that eager PyTorch intuition is enough. PyTorch/XLA's own docs warn about expensive recompilations when shapes change, explain that tracing time and execution time are different, and emphasize that synchronous host-side operations such as printing tensors, logging values, checkpointing, or calling back into Python can block tracing and degrade performance. Public docs also show that the project is still in transition — PyTorch/XLA is not the endpoint, and a future TorchTPU path is planned. So the TPU failure mode is usually not "the TPU is broken." It is "the code is semantically valid PyTorch, but it is a bad PyTorch/XLA program." That difference is why TPU can be wonderful for some teams and exhausting for others. </w:t>
       </w:r>
       <w:r>
         <w:rPr>
@@ -9459,15 +6832,7 @@
         <w:t>PYTORCH_ENABLE_MPS_FALLBACK=1</w:t>
       </w:r>
       <w:r>
-        <w:t xml:space="preserve">, which turns an MPS model into a mixed CPU/MPS execution path that may be far slower and, in some cases, semantically awkward. </w:t>
-      </w:r>
-      <w:proofErr w:type="spellStart"/>
-      <w:r>
-        <w:t>PyTorch's</w:t>
-      </w:r>
-      <w:proofErr w:type="spellEnd"/>
-      <w:r>
-        <w:t xml:space="preserve"> MPS operator coverage tracker is still open and explicitly says the support matrix is not exhaustive. User-visible issues have included missing distributed </w:t>
+        <w:t xml:space="preserve">, which turns an MPS model into a mixed CPU/MPS execution path that may be far slower and, in some cases, semantically awkward. PyTorch's MPS operator coverage tracker is still open and explicitly says the support matrix is not exhaustive. User-visible issues have included missing distributed </w:t>
       </w:r>
       <w:r>
         <w:rPr>
@@ -9478,26 +6843,14 @@
       <w:r>
         <w:t xml:space="preserve"> support on MPS with broken fallback semantics, hard limitations such as unsupported large-channel conv cases in earlier reports, and, most importantly, </w:t>
       </w:r>
-      <w:proofErr w:type="spellStart"/>
-      <w:proofErr w:type="gramStart"/>
       <w:r>
         <w:rPr>
           <w:rFonts w:ascii="Courier New" w:eastAsia="Courier New" w:hAnsi="Courier New" w:cs="Courier New"/>
         </w:rPr>
         <w:t>torch.compile</w:t>
       </w:r>
-      <w:proofErr w:type="spellEnd"/>
-      <w:proofErr w:type="gramEnd"/>
-      <w:r>
-        <w:t xml:space="preserve">-specific failures ranging from invalid generated Metal code for reduction-heavy kernels to </w:t>
-      </w:r>
-      <w:proofErr w:type="spellStart"/>
-      <w:r>
-        <w:t>NaN</w:t>
-      </w:r>
-      <w:proofErr w:type="spellEnd"/>
-      <w:r>
-        <w:t xml:space="preserve"> regressions during training. If CUDA mostly fails like a compiler and TPU mostly fails like XLA, MPS still sometimes fails like a </w:t>
+      <w:r>
+        <w:t xml:space="preserve">-specific failures ranging from invalid generated Metal code for reduction-heavy kernels to NaN regressions during training. If CUDA mostly fails like a compiler and TPU mostly fails like XLA, MPS still sometimes fails like a </w:t>
       </w:r>
       <w:r>
         <w:rPr>
@@ -9522,23 +6875,7 @@
         <w:ind w:left="-5" w:right="1"/>
       </w:pPr>
       <w:r>
-        <w:t xml:space="preserve">From a team-operations perspective, that means the backend-specific "what breaks?" list is also a staffing guide. CUDA needs strong </w:t>
-      </w:r>
-      <w:proofErr w:type="spellStart"/>
-      <w:r>
-        <w:t>PyTorch</w:t>
-      </w:r>
-      <w:proofErr w:type="spellEnd"/>
-      <w:r>
-        <w:t xml:space="preserve"> and distributed systems engineers. </w:t>
-      </w:r>
-      <w:proofErr w:type="spellStart"/>
-      <w:r>
-        <w:t>ROCm</w:t>
-      </w:r>
-      <w:proofErr w:type="spellEnd"/>
-      <w:r>
-        <w:t xml:space="preserve"> needs those same engineers </w:t>
+        <w:t xml:space="preserve">From a team-operations perspective, that means the backend-specific "what breaks?" list is also a staffing guide. CUDA needs strong PyTorch and distributed systems engineers. ROCm needs those same engineers </w:t>
       </w:r>
       <w:r>
         <w:rPr>
@@ -9548,8 +6885,6 @@
       </w:r>
       <w:r>
         <w:t xml:space="preserve"> someone who </w:t>
-      </w:r>
-      <w:r>
         <w:lastRenderedPageBreak/>
         <w:t xml:space="preserve">wants to own containers, CI matrices, and AMD-specific performance validation. TPU needs model engineers who are willing to think in XLA terms and accept that shape discipline, host sync discipline, and compile behavior are part of daily life. Apple MPS needs a team that treats it as a </w:t>
       </w:r>
@@ -9731,21 +7066,12 @@
               <w:spacing w:after="0" w:line="259" w:lineRule="auto"/>
               <w:ind w:left="0" w:firstLine="0"/>
             </w:pPr>
-            <w:proofErr w:type="spellStart"/>
-            <w:r>
-              <w:rPr>
-                <w:color w:val="475569"/>
-                <w:sz w:val="17"/>
-              </w:rPr>
-              <w:t>ROCm</w:t>
-            </w:r>
-            <w:proofErr w:type="spellEnd"/>
-            <w:r>
-              <w:rPr>
-                <w:color w:val="475569"/>
-                <w:sz w:val="17"/>
-              </w:rPr>
-              <w:t xml:space="preserve"> is the better strategic bet</w:t>
+            <w:r>
+              <w:rPr>
+                <w:color w:val="475569"/>
+                <w:sz w:val="17"/>
+              </w:rPr>
+              <w:t>ROCm is the better strategic bet</w:t>
             </w:r>
           </w:p>
         </w:tc>
@@ -9770,23 +7096,7 @@
                 <w:color w:val="475569"/>
                 <w:sz w:val="17"/>
               </w:rPr>
-              <w:t xml:space="preserve">MI300X and MI325X-class systems offer large HBM capacity, AMD procurement leverage, improving Triton/CK support, documented </w:t>
-            </w:r>
-            <w:proofErr w:type="spellStart"/>
-            <w:r>
-              <w:rPr>
-                <w:color w:val="475569"/>
-                <w:sz w:val="17"/>
-              </w:rPr>
-              <w:t>FlashAttention</w:t>
-            </w:r>
-            <w:proofErr w:type="spellEnd"/>
-            <w:r>
-              <w:rPr>
-                <w:color w:val="475569"/>
-                <w:sz w:val="17"/>
-              </w:rPr>
-              <w:t xml:space="preserve"> paths, and a credible route away from NVIDIA dependence.</w:t>
+              <w:t>MI300X and MI325X-class systems offer large HBM capacity, AMD procurement leverage, improving Triton/CK support, documented FlashAttention paths, and a credible route away from NVIDIA dependence.</w:t>
             </w:r>
           </w:p>
         </w:tc>
@@ -9811,23 +7121,7 @@
                 <w:color w:val="475569"/>
                 <w:sz w:val="17"/>
               </w:rPr>
-              <w:t xml:space="preserve">Memory-heavy workloads, centralized platform teams, AMD-first procurement shops, and organizations willing to standardize on curated </w:t>
-            </w:r>
-            <w:proofErr w:type="spellStart"/>
-            <w:r>
-              <w:rPr>
-                <w:color w:val="475569"/>
-                <w:sz w:val="17"/>
-              </w:rPr>
-              <w:t>ROCm</w:t>
-            </w:r>
-            <w:proofErr w:type="spellEnd"/>
-            <w:r>
-              <w:rPr>
-                <w:color w:val="475569"/>
-                <w:sz w:val="17"/>
-              </w:rPr>
-              <w:t xml:space="preserve"> containers.</w:t>
+              <w:t>Memory-heavy workloads, centralized platform teams, AMD-first procurement shops, and organizations willing to standardize on curated ROCm containers.</w:t>
             </w:r>
           </w:p>
         </w:tc>
@@ -9852,39 +7146,7 @@
                 <w:color w:val="475569"/>
                 <w:sz w:val="17"/>
               </w:rPr>
-              <w:t xml:space="preserve">The recommendation is about the default </w:t>
-            </w:r>
-            <w:proofErr w:type="spellStart"/>
-            <w:r>
-              <w:rPr>
-                <w:color w:val="475569"/>
-                <w:sz w:val="17"/>
-              </w:rPr>
-              <w:t>PyTorch</w:t>
-            </w:r>
-            <w:proofErr w:type="spellEnd"/>
-            <w:r>
-              <w:rPr>
-                <w:color w:val="475569"/>
-                <w:sz w:val="17"/>
-              </w:rPr>
-              <w:t xml:space="preserve"> cluster standard for the broadest set of teams. </w:t>
-            </w:r>
-            <w:proofErr w:type="spellStart"/>
-            <w:r>
-              <w:rPr>
-                <w:color w:val="475569"/>
-                <w:sz w:val="17"/>
-              </w:rPr>
-              <w:t>ROCm</w:t>
-            </w:r>
-            <w:proofErr w:type="spellEnd"/>
-            <w:r>
-              <w:rPr>
-                <w:color w:val="475569"/>
-                <w:sz w:val="17"/>
-              </w:rPr>
-              <w:t xml:space="preserve"> is now technically serious, but its best path still depends more heavily on version discipline, container ownership, and backend-specific validation.</w:t>
+              <w:t>The recommendation is about the default PyTorch cluster standard for the broadest set of teams. ROCm is now technically serious, but its best path still depends more heavily on version discipline, container ownership, and backend-specific validation.</w:t>
             </w:r>
           </w:p>
         </w:tc>
@@ -10002,45 +7264,20 @@
                 <w:color w:val="475569"/>
                 <w:sz w:val="17"/>
               </w:rPr>
-              <w:t xml:space="preserve">TPU can be the right platform, but it is not the most natural answer for teams choosing </w:t>
-            </w:r>
-            <w:proofErr w:type="spellStart"/>
-            <w:r>
-              <w:rPr>
-                <w:color w:val="475569"/>
-                <w:sz w:val="17"/>
-              </w:rPr>
-              <w:t>PyTorch</w:t>
-            </w:r>
-            <w:proofErr w:type="spellEnd"/>
-            <w:r>
-              <w:rPr>
-                <w:color w:val="475569"/>
-                <w:sz w:val="17"/>
-              </w:rPr>
-              <w:t xml:space="preserve"> for eager-first ergonomics, portable debugging, and backend invisibility. The</w:t>
-            </w:r>
-          </w:p>
-          <w:p>
-            <w:pPr>
-              <w:spacing w:after="0" w:line="259" w:lineRule="auto"/>
-              <w:ind w:left="0" w:firstLine="0"/>
-            </w:pPr>
-            <w:proofErr w:type="spellStart"/>
-            <w:r>
-              <w:rPr>
-                <w:color w:val="475569"/>
-                <w:sz w:val="17"/>
-              </w:rPr>
-              <w:t>PyTorch</w:t>
-            </w:r>
-            <w:proofErr w:type="spellEnd"/>
-            <w:r>
-              <w:rPr>
-                <w:color w:val="475569"/>
-                <w:sz w:val="17"/>
-              </w:rPr>
-              <w:t>/XLA model remains a deliberate programming model choice, not just an accelerator swap.</w:t>
+              <w:t>TPU can be the right platform, but it is not the most natural answer for teams choosing PyTorch for eager-first ergonomics, portable debugging, and backend invisibility. The</w:t>
+            </w:r>
+          </w:p>
+          <w:p>
+            <w:pPr>
+              <w:spacing w:after="0" w:line="259" w:lineRule="auto"/>
+              <w:ind w:left="0" w:firstLine="0"/>
+            </w:pPr>
+            <w:r>
+              <w:rPr>
+                <w:color w:val="475569"/>
+                <w:sz w:val="17"/>
+              </w:rPr>
+              <w:t>PyTorch/XLA model remains a deliberate programming model choice, not just an accelerator swap.</w:t>
             </w:r>
           </w:p>
         </w:tc>
@@ -10052,15 +7289,7 @@
         <w:ind w:left="-5" w:right="1"/>
       </w:pPr>
       <w:r>
-        <w:t xml:space="preserve">The strongest </w:t>
-      </w:r>
-      <w:proofErr w:type="gramStart"/>
-      <w:r>
-        <w:t>counter-argument</w:t>
-      </w:r>
-      <w:proofErr w:type="gramEnd"/>
-      <w:r>
-        <w:t xml:space="preserve"> therefore changes the </w:t>
+        <w:t xml:space="preserve">The strongest counter-argument therefore changes the </w:t>
       </w:r>
       <w:r>
         <w:rPr>
@@ -10069,15 +7298,7 @@
         <w:t>scope</w:t>
       </w:r>
       <w:r>
-        <w:t xml:space="preserve"> of the recommendation, not the recommendation itself. CUDA remains the broadest default; </w:t>
-      </w:r>
-      <w:proofErr w:type="spellStart"/>
-      <w:r>
-        <w:t>ROCm</w:t>
-      </w:r>
-      <w:proofErr w:type="spellEnd"/>
-      <w:r>
-        <w:t xml:space="preserve"> and TPU become first-class choices when the organization is explicitly optimizing for their constraints and advantages.</w:t>
+        <w:t xml:space="preserve"> of the recommendation, not the recommendation itself. CUDA remains the broadest default; ROCm and TPU become first-class choices when the organization is explicitly optimizing for their constraints and advantages.</w:t>
       </w:r>
     </w:p>
     <w:p>
@@ -10110,53 +7331,19 @@
         <w:rPr>
           <w:b/>
         </w:rPr>
-        <w:t xml:space="preserve">Apple laptops for local work, CUDA for cluster truth, and plain </w:t>
-      </w:r>
-      <w:proofErr w:type="spellStart"/>
-      <w:r>
-        <w:rPr>
-          <w:b/>
-        </w:rPr>
-        <w:t>PyTorch</w:t>
-      </w:r>
-      <w:proofErr w:type="spellEnd"/>
-      <w:r>
-        <w:rPr>
-          <w:b/>
-        </w:rPr>
-        <w:t xml:space="preserve"> as the shared programming model</w:t>
-      </w:r>
-      <w:r>
-        <w:t xml:space="preserve">. That recommendation is not anti-AMD and not anti-TPU. It is a recognition that most research teams need two things at once: a flexible local environment with lots of memory and low friction, and a cluster environment where every major </w:t>
-      </w:r>
-      <w:proofErr w:type="spellStart"/>
-      <w:r>
-        <w:t>PyTorch</w:t>
-      </w:r>
-      <w:proofErr w:type="spellEnd"/>
-      <w:r>
-        <w:t xml:space="preserve"> optimization path is available without qualification. Apple gives you the first unusually well: high-memory local systems, unified memory, good local inference ergonomics, and simple installation. CUDA gives you the second: the most mature </w:t>
-      </w:r>
-      <w:proofErr w:type="spellStart"/>
-      <w:proofErr w:type="gramStart"/>
+        <w:t>Apple laptops for local work, CUDA for cluster truth, and plain PyTorch as the shared programming model</w:t>
+      </w:r>
+      <w:r>
+        <w:t xml:space="preserve">. That recommendation is not anti-AMD and not anti-TPU. It is a recognition that most research teams need two things at once: a flexible local environment with lots of memory and low friction, and a cluster environment where every major PyTorch optimization path is available without qualification. Apple gives you the first unusually well: high-memory local systems, unified memory, good local inference ergonomics, and simple installation. CUDA gives you the second: the most mature </w:t>
+      </w:r>
       <w:r>
         <w:rPr>
           <w:rFonts w:ascii="Courier New" w:eastAsia="Courier New" w:hAnsi="Courier New" w:cs="Courier New"/>
         </w:rPr>
         <w:t>torch.compile</w:t>
       </w:r>
-      <w:proofErr w:type="spellEnd"/>
-      <w:proofErr w:type="gramEnd"/>
-      <w:r>
-        <w:t xml:space="preserve"> backend, the deepest fast-attention ecosystem, the most complete quantization path, the least surprising profiler stack, and the cleanest path from a single-GPU prototype to distributed training and serving. If your researchers want to use MLX locally for low-bit Apple-native LLM inference, that is perfectly compatible with this model, </w:t>
-      </w:r>
-      <w:proofErr w:type="gramStart"/>
-      <w:r>
-        <w:t>as long as</w:t>
-      </w:r>
-      <w:proofErr w:type="gramEnd"/>
-      <w:r>
-        <w:t xml:space="preserve"> the team understands that MLX is a </w:t>
+      <w:r>
+        <w:t xml:space="preserve"> backend, the deepest fast-attention ecosystem, the most complete quantization path, the least surprising profiler stack, and the cleanest path from a single-GPU prototype to distributed training and serving. If your researchers want to use MLX locally for low-bit Apple-native LLM inference, that is perfectly compatible with this model, as long as the team understands that MLX is a </w:t>
       </w:r>
       <w:r>
         <w:rPr>
@@ -10199,33 +7386,7 @@
         <w:t>NVIDIA CUDA unless you have a deliberate reason not to</w:t>
       </w:r>
       <w:r>
-        <w:t xml:space="preserve">. The reason is not just benchmarks. It is the convergence of upstream support around CUDA. Blackwell support landed in 2.7. FlashAttention-4 landed upstream on Hopper and Blackwell in 2.11. </w:t>
-      </w:r>
-      <w:proofErr w:type="spellStart"/>
-      <w:r>
-        <w:t>CuTeDSL</w:t>
-      </w:r>
-      <w:proofErr w:type="spellEnd"/>
-      <w:r>
-        <w:t xml:space="preserve"> and other advanced GEMM paths are already showing B200-centric performance work in 2026. Nsight has direct awareness of compiled </w:t>
-      </w:r>
-      <w:proofErr w:type="spellStart"/>
-      <w:r>
-        <w:t>PyTorch</w:t>
-      </w:r>
-      <w:proofErr w:type="spellEnd"/>
-      <w:r>
-        <w:t xml:space="preserve"> graphs. This is the platform where </w:t>
-      </w:r>
-      <w:proofErr w:type="spellStart"/>
-      <w:r>
-        <w:t>PyTorch's</w:t>
-      </w:r>
-      <w:proofErr w:type="spellEnd"/>
-      <w:r>
-        <w:t xml:space="preserve"> most ambitious features become operational reality fastest. If the production team </w:t>
-      </w:r>
-      <w:r>
+        <w:t xml:space="preserve">. The reason is not just benchmarks. It is the convergence of upstream support around CUDA. Blackwell support landed in 2.7. FlashAttention-4 landed upstream on Hopper and Blackwell in 2.11. CuTeDSL and other advanced GEMM paths are already showing B200-centric performance work in 2026. Nsight has direct awareness of compiled PyTorch graphs. This is the platform where PyTorch's most ambitious features become operational reality fastest. If the production team </w:t>
         <w:lastRenderedPageBreak/>
         <w:t xml:space="preserve">will be judged on delivery confidence more than on squeezing every hardware-dollar, CUDA remains the lowest-risk standard. </w:t>
       </w:r>
@@ -10236,67 +7397,45 @@
         </w:rPr>
         <w:t>[45]</w:t>
       </w:r>
-    </w:p>
-    <w:p>
-      <w:pPr>
-        <w:ind w:left="-5" w:right="1"/>
-      </w:pPr>
-      <w:proofErr w:type="spellStart"/>
-      <w:r>
-        <w:rPr>
-          <w:b/>
-        </w:rPr>
-        <w:t>ROCm</w:t>
-      </w:r>
-      <w:proofErr w:type="spellEnd"/>
-      <w:r>
-        <w:t xml:space="preserve"> should be chosen when its advantages are strategic enough to justify first-class ownership. The strongest reasons are memory-heavy workloads on MI300X/MI325X-class nodes, organizational preference for AMD procurement, or a deliberate effort to avoid single-vendor dependence in the datacenter. In those cases, </w:t>
-      </w:r>
-      <w:proofErr w:type="spellStart"/>
-      <w:r>
-        <w:t>ROCm</w:t>
-      </w:r>
-      <w:proofErr w:type="spellEnd"/>
-      <w:r>
-        <w:t xml:space="preserve"> is now strong enough that the choice is technically serious, not symbolic. But it is a choice that should come with platform discipline from day one: curated containers, explicit </w:t>
-      </w:r>
-      <w:proofErr w:type="spellStart"/>
-      <w:r>
-        <w:t>ROCm</w:t>
-      </w:r>
-      <w:proofErr w:type="spellEnd"/>
-      <w:r>
-        <w:t xml:space="preserve"> versions, benchmark-based regression testing, and acceptance that the best-documented path may live in AMD's images before it lands as a perfectly ordinary upstream </w:t>
-      </w:r>
-      <w:proofErr w:type="spellStart"/>
-      <w:r>
-        <w:t>PyTorch</w:t>
-      </w:r>
-      <w:proofErr w:type="spellEnd"/>
-      <w:r>
-        <w:t xml:space="preserve"> experience. If a company chooses </w:t>
-      </w:r>
-      <w:proofErr w:type="spellStart"/>
-      <w:r>
-        <w:t>ROCm</w:t>
-      </w:r>
-      <w:proofErr w:type="spellEnd"/>
-      <w:r>
-        <w:t xml:space="preserve"> expecting all the economics of AMD with all the boredom of CUDA, it will be disappointed. If it chooses </w:t>
-      </w:r>
-      <w:proofErr w:type="spellStart"/>
-      <w:r>
-        <w:t>ROCm</w:t>
-      </w:r>
-      <w:proofErr w:type="spellEnd"/>
-      <w:r>
-        <w:t xml:space="preserve"> expecting a real but more hands-on alternative, it can succeed. </w:t>
+      <w:r>
+        <w:t xml:space="preserve"> </w:t>
       </w:r>
       <w:r>
         <w:rPr>
           <w:color w:val="4F46E5"/>
           <w:vertAlign w:val="superscript"/>
         </w:rPr>
+        <w:t>[21]</w:t>
+      </w:r>
+      <w:r>
+        <w:t xml:space="preserve"> </w:t>
+      </w:r>
+      <w:r>
+        <w:rPr>
+          <w:color w:val="4F46E5"/>
+          <w:vertAlign w:val="superscript"/>
+        </w:rPr>
+        <w:t>[37]</w:t>
+      </w:r>
+    </w:p>
+    <w:p>
+      <w:pPr>
+        <w:ind w:left="-5" w:right="1"/>
+      </w:pPr>
+      <w:r>
+        <w:rPr>
+          <w:b/>
+        </w:rPr>
+        <w:t>ROCm</w:t>
+      </w:r>
+      <w:r>
+        <w:t xml:space="preserve"> should be chosen when its advantages are strategic enough to justify first-class ownership. The strongest reasons are memory-heavy workloads on MI300X/MI325X-class nodes, organizational preference for AMD procurement, or a deliberate effort to avoid single-vendor dependence in the datacenter. In those cases, ROCm is now strong enough that the choice is technically serious, not symbolic. But it is a choice that should come with platform discipline from day one: curated containers, explicit ROCm versions, benchmark-based regression testing, and acceptance that the best-documented path may live in AMD's images before it lands as a perfectly ordinary upstream PyTorch experience. If a company chooses ROCm expecting all the economics of AMD with all the boredom of CUDA, it will be disappointed. If it chooses ROCm expecting a real but more hands-on alternative, it can succeed. </w:t>
+      </w:r>
+      <w:r>
+        <w:rPr>
+          <w:color w:val="4F46E5"/>
+          <w:vertAlign w:val="superscript"/>
+        </w:rPr>
         <w:t>[46]</w:t>
       </w:r>
     </w:p>
@@ -10327,45 +7466,10 @@
         <w:rPr>
           <w:b/>
         </w:rPr>
-        <w:t xml:space="preserve">XLA/PJRT and compiler-shaped </w:t>
-      </w:r>
-      <w:proofErr w:type="gramStart"/>
-      <w:r>
-        <w:rPr>
-          <w:b/>
-        </w:rPr>
-        <w:t>workflows</w:t>
-      </w:r>
-      <w:r>
-        <w:t>, and</w:t>
-      </w:r>
-      <w:proofErr w:type="gramEnd"/>
-      <w:r>
-        <w:t xml:space="preserve"> can benefit from TPU economics and scale characteristics for workloads that compile well. The public pricing and performance-efficiency signals around Trillium and the announced eighth-generation TPU 8t/8i line are meaningful. But the software story still says "XLA-first" more than "just another </w:t>
-      </w:r>
-      <w:proofErr w:type="spellStart"/>
-      <w:r>
-        <w:t>PyTorch</w:t>
-      </w:r>
-      <w:proofErr w:type="spellEnd"/>
-      <w:r>
-        <w:t xml:space="preserve"> backend," and the newest TPU surfaces are still more visibly documented for JAX than for </w:t>
-      </w:r>
-      <w:proofErr w:type="spellStart"/>
-      <w:r>
-        <w:t>PyTorch</w:t>
-      </w:r>
-      <w:proofErr w:type="spellEnd"/>
-      <w:r>
-        <w:t xml:space="preserve">. If your team wants </w:t>
-      </w:r>
-      <w:proofErr w:type="spellStart"/>
-      <w:r>
-        <w:t>PyTorch</w:t>
-      </w:r>
-      <w:proofErr w:type="spellEnd"/>
-      <w:r>
-        <w:t xml:space="preserve"> because it wants </w:t>
+        <w:t>XLA/PJRT and compiler-shaped workflows</w:t>
+      </w:r>
+      <w:r>
+        <w:t xml:space="preserve">, and can benefit from TPU economics and scale characteristics for workloads that compile well. The public pricing and performance-efficiency signals around Trillium and the announced eighth-generation TPU 8t/8i line are meaningful. But the software story still says "XLA-first" more than "just another PyTorch backend," and the newest TPU surfaces are still more visibly documented for JAX than for PyTorch. If your team wants PyTorch because it wants </w:t>
       </w:r>
       <w:r>
         <w:rPr>
@@ -10424,29 +7528,8 @@
         <w:t>Apple Silicon</w:t>
       </w:r>
       <w:r>
-        <w:t xml:space="preserve"> should absolutely be standardized for the local workflow if your team values mobility, on-device inference, quiet local experimentation, and the ability to fit surprisingly large models on developer machines. But it should not be mistaken for a </w:t>
-      </w:r>
-      <w:proofErr w:type="spellStart"/>
-      <w:r>
-        <w:t>PyTorch</w:t>
-      </w:r>
-      <w:proofErr w:type="spellEnd"/>
-      <w:r>
-        <w:t xml:space="preserve"> cluster standard. Native </w:t>
-      </w:r>
-      <w:proofErr w:type="spellStart"/>
-      <w:r>
-        <w:t>PyTorch</w:t>
-      </w:r>
-      <w:proofErr w:type="spellEnd"/>
-      <w:r>
-        <w:t xml:space="preserve"> MPS is now good enough to be worth using every day for local development, validation, and smaller training loops. It is not yet good enough that you should use MPS compile behavior as a proxy for CUDA compile behavior. And if your Apple roadmap depends heavily on </w:t>
-      </w:r>
-      <w:proofErr w:type="gramStart"/>
-      <w:r>
-        <w:t>low-bit</w:t>
-      </w:r>
-      <w:proofErr w:type="gramEnd"/>
+        <w:t xml:space="preserve"> should absolutely be standardized for the local workflow if your team values mobility, on-device inference, quiet local experimentation, and the ability to fit surprisingly large models on developer machines. But it should not be mistaken for a PyTorch cluster standard. Native PyTorch MPS is now good enough to be worth using every day for local development, validation, and smaller training loops. It is not yet good enough that you should use MPS compile behavior as a proxy for CUDA compile behavior. And if your Apple roadmap depends heavily on low-bit</w:t>
+      </w:r>
     </w:p>
     <w:p>
       <w:pPr>
@@ -10465,19 +7548,11 @@
       <w:r>
         <w:t xml:space="preserve">, while </w:t>
       </w:r>
-      <w:proofErr w:type="spellStart"/>
-      <w:r>
-        <w:rPr>
-          <w:b/>
-        </w:rPr>
-        <w:t>PyTorch</w:t>
-      </w:r>
-      <w:proofErr w:type="spellEnd"/>
-      <w:r>
-        <w:rPr>
-          <w:b/>
-        </w:rPr>
-        <w:t xml:space="preserve"> MPS remains the stronger portability story</w:t>
+      <w:r>
+        <w:rPr>
+          <w:b/>
+        </w:rPr>
+        <w:t>PyTorch MPS remains the stronger portability story</w:t>
       </w:r>
       <w:r>
         <w:t xml:space="preserve">. That is not a contradiction. It is the present state of the ecosystem. </w:t>
@@ -10502,47 +7577,17 @@
         <w:rPr>
           <w:b/>
         </w:rPr>
-        <w:t xml:space="preserve">standardize on </w:t>
-      </w:r>
-      <w:proofErr w:type="spellStart"/>
-      <w:r>
-        <w:rPr>
-          <w:b/>
-        </w:rPr>
-        <w:t>PyTorch</w:t>
-      </w:r>
-      <w:proofErr w:type="spellEnd"/>
-      <w:r>
-        <w:rPr>
-          <w:b/>
-        </w:rPr>
-        <w:t xml:space="preserve"> as the programming model, CUDA as the cluster reference backend, and Apple Silicon as the local prototyping edge</w:t>
-      </w:r>
-      <w:r>
-        <w:t xml:space="preserve">. Add </w:t>
-      </w:r>
-      <w:proofErr w:type="spellStart"/>
-      <w:r>
-        <w:t>ROCm</w:t>
-      </w:r>
-      <w:proofErr w:type="spellEnd"/>
-      <w:r>
-        <w:t xml:space="preserve"> only as an intentional second cluster target with dedicated ownership. Add TPU only when you are intentionally choosing the XLA/Google Cloud model rather than trying to hide it. That combination is the closest thing to a durable, engineering-realistic answer for a team building LLMs and </w:t>
-      </w:r>
-      <w:proofErr w:type="spellStart"/>
-      <w:r>
-        <w:t>ViTs</w:t>
-      </w:r>
-      <w:proofErr w:type="spellEnd"/>
-      <w:r>
-        <w:t xml:space="preserve"> across the full lifecycle in May 2026. </w:t>
+        <w:t>standardize on PyTorch as the programming model, CUDA as the cluster reference backend, and Apple Silicon as the local prototyping edge</w:t>
+      </w:r>
+      <w:r>
+        <w:t xml:space="preserve">. Add ROCm only as an intentional second cluster target with dedicated ownership. Add TPU only when you are intentionally choosing the XLA/Google Cloud model rather than trying to hide it. That combination is the closest thing to a durable, engineering-realistic answer for a team building LLMs and ViTs across the full lifecycle in May 2026. </w:t>
       </w:r>
       <w:r>
         <w:rPr>
           <w:color w:val="4F46E5"/>
           <w:vertAlign w:val="superscript"/>
         </w:rPr>
-        <w:t>[49]</w:t>
+        <w:t>[3]</w:t>
       </w:r>
     </w:p>
     <w:p>
@@ -10573,31 +7618,7 @@
         <w:t>not</w:t>
       </w:r>
       <w:r>
-        <w:t xml:space="preserve"> follow the default recommendation mechanically if your organization is already structurally committed to a different constraint. A Google Cloud-only team with XLA expertise should evaluate TPU as the primary path, not as an afterthought. An AMD-first procurement shop with platform engineers who can own </w:t>
-      </w:r>
-      <w:proofErr w:type="spellStart"/>
-      <w:r>
-        <w:t>ROCm</w:t>
-      </w:r>
-      <w:proofErr w:type="spellEnd"/>
-      <w:r>
-        <w:t xml:space="preserve"> containers and regression tests may rationally make </w:t>
-      </w:r>
-      <w:proofErr w:type="spellStart"/>
-      <w:r>
-        <w:t>ROCm</w:t>
-      </w:r>
-      <w:proofErr w:type="spellEnd"/>
-      <w:r>
-        <w:t xml:space="preserve"> the first cluster target. A privacy-sensitive or offline workflow that is mostly local inference may choose Apple Silicon and MLX/</w:t>
-      </w:r>
-      <w:proofErr w:type="spellStart"/>
-      <w:r>
-        <w:t>PyTorch</w:t>
-      </w:r>
-      <w:proofErr w:type="spellEnd"/>
-      <w:r>
-        <w:t xml:space="preserve"> MPS as the center of gravity rather than CUDA. Education labs may prioritize install simplicity, laptop availability, and low administrative overhead over maximum throughput. Teams optimizing </w:t>
+        <w:t xml:space="preserve"> follow the default recommendation mechanically if your organization is already structurally committed to a different constraint. A Google Cloud-only team with XLA expertise should evaluate TPU as the primary path, not as an afterthought. An AMD-first procurement shop with platform engineers who can own ROCm containers and regression tests may rationally make ROCm the first cluster target. A privacy-sensitive or offline workflow that is mostly local inference may choose Apple Silicon and MLX/PyTorch MPS as the center of gravity rather than CUDA. Education labs may prioritize install simplicity, laptop availability, and low administrative overhead over maximum throughput. Teams optimizing </w:t>
       </w:r>
       <w:r>
         <w:rPr>
@@ -10754,21 +7775,12 @@
               <w:spacing w:after="0" w:line="259" w:lineRule="auto"/>
               <w:ind w:left="0" w:firstLine="0"/>
             </w:pPr>
-            <w:proofErr w:type="spellStart"/>
-            <w:r>
-              <w:rPr>
-                <w:color w:val="475569"/>
-                <w:sz w:val="17"/>
-              </w:rPr>
-              <w:t>PyTorch</w:t>
-            </w:r>
-            <w:proofErr w:type="spellEnd"/>
-            <w:r>
-              <w:rPr>
-                <w:color w:val="475569"/>
-                <w:sz w:val="17"/>
-              </w:rPr>
-              <w:t xml:space="preserve"> stack</w:t>
+            <w:r>
+              <w:rPr>
+                <w:color w:val="475569"/>
+                <w:sz w:val="17"/>
+              </w:rPr>
+              <w:t>PyTorch stack</w:t>
             </w:r>
           </w:p>
         </w:tc>
@@ -10788,24 +7800,13 @@
               <w:spacing w:after="0" w:line="259" w:lineRule="auto"/>
               <w:ind w:left="0" w:firstLine="0"/>
             </w:pPr>
-            <w:proofErr w:type="spellStart"/>
-            <w:r>
-              <w:rPr>
-                <w:color w:val="475569"/>
-                <w:sz w:val="17"/>
-              </w:rPr>
-              <w:t>PyTorch</w:t>
-            </w:r>
-            <w:proofErr w:type="spellEnd"/>
-            <w:r>
-              <w:rPr>
-                <w:color w:val="475569"/>
-                <w:sz w:val="17"/>
-              </w:rPr>
-              <w:t xml:space="preserve"> version, nightly/stable status, </w:t>
-            </w:r>
-            <w:proofErr w:type="spellStart"/>
-            <w:proofErr w:type="gramStart"/>
+            <w:r>
+              <w:rPr>
+                <w:color w:val="475569"/>
+                <w:sz w:val="17"/>
+              </w:rPr>
+              <w:t xml:space="preserve">PyTorch version, nightly/stable status, </w:t>
+            </w:r>
             <w:r>
               <w:rPr>
                 <w:rFonts w:ascii="Courier New" w:eastAsia="Courier New" w:hAnsi="Courier New" w:cs="Courier New"/>
@@ -10814,30 +7815,12 @@
               </w:rPr>
               <w:t>torch.compile</w:t>
             </w:r>
-            <w:proofErr w:type="spellEnd"/>
-            <w:proofErr w:type="gramEnd"/>
-            <w:r>
-              <w:rPr>
-                <w:color w:val="475569"/>
-                <w:sz w:val="17"/>
-              </w:rPr>
-              <w:t xml:space="preserve"> mode, </w:t>
-            </w:r>
-            <w:proofErr w:type="spellStart"/>
-            <w:r>
-              <w:rPr>
-                <w:color w:val="475569"/>
-                <w:sz w:val="17"/>
-              </w:rPr>
-              <w:t>TorchInductor</w:t>
-            </w:r>
-            <w:proofErr w:type="spellEnd"/>
-            <w:r>
-              <w:rPr>
-                <w:color w:val="475569"/>
-                <w:sz w:val="17"/>
-              </w:rPr>
-              <w:t xml:space="preserve"> settings</w:t>
+            <w:r>
+              <w:rPr>
+                <w:color w:val="475569"/>
+                <w:sz w:val="17"/>
+              </w:rPr>
+              <w:t xml:space="preserve"> mode, TorchInductor settings</w:t>
             </w:r>
           </w:p>
         </w:tc>
@@ -10917,23 +7900,7 @@
                 <w:color w:val="475569"/>
                 <w:sz w:val="17"/>
               </w:rPr>
-              <w:t>CUDA/</w:t>
-            </w:r>
-            <w:proofErr w:type="spellStart"/>
-            <w:r>
-              <w:rPr>
-                <w:color w:val="475569"/>
-                <w:sz w:val="17"/>
-              </w:rPr>
-              <w:t>ROCm</w:t>
-            </w:r>
-            <w:proofErr w:type="spellEnd"/>
-            <w:r>
-              <w:rPr>
-                <w:color w:val="475569"/>
-                <w:sz w:val="17"/>
-              </w:rPr>
-              <w:t>/XLA/MPS version, driver version, firmware where applicable</w:t>
+              <w:t>CUDA/ROCm/XLA/MPS version, driver version, firmware where applicable</w:t>
             </w:r>
           </w:p>
         </w:tc>
@@ -10958,23 +7925,7 @@
                 <w:color w:val="475569"/>
                 <w:sz w:val="17"/>
               </w:rPr>
-              <w:t xml:space="preserve">Most backend failures are </w:t>
-            </w:r>
-            <w:proofErr w:type="gramStart"/>
-            <w:r>
-              <w:rPr>
-                <w:color w:val="475569"/>
-                <w:sz w:val="17"/>
-              </w:rPr>
-              <w:t>version-sensitive</w:t>
-            </w:r>
-            <w:proofErr w:type="gramEnd"/>
-            <w:r>
-              <w:rPr>
-                <w:color w:val="475569"/>
-                <w:sz w:val="17"/>
-              </w:rPr>
-              <w:t>.</w:t>
+              <w:t>Most backend failures are version-sensitive.</w:t>
             </w:r>
           </w:p>
         </w:tc>
@@ -11049,37 +8000,12 @@
               <w:spacing w:after="0" w:line="259" w:lineRule="auto"/>
               <w:ind w:left="0" w:firstLine="0"/>
             </w:pPr>
-            <w:proofErr w:type="spellStart"/>
-            <w:r>
-              <w:rPr>
-                <w:color w:val="475569"/>
-                <w:sz w:val="17"/>
-              </w:rPr>
-              <w:t>ROCm</w:t>
-            </w:r>
-            <w:proofErr w:type="spellEnd"/>
-            <w:r>
-              <w:rPr>
-                <w:color w:val="475569"/>
-                <w:sz w:val="17"/>
-              </w:rPr>
-              <w:t xml:space="preserve"> and TPU behavior </w:t>
-            </w:r>
-            <w:proofErr w:type="gramStart"/>
-            <w:r>
-              <w:rPr>
-                <w:color w:val="475569"/>
-                <w:sz w:val="17"/>
-              </w:rPr>
-              <w:t>in particular depends</w:t>
-            </w:r>
-            <w:proofErr w:type="gramEnd"/>
-            <w:r>
-              <w:rPr>
-                <w:color w:val="475569"/>
-                <w:sz w:val="17"/>
-              </w:rPr>
-              <w:t xml:space="preserve"> on curated environments.</w:t>
+            <w:r>
+              <w:rPr>
+                <w:color w:val="475569"/>
+                <w:sz w:val="17"/>
+              </w:rPr>
+              <w:t>ROCm and TPU behavior in particular depends on curated environments.</w:t>
             </w:r>
           </w:p>
         </w:tc>
@@ -11319,23 +8245,7 @@
                 <w:color w:val="475569"/>
                 <w:sz w:val="17"/>
               </w:rPr>
-              <w:t xml:space="preserve">Throughput and correctness can change with </w:t>
-            </w:r>
-            <w:proofErr w:type="spellStart"/>
-            <w:r>
-              <w:rPr>
-                <w:color w:val="475569"/>
-                <w:sz w:val="17"/>
-              </w:rPr>
-              <w:t>dtype</w:t>
-            </w:r>
-            <w:proofErr w:type="spellEnd"/>
-            <w:r>
-              <w:rPr>
-                <w:color w:val="475569"/>
-                <w:sz w:val="17"/>
-              </w:rPr>
-              <w:t>.</w:t>
+              <w:t>Throughput and correctness can change with dtype.</w:t>
             </w:r>
           </w:p>
         </w:tc>
@@ -11390,23 +8300,7 @@
                 <w:color w:val="475569"/>
                 <w:sz w:val="17"/>
               </w:rPr>
-              <w:t xml:space="preserve">Batch size, </w:t>
-            </w:r>
-            <w:proofErr w:type="spellStart"/>
-            <w:r>
-              <w:rPr>
-                <w:color w:val="475569"/>
-                <w:sz w:val="17"/>
-              </w:rPr>
-              <w:t>microbatching</w:t>
-            </w:r>
-            <w:proofErr w:type="spellEnd"/>
-            <w:r>
-              <w:rPr>
-                <w:color w:val="475569"/>
-                <w:sz w:val="17"/>
-              </w:rPr>
-              <w:t>, static versus dynamic shapes, padding strategy</w:t>
+              <w:t>Batch size, microbatching, static versus dynamic shapes, padding strategy</w:t>
             </w:r>
           </w:p>
         </w:tc>
@@ -11433,8 +8327,6 @@
               </w:rPr>
               <w:t xml:space="preserve">Shape stability strongly affects </w:t>
             </w:r>
-            <w:proofErr w:type="spellStart"/>
-            <w:proofErr w:type="gramStart"/>
             <w:r>
               <w:rPr>
                 <w:rFonts w:ascii="Courier New" w:eastAsia="Courier New" w:hAnsi="Courier New" w:cs="Courier New"/>
@@ -11443,8 +8335,6 @@
               </w:rPr>
               <w:t>torch.compile</w:t>
             </w:r>
-            <w:proofErr w:type="spellEnd"/>
-            <w:proofErr w:type="gramEnd"/>
             <w:r>
               <w:rPr>
                 <w:color w:val="475569"/>
@@ -11505,39 +8395,7 @@
                 <w:color w:val="475569"/>
                 <w:sz w:val="17"/>
               </w:rPr>
-              <w:t xml:space="preserve">SDPA, </w:t>
-            </w:r>
-            <w:proofErr w:type="spellStart"/>
-            <w:r>
-              <w:rPr>
-                <w:color w:val="475569"/>
-                <w:sz w:val="17"/>
-              </w:rPr>
-              <w:t>FlashAttention</w:t>
-            </w:r>
-            <w:proofErr w:type="spellEnd"/>
-            <w:r>
-              <w:rPr>
-                <w:color w:val="475569"/>
-                <w:sz w:val="17"/>
-              </w:rPr>
-              <w:t xml:space="preserve">, </w:t>
-            </w:r>
-            <w:proofErr w:type="spellStart"/>
-            <w:r>
-              <w:rPr>
-                <w:color w:val="475569"/>
-                <w:sz w:val="17"/>
-              </w:rPr>
-              <w:t>FlexAttention</w:t>
-            </w:r>
-            <w:proofErr w:type="spellEnd"/>
-            <w:r>
-              <w:rPr>
-                <w:color w:val="475569"/>
-                <w:sz w:val="17"/>
-              </w:rPr>
-              <w:t>, Pallas, math fallback, or vendor container implementation</w:t>
+              <w:t>SDPA, FlashAttention, FlexAttention, Pallas, math fallback, or vendor container implementation</w:t>
             </w:r>
           </w:p>
         </w:tc>
@@ -11612,21 +8470,12 @@
               <w:spacing w:after="0" w:line="259" w:lineRule="auto"/>
               <w:ind w:left="0" w:firstLine="0"/>
             </w:pPr>
-            <w:proofErr w:type="spellStart"/>
-            <w:r>
-              <w:rPr>
-                <w:color w:val="475569"/>
-                <w:sz w:val="17"/>
-              </w:rPr>
-              <w:t>TorchAO</w:t>
-            </w:r>
-            <w:proofErr w:type="spellEnd"/>
-            <w:r>
-              <w:rPr>
-                <w:color w:val="475569"/>
-                <w:sz w:val="17"/>
-              </w:rPr>
-              <w:t>, Transformer Engine, MLX-LM, vendor library, or custom kernels</w:t>
+            <w:r>
+              <w:rPr>
+                <w:color w:val="475569"/>
+                <w:sz w:val="17"/>
+              </w:rPr>
+              <w:t>TorchAO, Transformer Engine, MLX-LM, vendor library, or custom kernels</w:t>
             </w:r>
           </w:p>
         </w:tc>
@@ -11786,77 +8635,20 @@
                 <w:color w:val="475569"/>
                 <w:sz w:val="17"/>
               </w:rPr>
-              <w:t xml:space="preserve">Nsight, </w:t>
-            </w:r>
-            <w:proofErr w:type="spellStart"/>
-            <w:r>
-              <w:rPr>
-                <w:color w:val="475569"/>
-                <w:sz w:val="17"/>
-              </w:rPr>
-              <w:t>ROCm</w:t>
-            </w:r>
-            <w:proofErr w:type="spellEnd"/>
-            <w:r>
-              <w:rPr>
-                <w:color w:val="475569"/>
-                <w:sz w:val="17"/>
-              </w:rPr>
-              <w:t xml:space="preserve"> Systems Profiler,</w:t>
-            </w:r>
-          </w:p>
-          <w:p>
-            <w:pPr>
-              <w:spacing w:after="0" w:line="259" w:lineRule="auto"/>
-              <w:ind w:left="0" w:firstLine="0"/>
-            </w:pPr>
-            <w:proofErr w:type="spellStart"/>
-            <w:r>
-              <w:rPr>
-                <w:color w:val="475569"/>
-                <w:sz w:val="17"/>
-              </w:rPr>
-              <w:t>XProf</w:t>
-            </w:r>
-            <w:proofErr w:type="spellEnd"/>
-            <w:r>
-              <w:rPr>
-                <w:color w:val="475569"/>
-                <w:sz w:val="17"/>
-              </w:rPr>
-              <w:t>/</w:t>
-            </w:r>
-            <w:proofErr w:type="spellStart"/>
-            <w:r>
-              <w:rPr>
-                <w:color w:val="475569"/>
-                <w:sz w:val="17"/>
-              </w:rPr>
-              <w:t>TensorBoard</w:t>
-            </w:r>
-            <w:proofErr w:type="spellEnd"/>
-            <w:r>
-              <w:rPr>
-                <w:color w:val="475569"/>
-                <w:sz w:val="17"/>
-              </w:rPr>
-              <w:t xml:space="preserve">, Instruments, </w:t>
-            </w:r>
-            <w:proofErr w:type="spellStart"/>
-            <w:r>
-              <w:rPr>
-                <w:color w:val="475569"/>
-                <w:sz w:val="17"/>
-              </w:rPr>
-              <w:t>PyTorch</w:t>
-            </w:r>
-            <w:proofErr w:type="spellEnd"/>
-            <w:r>
-              <w:rPr>
-                <w:color w:val="475569"/>
-                <w:sz w:val="17"/>
-              </w:rPr>
-              <w:t xml:space="preserve"> profiler</w:t>
+              <w:t>Nsight, ROCm Systems Profiler,</w:t>
+            </w:r>
+          </w:p>
+          <w:p>
+            <w:pPr>
+              <w:spacing w:after="0" w:line="259" w:lineRule="auto"/>
+              <w:ind w:left="0" w:firstLine="0"/>
+            </w:pPr>
+            <w:r>
+              <w:rPr>
+                <w:color w:val="475569"/>
+                <w:sz w:val="17"/>
+              </w:rPr>
+              <w:t>XProf/TensorBoard, Instruments, PyTorch profiler</w:t>
             </w:r>
           </w:p>
         </w:tc>
@@ -11986,15 +8778,7 @@
         <w:ind w:left="-5" w:right="1"/>
       </w:pPr>
       <w:r>
-        <w:t xml:space="preserve">If two teams disagree about a backend, this appendix is the first place to look. Many apparent disagreements reduce to different driver versions, container images, </w:t>
-      </w:r>
-      <w:proofErr w:type="spellStart"/>
-      <w:r>
-        <w:t>dtypes</w:t>
-      </w:r>
-      <w:proofErr w:type="spellEnd"/>
-      <w:r>
-        <w:t>, attention kernels, or shape policies rather than a true contradiction about the hardware.</w:t>
+        <w:t>If two teams disagree about a backend, this appendix is the first place to look. Many apparent disagreements reduce to different driver versions, container images, dtypes, attention kernels, or shape policies rather than a true contradiction about the hardware.</w:t>
       </w:r>
     </w:p>
     <w:p>
@@ -12103,7 +8887,6 @@
                 <w:sz w:val="17"/>
               </w:rPr>
             </w:pPr>
-            <w:proofErr w:type="spellStart"/>
             <w:r>
               <w:rPr>
                 <w:color w:val="475569"/>
@@ -12111,7 +8894,6 @@
               </w:rPr>
               <w:t>AOTInductor</w:t>
             </w:r>
-            <w:proofErr w:type="spellEnd"/>
           </w:p>
         </w:tc>
         <w:tc>
@@ -12139,23 +8921,7 @@
                 <w:color w:val="475569"/>
                 <w:sz w:val="17"/>
               </w:rPr>
-              <w:t xml:space="preserve">Ahead-of-time packaging path for </w:t>
-            </w:r>
-            <w:proofErr w:type="spellStart"/>
-            <w:r>
-              <w:rPr>
-                <w:color w:val="475569"/>
-                <w:sz w:val="17"/>
-              </w:rPr>
-              <w:t>TorchInductor</w:t>
-            </w:r>
-            <w:proofErr w:type="spellEnd"/>
-            <w:r>
-              <w:rPr>
-                <w:color w:val="475569"/>
-                <w:sz w:val="17"/>
-              </w:rPr>
-              <w:t xml:space="preserve"> graphs, useful when compiled artifacts need to be exported or deployed outside the immediate Python session.</w:t>
+              <w:t>Ahead-of-time packaging path for TorchInductor graphs, useful when compiled artifacts need to be exported or deployed outside the immediate Python session.</w:t>
             </w:r>
           </w:p>
         </w:tc>
@@ -12184,7 +8950,6 @@
                 <w:sz w:val="17"/>
               </w:rPr>
             </w:pPr>
-            <w:proofErr w:type="spellStart"/>
             <w:r>
               <w:rPr>
                 <w:color w:val="475569"/>
@@ -12192,7 +8957,6 @@
               </w:rPr>
               <w:t>AOTriton</w:t>
             </w:r>
-            <w:proofErr w:type="spellEnd"/>
           </w:p>
         </w:tc>
         <w:tc>
@@ -12220,39 +8984,7 @@
                 <w:color w:val="475569"/>
                 <w:sz w:val="17"/>
               </w:rPr>
-              <w:t>AMD/</w:t>
-            </w:r>
-            <w:proofErr w:type="spellStart"/>
-            <w:r>
-              <w:rPr>
-                <w:color w:val="475569"/>
-                <w:sz w:val="17"/>
-              </w:rPr>
-              <w:t>ROCm</w:t>
-            </w:r>
-            <w:proofErr w:type="spellEnd"/>
-            <w:r>
-              <w:rPr>
-                <w:color w:val="475569"/>
-                <w:sz w:val="17"/>
-              </w:rPr>
-              <w:t xml:space="preserve"> path for precompiled Triton attention kernels, reducing some runtime compilation friction on supported </w:t>
-            </w:r>
-            <w:proofErr w:type="spellStart"/>
-            <w:r>
-              <w:rPr>
-                <w:color w:val="475569"/>
-                <w:sz w:val="17"/>
-              </w:rPr>
-              <w:t>ROCm</w:t>
-            </w:r>
-            <w:proofErr w:type="spellEnd"/>
-            <w:r>
-              <w:rPr>
-                <w:color w:val="475569"/>
-                <w:sz w:val="17"/>
-              </w:rPr>
-              <w:t xml:space="preserve"> systems.</w:t>
+              <w:t>AMD/ROCm path for precompiled Triton attention kernels, reducing some runtime compilation friction on supported ROCm systems.</w:t>
             </w:r>
           </w:p>
         </w:tc>
@@ -12316,23 +9048,7 @@
                 <w:color w:val="475569"/>
                 <w:sz w:val="17"/>
               </w:rPr>
-              <w:t xml:space="preserve">AMD's C++ template kernel library for high-performance GPU primitives; often used where </w:t>
-            </w:r>
-            <w:proofErr w:type="spellStart"/>
-            <w:r>
-              <w:rPr>
-                <w:color w:val="475569"/>
-                <w:sz w:val="17"/>
-              </w:rPr>
-              <w:t>ROCm</w:t>
-            </w:r>
-            <w:proofErr w:type="spellEnd"/>
-            <w:r>
-              <w:rPr>
-                <w:color w:val="475569"/>
-                <w:sz w:val="17"/>
-              </w:rPr>
-              <w:t xml:space="preserve"> needs highly tuned alternatives to generic Triton kernels.</w:t>
+              <w:t>AMD's C++ template kernel library for high-performance GPU primitives; often used where ROCm needs highly tuned alternatives to generic Triton kernels.</w:t>
             </w:r>
           </w:p>
         </w:tc>
@@ -12361,7 +9077,6 @@
                 <w:sz w:val="17"/>
               </w:rPr>
             </w:pPr>
-            <w:proofErr w:type="spellStart"/>
             <w:r>
               <w:rPr>
                 <w:color w:val="475569"/>
@@ -12369,7 +9084,6 @@
               </w:rPr>
               <w:t>CuTeDSL</w:t>
             </w:r>
-            <w:proofErr w:type="spellEnd"/>
           </w:p>
         </w:tc>
         <w:tc>
@@ -12426,7 +9140,6 @@
                 <w:sz w:val="17"/>
               </w:rPr>
             </w:pPr>
-            <w:proofErr w:type="spellStart"/>
             <w:r>
               <w:rPr>
                 <w:color w:val="475569"/>
@@ -12434,7 +9147,6 @@
               </w:rPr>
               <w:t>FlexAttention</w:t>
             </w:r>
-            <w:proofErr w:type="spellEnd"/>
           </w:p>
         </w:tc>
         <w:tc>
@@ -12457,53 +9169,12 @@
                 <w:sz w:val="17"/>
               </w:rPr>
             </w:pPr>
-            <w:proofErr w:type="spellStart"/>
-            <w:r>
-              <w:rPr>
-                <w:color w:val="475569"/>
-                <w:sz w:val="17"/>
-              </w:rPr>
-              <w:t>PyTorch</w:t>
-            </w:r>
-            <w:proofErr w:type="spellEnd"/>
-            <w:r>
-              <w:rPr>
-                <w:color w:val="475569"/>
-                <w:sz w:val="17"/>
-              </w:rPr>
-              <w:t xml:space="preserve"> attention API that lets </w:t>
-            </w:r>
-            <w:proofErr w:type="gramStart"/>
-            <w:r>
-              <w:rPr>
-                <w:color w:val="475569"/>
-                <w:sz w:val="17"/>
-              </w:rPr>
-              <w:t>users</w:t>
-            </w:r>
-            <w:proofErr w:type="gramEnd"/>
-            <w:r>
-              <w:rPr>
-                <w:color w:val="475569"/>
-                <w:sz w:val="17"/>
-              </w:rPr>
-              <w:t xml:space="preserve"> express attention variants in Python while allowing </w:t>
-            </w:r>
-            <w:proofErr w:type="spellStart"/>
-            <w:r>
-              <w:rPr>
-                <w:color w:val="475569"/>
-                <w:sz w:val="17"/>
-              </w:rPr>
-              <w:t>PyTorch</w:t>
-            </w:r>
-            <w:proofErr w:type="spellEnd"/>
-            <w:r>
-              <w:rPr>
-                <w:color w:val="475569"/>
-                <w:sz w:val="17"/>
-              </w:rPr>
-              <w:t xml:space="preserve"> to generate specialized fused kernels where supported.</w:t>
+            <w:r>
+              <w:rPr>
+                <w:color w:val="475569"/>
+                <w:sz w:val="17"/>
+              </w:rPr>
+              <w:t>PyTorch attention API that lets users express attention variants in Python while allowing PyTorch to generate specialized fused kernels where supported.</w:t>
             </w:r>
           </w:p>
         </w:tc>
@@ -12566,23 +9237,7 @@
                 <w:color w:val="475569"/>
                 <w:sz w:val="17"/>
               </w:rPr>
-              <w:t xml:space="preserve">Fully Sharded Data Parallel — </w:t>
-            </w:r>
-            <w:proofErr w:type="spellStart"/>
-            <w:r>
-              <w:rPr>
-                <w:color w:val="475569"/>
-                <w:sz w:val="17"/>
-              </w:rPr>
-              <w:t>PyTorch's</w:t>
-            </w:r>
-            <w:proofErr w:type="spellEnd"/>
-            <w:r>
-              <w:rPr>
-                <w:color w:val="475569"/>
-                <w:sz w:val="17"/>
-              </w:rPr>
-              <w:t xml:space="preserve"> primary large-scale data-parallel training strategy that shards parameters, gradients, and optimizer state across ranks.</w:t>
+              <w:t>Fully Sharded Data Parallel — PyTorch's primary large-scale data-parallel training strategy that shards parameters, gradients, and optimizer state across ranks.</w:t>
             </w:r>
           </w:p>
         </w:tc>
@@ -12703,21 +9358,12 @@
                 <w:sz w:val="17"/>
               </w:rPr>
             </w:pPr>
-            <w:proofErr w:type="spellStart"/>
-            <w:r>
-              <w:rPr>
-                <w:color w:val="475569"/>
-                <w:sz w:val="17"/>
-              </w:rPr>
-              <w:t>Microscaling</w:t>
-            </w:r>
-            <w:proofErr w:type="spellEnd"/>
-            <w:r>
-              <w:rPr>
-                <w:color w:val="475569"/>
-                <w:sz w:val="17"/>
-              </w:rPr>
-              <w:t xml:space="preserve"> FP8 — block-floating-point 8-bit numeric format with per-block scale factors, used for low-precision training and inference on recent NVIDIA/AMD hardware.</w:t>
+            <w:r>
+              <w:rPr>
+                <w:color w:val="475569"/>
+                <w:sz w:val="17"/>
+              </w:rPr>
+              <w:t>Microscaling FP8 — block-floating-point 8-bit numeric format with per-block scale factors, used for low-precision training and inference on recent NVIDIA/AMD hardware.</w:t>
             </w:r>
           </w:p>
         </w:tc>
@@ -12780,39 +9426,7 @@
                 <w:color w:val="475569"/>
                 <w:sz w:val="17"/>
               </w:rPr>
-              <w:t xml:space="preserve">NVIDIA Collective Communications Library — the de-facto multi-GPU </w:t>
-            </w:r>
-            <w:proofErr w:type="gramStart"/>
-            <w:r>
-              <w:rPr>
-                <w:color w:val="475569"/>
-                <w:sz w:val="17"/>
-              </w:rPr>
-              <w:t>collectives</w:t>
-            </w:r>
-            <w:proofErr w:type="gramEnd"/>
-            <w:r>
-              <w:rPr>
-                <w:color w:val="475569"/>
-                <w:sz w:val="17"/>
-              </w:rPr>
-              <w:t xml:space="preserve"> library (all-reduce, all-gather, etc.) used by </w:t>
-            </w:r>
-            <w:proofErr w:type="spellStart"/>
-            <w:r>
-              <w:rPr>
-                <w:color w:val="475569"/>
-                <w:sz w:val="17"/>
-              </w:rPr>
-              <w:t>PyTorch</w:t>
-            </w:r>
-            <w:proofErr w:type="spellEnd"/>
-            <w:r>
-              <w:rPr>
-                <w:color w:val="475569"/>
-                <w:sz w:val="17"/>
-              </w:rPr>
-              <w:t xml:space="preserve"> distributed on CUDA.</w:t>
+              <w:t>NVIDIA Collective Communications Library — the de-facto multi-GPU collectives library (all-reduce, all-gather, etc.) used by PyTorch distributed on CUDA.</w:t>
             </w:r>
           </w:p>
         </w:tc>
@@ -12875,39 +9489,7 @@
                 <w:color w:val="475569"/>
                 <w:sz w:val="17"/>
               </w:rPr>
-              <w:t xml:space="preserve">NVIDIA's </w:t>
-            </w:r>
-            <w:proofErr w:type="spellStart"/>
-            <w:r>
-              <w:rPr>
-                <w:color w:val="475569"/>
-                <w:sz w:val="17"/>
-              </w:rPr>
-              <w:t>microscaling</w:t>
-            </w:r>
-            <w:proofErr w:type="spellEnd"/>
-            <w:r>
-              <w:rPr>
-                <w:color w:val="475569"/>
-                <w:sz w:val="17"/>
-              </w:rPr>
-              <w:t xml:space="preserve"> FP4 format introduced on Blackwell; pairs 4-bit values with per-block scales for very low-precision </w:t>
-            </w:r>
-            <w:proofErr w:type="spellStart"/>
-            <w:r>
-              <w:rPr>
-                <w:color w:val="475569"/>
-                <w:sz w:val="17"/>
-              </w:rPr>
-              <w:t>matmuls</w:t>
-            </w:r>
-            <w:proofErr w:type="spellEnd"/>
-            <w:r>
-              <w:rPr>
-                <w:color w:val="475569"/>
-                <w:sz w:val="17"/>
-              </w:rPr>
-              <w:t xml:space="preserve"> in inference and selected training paths.</w:t>
+              <w:t>NVIDIA's microscaling FP4 format introduced on Blackwell; pairs 4-bit values with per-block scales for very low-precision matmuls in inference and selected training paths.</w:t>
             </w:r>
           </w:p>
         </w:tc>
@@ -13033,23 +9615,7 @@
                 <w:color w:val="475569"/>
                 <w:sz w:val="17"/>
               </w:rPr>
-              <w:t xml:space="preserve">Portable JIT runtime used by </w:t>
-            </w:r>
-            <w:proofErr w:type="spellStart"/>
-            <w:r>
-              <w:rPr>
-                <w:color w:val="475569"/>
-                <w:sz w:val="17"/>
-              </w:rPr>
-              <w:t>PyTorch</w:t>
-            </w:r>
-            <w:proofErr w:type="spellEnd"/>
-            <w:r>
-              <w:rPr>
-                <w:color w:val="475569"/>
-                <w:sz w:val="17"/>
-              </w:rPr>
-              <w:t>/XLA and other XLA clients to run compiled programs on accelerator backends such as TPU.</w:t>
+              <w:t>Portable JIT runtime used by PyTorch/XLA and other XLA clients to run compiled programs on accelerator backends such as TPU.</w:t>
             </w:r>
           </w:p>
         </w:tc>
@@ -13107,53 +9673,12 @@
                 <w:sz w:val="17"/>
               </w:rPr>
             </w:pPr>
-            <w:proofErr w:type="spellStart"/>
-            <w:r>
-              <w:rPr>
-                <w:color w:val="475569"/>
-                <w:sz w:val="17"/>
-              </w:rPr>
-              <w:t>ROCm</w:t>
-            </w:r>
-            <w:proofErr w:type="spellEnd"/>
-            <w:r>
-              <w:rPr>
-                <w:color w:val="475569"/>
-                <w:sz w:val="17"/>
-              </w:rPr>
-              <w:t xml:space="preserve"> Collective Communications Library — AMD's NCCL-compatible collectives library used by </w:t>
-            </w:r>
-            <w:proofErr w:type="spellStart"/>
-            <w:r>
-              <w:rPr>
-                <w:color w:val="475569"/>
-                <w:sz w:val="17"/>
-              </w:rPr>
-              <w:t>PyTorch</w:t>
-            </w:r>
-            <w:proofErr w:type="spellEnd"/>
-            <w:r>
-              <w:rPr>
-                <w:color w:val="475569"/>
-                <w:sz w:val="17"/>
-              </w:rPr>
-              <w:t xml:space="preserve"> distributed on </w:t>
-            </w:r>
-            <w:proofErr w:type="spellStart"/>
-            <w:r>
-              <w:rPr>
-                <w:color w:val="475569"/>
-                <w:sz w:val="17"/>
-              </w:rPr>
-              <w:t>ROCm</w:t>
-            </w:r>
-            <w:proofErr w:type="spellEnd"/>
-            <w:r>
-              <w:rPr>
-                <w:color w:val="475569"/>
-                <w:sz w:val="17"/>
-              </w:rPr>
-              <w:t xml:space="preserve"> GPUs.</w:t>
+            <w:r>
+              <w:rPr>
+                <w:color w:val="475569"/>
+                <w:sz w:val="17"/>
+              </w:rPr>
+              <w:t>ROCm Collective Communications Library — AMD's NCCL-compatible collectives library used by PyTorch distributed on ROCm GPUs.</w:t>
             </w:r>
           </w:p>
         </w:tc>
@@ -13216,71 +9741,7 @@
                 <w:color w:val="475569"/>
                 <w:sz w:val="17"/>
               </w:rPr>
-              <w:t xml:space="preserve">Scaled Dot-Product Attention — </w:t>
-            </w:r>
-            <w:proofErr w:type="spellStart"/>
-            <w:r>
-              <w:rPr>
-                <w:color w:val="475569"/>
-                <w:sz w:val="17"/>
-              </w:rPr>
-              <w:t>PyTorch's</w:t>
-            </w:r>
-            <w:proofErr w:type="spellEnd"/>
-            <w:r>
-              <w:rPr>
-                <w:color w:val="475569"/>
-                <w:sz w:val="17"/>
-              </w:rPr>
-              <w:t xml:space="preserve"> </w:t>
-            </w:r>
-            <w:proofErr w:type="spellStart"/>
-            <w:r>
-              <w:rPr>
-                <w:color w:val="475569"/>
-                <w:sz w:val="17"/>
-              </w:rPr>
-              <w:t>torch.</w:t>
-            </w:r>
-            <w:proofErr w:type="gramStart"/>
-            <w:r>
-              <w:rPr>
-                <w:color w:val="475569"/>
-                <w:sz w:val="17"/>
-              </w:rPr>
-              <w:t>nn.functional</w:t>
-            </w:r>
-            <w:proofErr w:type="gramEnd"/>
-            <w:r>
-              <w:rPr>
-                <w:color w:val="475569"/>
-                <w:sz w:val="17"/>
-              </w:rPr>
-              <w:t>.scaled_dot_product_attention</w:t>
-            </w:r>
-            <w:proofErr w:type="spellEnd"/>
-            <w:r>
-              <w:rPr>
-                <w:color w:val="475569"/>
-                <w:sz w:val="17"/>
-              </w:rPr>
-              <w:t xml:space="preserve"> API that dispatches to fused attention backends (</w:t>
-            </w:r>
-            <w:proofErr w:type="spellStart"/>
-            <w:r>
-              <w:rPr>
-                <w:color w:val="475569"/>
-                <w:sz w:val="17"/>
-              </w:rPr>
-              <w:t>FlashAttention</w:t>
-            </w:r>
-            <w:proofErr w:type="spellEnd"/>
-            <w:r>
-              <w:rPr>
-                <w:color w:val="475569"/>
-                <w:sz w:val="17"/>
-              </w:rPr>
-              <w:t>, memory-efficient, math) automatically.</w:t>
+              <w:t>Scaled Dot-Product Attention — PyTorch's torch.nn.functional.scaled_dot_product_attention API that dispatches to fused attention backends (FlashAttention, memory-efficient, math) automatically.</w:t>
             </w:r>
           </w:p>
         </w:tc>
@@ -13343,23 +9804,7 @@
                 <w:color w:val="475569"/>
                 <w:sz w:val="17"/>
               </w:rPr>
-              <w:t xml:space="preserve">Single-Program Multiple-Data — execution model where one program runs on many devices with sharded data; </w:t>
-            </w:r>
-            <w:proofErr w:type="spellStart"/>
-            <w:r>
-              <w:rPr>
-                <w:color w:val="475569"/>
-                <w:sz w:val="17"/>
-              </w:rPr>
-              <w:t>PyTorch</w:t>
-            </w:r>
-            <w:proofErr w:type="spellEnd"/>
-            <w:r>
-              <w:rPr>
-                <w:color w:val="475569"/>
-                <w:sz w:val="17"/>
-              </w:rPr>
-              <w:t>/XLA SPMD is the auto-sharding path on TPU.</w:t>
+              <w:t>Single-Program Multiple-Data — execution model where one program runs on many devices with sharded data; PyTorch/XLA SPMD is the auto-sharding path on TPU.</w:t>
             </w:r>
           </w:p>
         </w:tc>
@@ -13388,7 +9833,6 @@
                 <w:sz w:val="17"/>
               </w:rPr>
             </w:pPr>
-            <w:proofErr w:type="spellStart"/>
             <w:r>
               <w:rPr>
                 <w:color w:val="475569"/>
@@ -13396,7 +9840,6 @@
               </w:rPr>
               <w:t>TorchAO</w:t>
             </w:r>
-            <w:proofErr w:type="spellEnd"/>
           </w:p>
         </w:tc>
         <w:tc>
@@ -13419,37 +9862,12 @@
                 <w:sz w:val="17"/>
               </w:rPr>
             </w:pPr>
-            <w:proofErr w:type="spellStart"/>
-            <w:r>
-              <w:rPr>
-                <w:color w:val="475569"/>
-                <w:sz w:val="17"/>
-              </w:rPr>
-              <w:t>PyTorch's</w:t>
-            </w:r>
-            <w:proofErr w:type="spellEnd"/>
-            <w:r>
-              <w:rPr>
-                <w:color w:val="475569"/>
-                <w:sz w:val="17"/>
-              </w:rPr>
-              <w:t xml:space="preserve"> quantization and low-precision training/inference library, providing reference implementations of int8/fp8/int4 quantization and </w:t>
-            </w:r>
-            <w:proofErr w:type="spellStart"/>
-            <w:r>
-              <w:rPr>
-                <w:color w:val="475569"/>
-                <w:sz w:val="17"/>
-              </w:rPr>
-              <w:t>microscaling</w:t>
-            </w:r>
-            <w:proofErr w:type="spellEnd"/>
-            <w:r>
-              <w:rPr>
-                <w:color w:val="475569"/>
-                <w:sz w:val="17"/>
-              </w:rPr>
-              <w:t xml:space="preserve"> formats.</w:t>
+            <w:r>
+              <w:rPr>
+                <w:color w:val="475569"/>
+                <w:sz w:val="17"/>
+              </w:rPr>
+              <w:t>PyTorch's quantization and low-precision training/inference library, providing reference implementations of int8/fp8/int4 quantization and microscaling formats.</w:t>
             </w:r>
           </w:p>
         </w:tc>
@@ -13478,7 +9896,6 @@
                 <w:sz w:val="17"/>
               </w:rPr>
             </w:pPr>
-            <w:proofErr w:type="spellStart"/>
             <w:r>
               <w:rPr>
                 <w:color w:val="475569"/>
@@ -13486,7 +9903,6 @@
               </w:rPr>
               <w:t>TorchInductor</w:t>
             </w:r>
-            <w:proofErr w:type="spellEnd"/>
           </w:p>
         </w:tc>
         <w:tc>
@@ -13509,39 +9925,12 @@
                 <w:sz w:val="17"/>
               </w:rPr>
             </w:pPr>
-            <w:proofErr w:type="spellStart"/>
-            <w:r>
-              <w:rPr>
-                <w:color w:val="475569"/>
-                <w:sz w:val="17"/>
-              </w:rPr>
-              <w:t>PyTorch</w:t>
-            </w:r>
-            <w:proofErr w:type="spellEnd"/>
-            <w:r>
-              <w:rPr>
-                <w:color w:val="475569"/>
-                <w:sz w:val="17"/>
-              </w:rPr>
-              <w:t xml:space="preserve"> 2's default compiler backend for </w:t>
-            </w:r>
-            <w:proofErr w:type="spellStart"/>
-            <w:proofErr w:type="gramStart"/>
-            <w:r>
-              <w:rPr>
-                <w:color w:val="475569"/>
-                <w:sz w:val="17"/>
-              </w:rPr>
-              <w:t>torch.compile</w:t>
-            </w:r>
-            <w:proofErr w:type="spellEnd"/>
-            <w:proofErr w:type="gramEnd"/>
-            <w:r>
-              <w:rPr>
-                <w:color w:val="475569"/>
-                <w:sz w:val="17"/>
-              </w:rPr>
-              <w:t>; lowers FX graphs to Triton (GPU) or C++/OpenMP (CPU) kernels.</w:t>
+            <w:r>
+              <w:rPr>
+                <w:color w:val="475569"/>
+                <w:sz w:val="17"/>
+              </w:rPr>
+              <w:t>PyTorch 2's default compiler backend for torch.compile; lowers FX graphs to Triton (GPU) or C++/OpenMP (CPU) kernels.</w:t>
             </w:r>
           </w:p>
         </w:tc>
@@ -13604,23 +9993,7 @@
                 <w:color w:val="475569"/>
                 <w:sz w:val="17"/>
               </w:rPr>
-              <w:t xml:space="preserve">OpenAI's GPU programming language and compiler for writing block-level kernels in Python; the primary kernel-authoring language for </w:t>
-            </w:r>
-            <w:proofErr w:type="spellStart"/>
-            <w:r>
-              <w:rPr>
-                <w:color w:val="475569"/>
-                <w:sz w:val="17"/>
-              </w:rPr>
-              <w:t>TorchInductor</w:t>
-            </w:r>
-            <w:proofErr w:type="spellEnd"/>
-            <w:r>
-              <w:rPr>
-                <w:color w:val="475569"/>
-                <w:sz w:val="17"/>
-              </w:rPr>
-              <w:t>.</w:t>
+              <w:t>OpenAI's GPU programming language and compiler for writing block-level kernels in Python; the primary kernel-authoring language for TorchInductor.</w:t>
             </w:r>
           </w:p>
         </w:tc>
@@ -13862,21 +10235,12 @@
               <w:spacing w:after="0" w:line="259" w:lineRule="auto"/>
               <w:ind w:left="0" w:firstLine="0"/>
             </w:pPr>
-            <w:proofErr w:type="spellStart"/>
-            <w:r>
-              <w:rPr>
-                <w:color w:val="475569"/>
-                <w:sz w:val="17"/>
-              </w:rPr>
-              <w:t>PyTorch</w:t>
-            </w:r>
-            <w:proofErr w:type="spellEnd"/>
-            <w:r>
-              <w:rPr>
-                <w:color w:val="475569"/>
-                <w:sz w:val="17"/>
-              </w:rPr>
-              <w:t xml:space="preserve"> core, compiler, and releases</w:t>
+            <w:r>
+              <w:rPr>
+                <w:color w:val="475569"/>
+                <w:sz w:val="17"/>
+              </w:rPr>
+              <w:t>PyTorch core, compiler, and releases</w:t>
             </w:r>
           </w:p>
         </w:tc>
@@ -13896,37 +10260,12 @@
               <w:spacing w:after="0" w:line="277" w:lineRule="auto"/>
               <w:ind w:left="0" w:firstLine="0"/>
             </w:pPr>
-            <w:proofErr w:type="spellStart"/>
-            <w:r>
-              <w:rPr>
-                <w:color w:val="475569"/>
-                <w:sz w:val="17"/>
-              </w:rPr>
-              <w:t>PyTorch</w:t>
-            </w:r>
-            <w:proofErr w:type="spellEnd"/>
-            <w:r>
-              <w:rPr>
-                <w:color w:val="475569"/>
-                <w:sz w:val="17"/>
-              </w:rPr>
-              <w:t xml:space="preserve"> 2.7, 2.8, 2.11, and 2.12 release material; compiler graph-break docs; </w:t>
-            </w:r>
-            <w:proofErr w:type="spellStart"/>
-            <w:r>
-              <w:rPr>
-                <w:color w:val="475569"/>
-                <w:sz w:val="17"/>
-              </w:rPr>
-              <w:t>FlexAttention</w:t>
-            </w:r>
-            <w:proofErr w:type="spellEnd"/>
-            <w:r>
-              <w:rPr>
-                <w:color w:val="475569"/>
-                <w:sz w:val="17"/>
-              </w:rPr>
-              <w:t>/FlashAttention-4; Warp</w:t>
+            <w:r>
+              <w:rPr>
+                <w:color w:val="475569"/>
+                <w:sz w:val="17"/>
+              </w:rPr>
+              <w:t>PyTorch 2.7, 2.8, 2.11, and 2.12 release material; compiler graph-break docs; FlexAttention/FlashAttention-4; Warp</w:t>
             </w:r>
           </w:p>
           <w:p>
@@ -13939,23 +10278,7 @@
                 <w:color w:val="475569"/>
                 <w:sz w:val="17"/>
               </w:rPr>
-              <w:t xml:space="preserve">Specialization; </w:t>
-            </w:r>
-            <w:proofErr w:type="spellStart"/>
-            <w:r>
-              <w:rPr>
-                <w:color w:val="475569"/>
-                <w:sz w:val="17"/>
-              </w:rPr>
-              <w:t>PyTorch</w:t>
-            </w:r>
-            <w:proofErr w:type="spellEnd"/>
-            <w:r>
-              <w:rPr>
-                <w:color w:val="475569"/>
-                <w:sz w:val="17"/>
-              </w:rPr>
-              <w:t xml:space="preserve"> Start Locally. </w:t>
+              <w:t xml:space="preserve">Specialization; PyTorch Start Locally. </w:t>
             </w:r>
             <w:r>
               <w:rPr>
@@ -14088,12 +10411,6 @@
                 <w:sz w:val="17"/>
               </w:rPr>
               <w:t xml:space="preserve"> </w:t>
-            </w:r>
-            <w:r>
-              <w:rPr>
-                <w:color w:val="475569"/>
-                <w:sz w:val="17"/>
-              </w:rPr>
               <w:tab/>
               <w:t xml:space="preserve"> </w:t>
             </w:r>
@@ -14125,17 +10442,8 @@
                 <w:color w:val="475569"/>
                 <w:sz w:val="17"/>
               </w:rPr>
-              <w:t xml:space="preserve">AMD </w:t>
-            </w:r>
-            <w:proofErr w:type="spellStart"/>
-            <w:r>
-              <w:rPr>
-                <w:color w:val="475569"/>
-                <w:sz w:val="17"/>
-              </w:rPr>
-              <w:t>ROCm</w:t>
-            </w:r>
-            <w:proofErr w:type="spellEnd"/>
+              <w:t>AMD ROCm</w:t>
+            </w:r>
           </w:p>
         </w:tc>
         <w:tc>
@@ -14156,53 +10464,12 @@
               <w:ind w:left="0" w:firstLine="0"/>
               <w:jc w:val="both"/>
             </w:pPr>
-            <w:proofErr w:type="spellStart"/>
-            <w:r>
-              <w:rPr>
-                <w:color w:val="475569"/>
-                <w:sz w:val="17"/>
-              </w:rPr>
-              <w:t>ROCm</w:t>
-            </w:r>
-            <w:proofErr w:type="spellEnd"/>
-            <w:r>
-              <w:rPr>
-                <w:color w:val="475569"/>
-                <w:sz w:val="17"/>
-              </w:rPr>
-              <w:t xml:space="preserve"> </w:t>
-            </w:r>
-            <w:proofErr w:type="spellStart"/>
-            <w:r>
-              <w:rPr>
-                <w:color w:val="475569"/>
-                <w:sz w:val="17"/>
-              </w:rPr>
-              <w:t>PyTorch</w:t>
-            </w:r>
-            <w:proofErr w:type="spellEnd"/>
-            <w:r>
-              <w:rPr>
-                <w:color w:val="475569"/>
-                <w:sz w:val="17"/>
-              </w:rPr>
-              <w:t xml:space="preserve"> installation guidance and </w:t>
-            </w:r>
-            <w:proofErr w:type="spellStart"/>
-            <w:r>
-              <w:rPr>
-                <w:color w:val="475569"/>
-                <w:sz w:val="17"/>
-              </w:rPr>
-              <w:t>ROCm</w:t>
-            </w:r>
-            <w:proofErr w:type="spellEnd"/>
-            <w:r>
-              <w:rPr>
-                <w:color w:val="475569"/>
-                <w:sz w:val="17"/>
-              </w:rPr>
-              <w:t xml:space="preserve"> model acceleration libraries. </w:t>
+            <w:r>
+              <w:rPr>
+                <w:color w:val="475569"/>
+                <w:sz w:val="17"/>
+              </w:rPr>
+              <w:t xml:space="preserve">ROCm PyTorch installation guidance and ROCm model acceleration libraries. </w:t>
             </w:r>
             <w:r>
               <w:rPr>
@@ -14363,33 +10630,8 @@
                 <w:color w:val="475569"/>
                 <w:sz w:val="17"/>
               </w:rPr>
-              <w:t xml:space="preserve">TPU pricing, TPU v5p/v6e/TPU7x docs, TPU software versions, </w:t>
-            </w:r>
-            <w:proofErr w:type="spellStart"/>
-            <w:r>
-              <w:rPr>
-                <w:color w:val="475569"/>
-                <w:sz w:val="17"/>
-              </w:rPr>
-              <w:t>PyTorch</w:t>
-            </w:r>
-            <w:proofErr w:type="spellEnd"/>
-            <w:r>
-              <w:rPr>
-                <w:color w:val="475569"/>
-                <w:sz w:val="17"/>
-              </w:rPr>
-              <w:t xml:space="preserve">/XLA docs and repository, Pallas, quantized ops, tracing/execution-time guidance, and Google's </w:t>
-            </w:r>
-            <w:proofErr w:type="gramStart"/>
-            <w:r>
-              <w:rPr>
-                <w:color w:val="475569"/>
-                <w:sz w:val="17"/>
-              </w:rPr>
-              <w:t>eighth-generation</w:t>
-            </w:r>
-            <w:proofErr w:type="gramEnd"/>
+              <w:t>TPU pricing, TPU v5p/v6e/TPU7x docs, TPU software versions, PyTorch/XLA docs and repository, Pallas, quantized ops, tracing/execution-time guidance, and Google's eighth-generation</w:t>
+            </w:r>
           </w:p>
           <w:p>
             <w:pPr>
@@ -14692,92 +10934,26 @@
                 <w:sz w:val="17"/>
               </w:rPr>
               <w:t xml:space="preserve"> </w:t>
-            </w:r>
-            <w:r>
-              <w:rPr>
-                <w:color w:val="475569"/>
-                <w:sz w:val="17"/>
-              </w:rPr>
               <w:tab/>
               <w:t xml:space="preserve"> </w:t>
-            </w:r>
-            <w:r>
-              <w:rPr>
-                <w:color w:val="475569"/>
-                <w:sz w:val="17"/>
-              </w:rPr>
               <w:tab/>
               <w:t xml:space="preserve"> </w:t>
-            </w:r>
-            <w:r>
-              <w:rPr>
-                <w:color w:val="475569"/>
-                <w:sz w:val="17"/>
-              </w:rPr>
               <w:tab/>
               <w:t xml:space="preserve"> </w:t>
-            </w:r>
-            <w:r>
-              <w:rPr>
-                <w:color w:val="475569"/>
-                <w:sz w:val="17"/>
-              </w:rPr>
               <w:tab/>
               <w:t xml:space="preserve"> </w:t>
-            </w:r>
-            <w:r>
-              <w:rPr>
-                <w:color w:val="475569"/>
-                <w:sz w:val="17"/>
-              </w:rPr>
               <w:tab/>
               <w:t xml:space="preserve"> </w:t>
-            </w:r>
-            <w:r>
-              <w:rPr>
-                <w:color w:val="475569"/>
-                <w:sz w:val="17"/>
-              </w:rPr>
               <w:tab/>
               <w:t xml:space="preserve"> </w:t>
-            </w:r>
-            <w:r>
-              <w:rPr>
-                <w:color w:val="475569"/>
-                <w:sz w:val="17"/>
-              </w:rPr>
               <w:tab/>
               <w:t xml:space="preserve"> </w:t>
-            </w:r>
-            <w:r>
-              <w:rPr>
-                <w:color w:val="475569"/>
-                <w:sz w:val="17"/>
-              </w:rPr>
               <w:tab/>
               <w:t xml:space="preserve"> </w:t>
-            </w:r>
-            <w:r>
-              <w:rPr>
-                <w:color w:val="475569"/>
-                <w:sz w:val="17"/>
-              </w:rPr>
               <w:tab/>
               <w:t xml:space="preserve"> </w:t>
-            </w:r>
-            <w:r>
-              <w:rPr>
-                <w:color w:val="475569"/>
-                <w:sz w:val="17"/>
-              </w:rPr>
               <w:tab/>
               <w:t xml:space="preserve"> </w:t>
-            </w:r>
-            <w:r>
-              <w:rPr>
-                <w:color w:val="475569"/>
-                <w:sz w:val="17"/>
-              </w:rPr>
               <w:tab/>
               <w:t xml:space="preserve"> </w:t>
             </w:r>
@@ -14835,39 +11011,7 @@
                 <w:color w:val="475569"/>
                 <w:sz w:val="17"/>
               </w:rPr>
-              <w:t xml:space="preserve">Hopper architecture, </w:t>
-            </w:r>
-            <w:proofErr w:type="spellStart"/>
-            <w:r>
-              <w:rPr>
-                <w:color w:val="475569"/>
-                <w:sz w:val="17"/>
-              </w:rPr>
-              <w:t>NVLink</w:t>
-            </w:r>
-            <w:proofErr w:type="spellEnd"/>
-            <w:r>
-              <w:rPr>
-                <w:color w:val="475569"/>
-                <w:sz w:val="17"/>
-              </w:rPr>
-              <w:t>/</w:t>
-            </w:r>
-            <w:proofErr w:type="spellStart"/>
-            <w:r>
-              <w:rPr>
-                <w:color w:val="475569"/>
-                <w:sz w:val="17"/>
-              </w:rPr>
-              <w:t>NVLink</w:t>
-            </w:r>
-            <w:proofErr w:type="spellEnd"/>
-            <w:r>
-              <w:rPr>
-                <w:color w:val="475569"/>
-                <w:sz w:val="17"/>
-              </w:rPr>
-              <w:t xml:space="preserve"> Switch, and Nsight Systems release notes. </w:t>
+              <w:t xml:space="preserve">Hopper architecture, NVLink/NVLink Switch, and Nsight Systems release notes. </w:t>
             </w:r>
             <w:r>
               <w:rPr>
@@ -14971,23 +11115,7 @@
                 <w:color w:val="475569"/>
                 <w:sz w:val="17"/>
               </w:rPr>
-              <w:t xml:space="preserve">State of </w:t>
-            </w:r>
-            <w:proofErr w:type="spellStart"/>
-            <w:r>
-              <w:rPr>
-                <w:color w:val="475569"/>
-                <w:sz w:val="17"/>
-              </w:rPr>
-              <w:t>PyTorch</w:t>
-            </w:r>
-            <w:proofErr w:type="spellEnd"/>
-            <w:r>
-              <w:rPr>
-                <w:color w:val="475569"/>
-                <w:sz w:val="17"/>
-              </w:rPr>
-              <w:t xml:space="preserve"> Hardware Acceleration 2025. </w:t>
+              <w:t xml:space="preserve">State of PyTorch Hardware Acceleration 2025. </w:t>
             </w:r>
             <w:r>
               <w:rPr>
@@ -15020,21 +11148,12 @@
         <w:spacing w:after="127" w:line="268" w:lineRule="auto"/>
         <w:ind w:hanging="341"/>
       </w:pPr>
-      <w:proofErr w:type="spellStart"/>
       <w:r>
         <w:rPr>
           <w:color w:val="475569"/>
           <w:sz w:val="17"/>
         </w:rPr>
-        <w:t>PyTorch</w:t>
-      </w:r>
-      <w:proofErr w:type="spellEnd"/>
-      <w:r>
-        <w:rPr>
-          <w:color w:val="475569"/>
-          <w:sz w:val="17"/>
-        </w:rPr>
-        <w:t xml:space="preserve"> 2.8 Release Blog. </w:t>
+        <w:t xml:space="preserve">PyTorch 2.8 Release Blog. </w:t>
       </w:r>
       <w:hyperlink r:id="rId9">
         <w:r>
@@ -15081,21 +11200,12 @@
         <w:spacing w:after="127" w:line="268" w:lineRule="auto"/>
         <w:ind w:hanging="341"/>
       </w:pPr>
-      <w:proofErr w:type="spellStart"/>
       <w:r>
         <w:rPr>
           <w:color w:val="475569"/>
           <w:sz w:val="17"/>
         </w:rPr>
-        <w:t>PyTorch</w:t>
-      </w:r>
-      <w:proofErr w:type="spellEnd"/>
-      <w:r>
-        <w:rPr>
-          <w:color w:val="475569"/>
-          <w:sz w:val="17"/>
-        </w:rPr>
-        <w:t xml:space="preserve">: Start Locally. </w:t>
+        <w:t xml:space="preserve">PyTorch: Start Locally. </w:t>
       </w:r>
       <w:hyperlink r:id="rId11">
         <w:r>
@@ -15116,21 +11226,12 @@
         <w:spacing w:after="127" w:line="268" w:lineRule="auto"/>
         <w:ind w:hanging="341"/>
       </w:pPr>
-      <w:proofErr w:type="spellStart"/>
       <w:r>
         <w:rPr>
           <w:color w:val="475569"/>
           <w:sz w:val="17"/>
         </w:rPr>
-        <w:t>PyTorch</w:t>
-      </w:r>
-      <w:proofErr w:type="spellEnd"/>
-      <w:r>
-        <w:rPr>
-          <w:color w:val="475569"/>
-          <w:sz w:val="17"/>
-        </w:rPr>
-        <w:t xml:space="preserve"> 2.12 Release Blog. </w:t>
+        <w:t xml:space="preserve">PyTorch 2.12 Release Blog. </w:t>
       </w:r>
       <w:hyperlink r:id="rId12">
         <w:r>
@@ -15151,21 +11252,12 @@
         <w:spacing w:after="127" w:line="268" w:lineRule="auto"/>
         <w:ind w:hanging="341"/>
       </w:pPr>
-      <w:proofErr w:type="spellStart"/>
       <w:r>
         <w:rPr>
           <w:color w:val="475569"/>
           <w:sz w:val="17"/>
         </w:rPr>
-        <w:t>PyTorch</w:t>
-      </w:r>
-      <w:proofErr w:type="spellEnd"/>
-      <w:r>
-        <w:rPr>
-          <w:color w:val="475569"/>
-          <w:sz w:val="17"/>
-        </w:rPr>
-        <w:t xml:space="preserve"> 2.7 Release Blog. </w:t>
+        <w:t xml:space="preserve">PyTorch 2.7 Release Blog. </w:t>
       </w:r>
       <w:hyperlink r:id="rId13">
         <w:r>
@@ -15186,21 +11278,12 @@
         <w:spacing w:after="127" w:line="268" w:lineRule="auto"/>
         <w:ind w:hanging="341"/>
       </w:pPr>
-      <w:proofErr w:type="spellStart"/>
       <w:r>
         <w:rPr>
           <w:color w:val="475569"/>
           <w:sz w:val="17"/>
         </w:rPr>
-        <w:t>PyTorch</w:t>
-      </w:r>
-      <w:proofErr w:type="spellEnd"/>
-      <w:r>
-        <w:rPr>
-          <w:color w:val="475569"/>
-          <w:sz w:val="17"/>
-        </w:rPr>
-        <w:t xml:space="preserve"> 2.8 Release Blog. </w:t>
+        <w:t xml:space="preserve">PyTorch 2.8 Release Blog. </w:t>
       </w:r>
       <w:hyperlink r:id="rId14">
         <w:r>
@@ -15273,21 +11356,12 @@
         <w:spacing w:after="127" w:line="268" w:lineRule="auto"/>
         <w:ind w:hanging="341"/>
       </w:pPr>
-      <w:proofErr w:type="spellStart"/>
       <w:r>
         <w:rPr>
           <w:color w:val="475569"/>
           <w:sz w:val="17"/>
         </w:rPr>
-        <w:t>PyTorch</w:t>
-      </w:r>
-      <w:proofErr w:type="spellEnd"/>
-      <w:r>
-        <w:rPr>
-          <w:color w:val="475569"/>
-          <w:sz w:val="17"/>
-        </w:rPr>
-        <w:t xml:space="preserve"> 2.8 Release Blog. </w:t>
+        <w:t xml:space="preserve">PyTorch 2.8 Release Blog. </w:t>
       </w:r>
       <w:hyperlink r:id="rId17">
         <w:r>
@@ -15308,21 +11382,12 @@
         <w:spacing w:after="127" w:line="268" w:lineRule="auto"/>
         <w:ind w:hanging="341"/>
       </w:pPr>
-      <w:proofErr w:type="spellStart"/>
       <w:r>
         <w:rPr>
           <w:color w:val="475569"/>
           <w:sz w:val="17"/>
         </w:rPr>
-        <w:t>PyTorch</w:t>
-      </w:r>
-      <w:proofErr w:type="spellEnd"/>
-      <w:r>
-        <w:rPr>
-          <w:color w:val="475569"/>
-          <w:sz w:val="17"/>
-        </w:rPr>
-        <w:t xml:space="preserve"> 2.8 Release Blog. </w:t>
+        <w:t xml:space="preserve">PyTorch 2.8 Release Blog. </w:t>
       </w:r>
       <w:hyperlink r:id="rId18">
         <w:r>
@@ -15343,21 +11408,12 @@
         <w:spacing w:after="127" w:line="268" w:lineRule="auto"/>
         <w:ind w:hanging="341"/>
       </w:pPr>
-      <w:proofErr w:type="spellStart"/>
       <w:r>
         <w:rPr>
           <w:color w:val="475569"/>
           <w:sz w:val="17"/>
         </w:rPr>
-        <w:t>PyTorch</w:t>
-      </w:r>
-      <w:proofErr w:type="spellEnd"/>
-      <w:r>
-        <w:rPr>
-          <w:color w:val="475569"/>
-          <w:sz w:val="17"/>
-        </w:rPr>
-        <w:t xml:space="preserve"> 2.7 Release Blog. </w:t>
+        <w:t xml:space="preserve">PyTorch 2.7 Release Blog. </w:t>
       </w:r>
       <w:hyperlink r:id="rId19">
         <w:r>
@@ -15378,21 +11434,12 @@
         <w:spacing w:after="127" w:line="268" w:lineRule="auto"/>
         <w:ind w:hanging="341"/>
       </w:pPr>
-      <w:proofErr w:type="spellStart"/>
       <w:r>
         <w:rPr>
           <w:color w:val="475569"/>
           <w:sz w:val="17"/>
         </w:rPr>
-        <w:t>PyTorch</w:t>
-      </w:r>
-      <w:proofErr w:type="spellEnd"/>
-      <w:r>
-        <w:rPr>
-          <w:color w:val="475569"/>
-          <w:sz w:val="17"/>
-        </w:rPr>
-        <w:t xml:space="preserve"> 2.8 Release Blog. </w:t>
+        <w:t xml:space="preserve">PyTorch 2.8 Release Blog. </w:t>
       </w:r>
       <w:hyperlink r:id="rId20">
         <w:r>
@@ -15413,37 +11460,12 @@
         <w:spacing w:after="127" w:line="268" w:lineRule="auto"/>
         <w:ind w:hanging="341"/>
       </w:pPr>
-      <w:proofErr w:type="spellStart"/>
       <w:r>
         <w:rPr>
           <w:color w:val="475569"/>
           <w:sz w:val="17"/>
         </w:rPr>
-        <w:t>PyTorch</w:t>
-      </w:r>
-      <w:proofErr w:type="spellEnd"/>
-      <w:r>
-        <w:rPr>
-          <w:color w:val="475569"/>
-          <w:sz w:val="17"/>
-        </w:rPr>
-        <w:t xml:space="preserve"> on </w:t>
-      </w:r>
-      <w:proofErr w:type="spellStart"/>
-      <w:r>
-        <w:rPr>
-          <w:color w:val="475569"/>
-          <w:sz w:val="17"/>
-        </w:rPr>
-        <w:t>ROCm</w:t>
-      </w:r>
-      <w:proofErr w:type="spellEnd"/>
-      <w:r>
-        <w:rPr>
-          <w:color w:val="475569"/>
-          <w:sz w:val="17"/>
-        </w:rPr>
-        <w:t xml:space="preserve"> installation. </w:t>
+        <w:t xml:space="preserve">PyTorch on ROCm installation. </w:t>
       </w:r>
       <w:hyperlink r:id="rId21">
         <w:r>
@@ -15495,23 +11517,7 @@
           <w:color w:val="475569"/>
           <w:sz w:val="17"/>
         </w:rPr>
-        <w:t xml:space="preserve">Enabling </w:t>
-      </w:r>
-      <w:proofErr w:type="spellStart"/>
-      <w:r>
-        <w:rPr>
-          <w:color w:val="475569"/>
-          <w:sz w:val="17"/>
-        </w:rPr>
-        <w:t>PyTorch</w:t>
-      </w:r>
-      <w:proofErr w:type="spellEnd"/>
-      <w:r>
-        <w:rPr>
-          <w:color w:val="475569"/>
-          <w:sz w:val="17"/>
-        </w:rPr>
-        <w:t xml:space="preserve"> on XLA Devices (e.g. Google TPU). </w:t>
+        <w:t xml:space="preserve">Enabling PyTorch on XLA Devices (e.g. Google TPU). </w:t>
       </w:r>
       <w:hyperlink r:id="rId23">
         <w:r>
@@ -15532,21 +11538,12 @@
         <w:spacing w:after="127" w:line="268" w:lineRule="auto"/>
         <w:ind w:hanging="341"/>
       </w:pPr>
-      <w:proofErr w:type="spellStart"/>
       <w:r>
         <w:rPr>
           <w:color w:val="475569"/>
           <w:sz w:val="17"/>
         </w:rPr>
-        <w:t>PyTorch</w:t>
-      </w:r>
-      <w:proofErr w:type="spellEnd"/>
-      <w:r>
-        <w:rPr>
-          <w:color w:val="475569"/>
-          <w:sz w:val="17"/>
-        </w:rPr>
-        <w:t xml:space="preserve">/XLA documentation. </w:t>
+        <w:t xml:space="preserve">PyTorch/XLA documentation. </w:t>
       </w:r>
       <w:hyperlink r:id="rId24">
         <w:r>
@@ -15567,21 +11564,12 @@
         <w:spacing w:after="127" w:line="268" w:lineRule="auto"/>
         <w:ind w:hanging="341"/>
       </w:pPr>
-      <w:proofErr w:type="spellStart"/>
       <w:r>
         <w:rPr>
           <w:color w:val="475569"/>
           <w:sz w:val="17"/>
         </w:rPr>
-        <w:t>PyTorch</w:t>
-      </w:r>
-      <w:proofErr w:type="spellEnd"/>
-      <w:r>
-        <w:rPr>
-          <w:color w:val="475569"/>
-          <w:sz w:val="17"/>
-        </w:rPr>
-        <w:t xml:space="preserve"> 2.11 Release Blog. </w:t>
+        <w:t xml:space="preserve">PyTorch 2.11 Release Blog. </w:t>
       </w:r>
       <w:hyperlink r:id="rId25">
         <w:r>
@@ -15602,24 +11590,13 @@
         <w:spacing w:after="128" w:line="268" w:lineRule="auto"/>
         <w:ind w:hanging="341"/>
       </w:pPr>
-      <w:proofErr w:type="spellStart"/>
-      <w:proofErr w:type="gramStart"/>
       <w:r>
         <w:rPr>
           <w:color w:val="475569"/>
           <w:sz w:val="17"/>
         </w:rPr>
         <w:lastRenderedPageBreak/>
-        <w:t>torch.compile</w:t>
-      </w:r>
-      <w:proofErr w:type="spellEnd"/>
-      <w:proofErr w:type="gramEnd"/>
-      <w:r>
-        <w:rPr>
-          <w:color w:val="475569"/>
-          <w:sz w:val="17"/>
-        </w:rPr>
-        <w:t xml:space="preserve"> on MPS progress tracker, Issue #150121. </w:t>
+        <w:t xml:space="preserve">torch.compile on MPS progress tracker, Issue #150121. </w:t>
       </w:r>
       <w:hyperlink r:id="rId26">
         <w:r>
@@ -15640,21 +11617,12 @@
         <w:spacing w:after="127" w:line="268" w:lineRule="auto"/>
         <w:ind w:hanging="341"/>
       </w:pPr>
-      <w:proofErr w:type="spellStart"/>
       <w:r>
         <w:rPr>
           <w:color w:val="475569"/>
           <w:sz w:val="17"/>
         </w:rPr>
-        <w:t>PyTorch</w:t>
-      </w:r>
-      <w:proofErr w:type="spellEnd"/>
-      <w:r>
-        <w:rPr>
-          <w:color w:val="475569"/>
-          <w:sz w:val="17"/>
-        </w:rPr>
-        <w:t xml:space="preserve"> 2.12 Release Blog. </w:t>
+        <w:t xml:space="preserve">PyTorch 2.12 Release Blog. </w:t>
       </w:r>
       <w:hyperlink r:id="rId27">
         <w:r>
@@ -15675,21 +11643,12 @@
         <w:spacing w:after="127" w:line="268" w:lineRule="auto"/>
         <w:ind w:hanging="341"/>
       </w:pPr>
-      <w:proofErr w:type="spellStart"/>
       <w:r>
         <w:rPr>
           <w:color w:val="475569"/>
           <w:sz w:val="17"/>
         </w:rPr>
-        <w:t>FlexAttention</w:t>
-      </w:r>
-      <w:proofErr w:type="spellEnd"/>
-      <w:r>
-        <w:rPr>
-          <w:color w:val="475569"/>
-          <w:sz w:val="17"/>
-        </w:rPr>
-        <w:t xml:space="preserve"> + FlashAttention-4: Fast and Flexible. </w:t>
+        <w:t xml:space="preserve">FlexAttention + FlashAttention-4: Fast and Flexible. </w:t>
       </w:r>
       <w:hyperlink r:id="rId28">
         <w:r>
@@ -15710,21 +11669,12 @@
         <w:spacing w:after="127" w:line="268" w:lineRule="auto"/>
         <w:ind w:hanging="341"/>
       </w:pPr>
-      <w:proofErr w:type="spellStart"/>
       <w:r>
         <w:rPr>
           <w:color w:val="475569"/>
           <w:sz w:val="17"/>
         </w:rPr>
-        <w:t>FlexAttention</w:t>
-      </w:r>
-      <w:proofErr w:type="spellEnd"/>
-      <w:r>
-        <w:rPr>
-          <w:color w:val="475569"/>
-          <w:sz w:val="17"/>
-        </w:rPr>
-        <w:t xml:space="preserve"> + FlashAttention-4: Fast and Flexible. </w:t>
+        <w:t xml:space="preserve">FlexAttention + FlashAttention-4: Fast and Flexible. </w:t>
       </w:r>
       <w:hyperlink r:id="rId29">
         <w:r>
@@ -15750,30 +11700,7 @@
           <w:color w:val="475569"/>
           <w:sz w:val="17"/>
         </w:rPr>
-        <w:t xml:space="preserve">Enabling advanced GPU features in </w:t>
-      </w:r>
-      <w:proofErr w:type="spellStart"/>
-      <w:r>
-        <w:rPr>
-          <w:color w:val="475569"/>
-          <w:sz w:val="17"/>
-        </w:rPr>
-        <w:t>PyTorch</w:t>
-      </w:r>
-      <w:proofErr w:type="spellEnd"/>
-      <w:r>
-        <w:rPr>
-          <w:color w:val="475569"/>
-          <w:sz w:val="17"/>
-        </w:rPr>
-        <w:t xml:space="preserve"> — </w:t>
-      </w:r>
-      <w:r>
-        <w:rPr>
-          <w:color w:val="475569"/>
-          <w:sz w:val="17"/>
-        </w:rPr>
-        <w:t xml:space="preserve">Warp Specialization. </w:t>
+        <w:t xml:space="preserve">Enabling advanced GPU features in PyTorch — Warp Specialization. </w:t>
       </w:r>
       <w:hyperlink r:id="rId30">
         <w:r>
@@ -15799,30 +11726,7 @@
           <w:color w:val="475569"/>
           <w:sz w:val="17"/>
         </w:rPr>
-        <w:t>Model acceleration libraries</w:t>
-      </w:r>
-      <w:r>
-        <w:rPr>
-          <w:color w:val="475569"/>
-          <w:sz w:val="17"/>
-        </w:rPr>
-        <w:t xml:space="preserve"> — </w:t>
-      </w:r>
-      <w:proofErr w:type="spellStart"/>
-      <w:r>
-        <w:rPr>
-          <w:color w:val="475569"/>
-          <w:sz w:val="17"/>
-        </w:rPr>
-        <w:t>ROCm</w:t>
-      </w:r>
-      <w:proofErr w:type="spellEnd"/>
-      <w:r>
-        <w:rPr>
-          <w:color w:val="475569"/>
-          <w:sz w:val="17"/>
-        </w:rPr>
-        <w:t xml:space="preserve"> Documentation.</w:t>
+        <w:t>Model acceleration libraries — ROCm Documentation.</w:t>
       </w:r>
       <w:hyperlink r:id="rId31">
         <w:r>
@@ -15843,37 +11747,12 @@
         <w:spacing w:after="127" w:line="268" w:lineRule="auto"/>
         <w:ind w:hanging="341"/>
       </w:pPr>
-      <w:proofErr w:type="spellStart"/>
       <w:r>
         <w:rPr>
           <w:color w:val="475569"/>
           <w:sz w:val="17"/>
         </w:rPr>
-        <w:t>PyTorch</w:t>
-      </w:r>
-      <w:proofErr w:type="spellEnd"/>
-      <w:r>
-        <w:rPr>
-          <w:color w:val="475569"/>
-          <w:sz w:val="17"/>
-        </w:rPr>
-        <w:t xml:space="preserve"> on </w:t>
-      </w:r>
-      <w:proofErr w:type="spellStart"/>
-      <w:r>
-        <w:rPr>
-          <w:color w:val="475569"/>
-          <w:sz w:val="17"/>
-        </w:rPr>
-        <w:t>ROCm</w:t>
-      </w:r>
-      <w:proofErr w:type="spellEnd"/>
-      <w:r>
-        <w:rPr>
-          <w:color w:val="475569"/>
-          <w:sz w:val="17"/>
-        </w:rPr>
-        <w:t xml:space="preserve"> installation. </w:t>
+        <w:t xml:space="preserve">PyTorch on ROCm installation. </w:t>
       </w:r>
       <w:hyperlink r:id="rId32">
         <w:r>
@@ -15925,30 +11804,7 @@
           <w:color w:val="475569"/>
           <w:sz w:val="17"/>
         </w:rPr>
-        <w:t>Quantized Operations</w:t>
-      </w:r>
-      <w:r>
-        <w:rPr>
-          <w:color w:val="475569"/>
-          <w:sz w:val="17"/>
-        </w:rPr>
-        <w:t xml:space="preserve"> — </w:t>
-      </w:r>
-      <w:proofErr w:type="spellStart"/>
-      <w:r>
-        <w:rPr>
-          <w:color w:val="475569"/>
-          <w:sz w:val="17"/>
-        </w:rPr>
-        <w:t>PyTorch</w:t>
-      </w:r>
-      <w:proofErr w:type="spellEnd"/>
-      <w:r>
-        <w:rPr>
-          <w:color w:val="475569"/>
-          <w:sz w:val="17"/>
-        </w:rPr>
-        <w:t xml:space="preserve">/XLA master documentation. </w:t>
+        <w:t xml:space="preserve">Quantized Operations — PyTorch/XLA master documentation. </w:t>
       </w:r>
       <w:hyperlink r:id="rId34">
         <w:r>
@@ -15969,23 +11825,12 @@
         <w:spacing w:after="128" w:line="268" w:lineRule="auto"/>
         <w:ind w:hanging="341"/>
       </w:pPr>
-      <w:proofErr w:type="spellStart"/>
-      <w:proofErr w:type="gramStart"/>
       <w:r>
         <w:rPr>
           <w:color w:val="475569"/>
           <w:sz w:val="17"/>
         </w:rPr>
-        <w:t>torch.compile</w:t>
-      </w:r>
-      <w:proofErr w:type="spellEnd"/>
-      <w:proofErr w:type="gramEnd"/>
-      <w:r>
-        <w:rPr>
-          <w:color w:val="475569"/>
-          <w:sz w:val="17"/>
-        </w:rPr>
-        <w:t xml:space="preserve"> on MPS progress tracker, Issue #150121. </w:t>
+        <w:t xml:space="preserve">torch.compile on MPS progress tracker, Issue #150121. </w:t>
       </w:r>
       <w:hyperlink r:id="rId35">
         <w:r>
@@ -16032,21 +11877,12 @@
         <w:spacing w:after="127" w:line="268" w:lineRule="auto"/>
         <w:ind w:hanging="341"/>
       </w:pPr>
-      <w:proofErr w:type="spellStart"/>
       <w:r>
         <w:rPr>
           <w:color w:val="475569"/>
           <w:sz w:val="17"/>
         </w:rPr>
-        <w:t>FlexAttention</w:t>
-      </w:r>
-      <w:proofErr w:type="spellEnd"/>
-      <w:r>
-        <w:rPr>
-          <w:color w:val="475569"/>
-          <w:sz w:val="17"/>
-        </w:rPr>
-        <w:t xml:space="preserve"> + FlashAttention-4: Fast and Flexible. </w:t>
+        <w:t xml:space="preserve">FlexAttention + FlashAttention-4: Fast and Flexible. </w:t>
       </w:r>
       <w:hyperlink r:id="rId37">
         <w:r>
@@ -16119,21 +11955,12 @@
         <w:spacing w:after="127" w:line="268" w:lineRule="auto"/>
         <w:ind w:hanging="341"/>
       </w:pPr>
-      <w:proofErr w:type="spellStart"/>
       <w:r>
         <w:rPr>
           <w:color w:val="475569"/>
           <w:sz w:val="17"/>
         </w:rPr>
-        <w:t>PyTorch</w:t>
-      </w:r>
-      <w:proofErr w:type="spellEnd"/>
-      <w:r>
-        <w:rPr>
-          <w:color w:val="475569"/>
-          <w:sz w:val="17"/>
-        </w:rPr>
-        <w:t xml:space="preserve"> releases. </w:t>
+        <w:t xml:space="preserve">PyTorch releases. </w:t>
       </w:r>
       <w:hyperlink r:id="rId40">
         <w:r>
@@ -16232,21 +12059,12 @@
         <w:spacing w:after="127" w:line="268" w:lineRule="auto"/>
         <w:ind w:hanging="341"/>
       </w:pPr>
-      <w:proofErr w:type="spellStart"/>
       <w:r>
         <w:rPr>
           <w:color w:val="475569"/>
           <w:sz w:val="17"/>
         </w:rPr>
-        <w:t>PyTorch</w:t>
-      </w:r>
-      <w:proofErr w:type="spellEnd"/>
-      <w:r>
-        <w:rPr>
-          <w:color w:val="475569"/>
-          <w:sz w:val="17"/>
-        </w:rPr>
-        <w:t xml:space="preserve">: Start Locally. </w:t>
+        <w:t xml:space="preserve">PyTorch: Start Locally. </w:t>
       </w:r>
       <w:hyperlink r:id="rId44">
         <w:r>
@@ -16324,30 +12142,7 @@
           <w:color w:val="475569"/>
           <w:sz w:val="17"/>
         </w:rPr>
-        <w:t>Common graph breaks</w:t>
-      </w:r>
-      <w:r>
-        <w:rPr>
-          <w:color w:val="475569"/>
-          <w:sz w:val="17"/>
-        </w:rPr>
-        <w:t xml:space="preserve"> — </w:t>
-      </w:r>
-      <w:proofErr w:type="spellStart"/>
-      <w:r>
-        <w:rPr>
-          <w:color w:val="475569"/>
-          <w:sz w:val="17"/>
-        </w:rPr>
-        <w:t>PyTorch</w:t>
-      </w:r>
-      <w:proofErr w:type="spellEnd"/>
-      <w:r>
-        <w:rPr>
-          <w:color w:val="475569"/>
-          <w:sz w:val="17"/>
-        </w:rPr>
-        <w:t xml:space="preserve"> 2.12 compiler docs.</w:t>
+        <w:t>Common graph breaks — PyTorch 2.12 compiler docs.</w:t>
       </w:r>
       <w:hyperlink r:id="rId47">
         <w:r>
@@ -16368,37 +12163,12 @@
         <w:spacing w:after="127" w:line="268" w:lineRule="auto"/>
         <w:ind w:hanging="341"/>
       </w:pPr>
-      <w:proofErr w:type="spellStart"/>
       <w:r>
         <w:rPr>
           <w:color w:val="475569"/>
           <w:sz w:val="17"/>
         </w:rPr>
-        <w:t>PyTorch</w:t>
-      </w:r>
-      <w:proofErr w:type="spellEnd"/>
-      <w:r>
-        <w:rPr>
-          <w:color w:val="475569"/>
-          <w:sz w:val="17"/>
-        </w:rPr>
-        <w:t xml:space="preserve"> on </w:t>
-      </w:r>
-      <w:proofErr w:type="spellStart"/>
-      <w:r>
-        <w:rPr>
-          <w:color w:val="475569"/>
-          <w:sz w:val="17"/>
-        </w:rPr>
-        <w:t>ROCm</w:t>
-      </w:r>
-      <w:proofErr w:type="spellEnd"/>
-      <w:r>
-        <w:rPr>
-          <w:color w:val="475569"/>
-          <w:sz w:val="17"/>
-        </w:rPr>
-        <w:t xml:space="preserve"> installation. </w:t>
+        <w:t xml:space="preserve">PyTorch on ROCm installation. </w:t>
       </w:r>
       <w:hyperlink r:id="rId48">
         <w:r>
@@ -16419,21 +12189,12 @@
         <w:spacing w:after="127" w:line="268" w:lineRule="auto"/>
         <w:ind w:hanging="341"/>
       </w:pPr>
-      <w:proofErr w:type="spellStart"/>
       <w:r>
         <w:rPr>
           <w:color w:val="475569"/>
           <w:sz w:val="17"/>
         </w:rPr>
-        <w:t>PyTorch</w:t>
-      </w:r>
-      <w:proofErr w:type="spellEnd"/>
-      <w:r>
-        <w:rPr>
-          <w:color w:val="475569"/>
-          <w:sz w:val="17"/>
-        </w:rPr>
-        <w:t xml:space="preserve">/XLA documentation. </w:t>
+        <w:t xml:space="preserve">PyTorch/XLA documentation. </w:t>
       </w:r>
       <w:hyperlink r:id="rId49">
         <w:r>
@@ -16532,21 +12293,12 @@
         <w:spacing w:after="127" w:line="268" w:lineRule="auto"/>
         <w:ind w:hanging="341"/>
       </w:pPr>
-      <w:proofErr w:type="spellStart"/>
       <w:r>
         <w:rPr>
           <w:color w:val="475569"/>
           <w:sz w:val="17"/>
         </w:rPr>
-        <w:t>PyTorch</w:t>
-      </w:r>
-      <w:proofErr w:type="spellEnd"/>
-      <w:r>
-        <w:rPr>
-          <w:color w:val="475569"/>
-          <w:sz w:val="17"/>
-        </w:rPr>
-        <w:t xml:space="preserve"> 2.7 Release Blog. </w:t>
+        <w:t xml:space="preserve">PyTorch 2.7 Release Blog. </w:t>
       </w:r>
       <w:hyperlink r:id="rId53">
         <w:r>
@@ -16567,37 +12319,12 @@
         <w:spacing w:after="127" w:line="268" w:lineRule="auto"/>
         <w:ind w:hanging="341"/>
       </w:pPr>
-      <w:proofErr w:type="spellStart"/>
       <w:r>
         <w:rPr>
           <w:color w:val="475569"/>
           <w:sz w:val="17"/>
         </w:rPr>
-        <w:t>PyTorch</w:t>
-      </w:r>
-      <w:proofErr w:type="spellEnd"/>
-      <w:r>
-        <w:rPr>
-          <w:color w:val="475569"/>
-          <w:sz w:val="17"/>
-        </w:rPr>
-        <w:t xml:space="preserve"> on </w:t>
-      </w:r>
-      <w:proofErr w:type="spellStart"/>
-      <w:r>
-        <w:rPr>
-          <w:color w:val="475569"/>
-          <w:sz w:val="17"/>
-        </w:rPr>
-        <w:t>ROCm</w:t>
-      </w:r>
-      <w:proofErr w:type="spellEnd"/>
-      <w:r>
-        <w:rPr>
-          <w:color w:val="475569"/>
-          <w:sz w:val="17"/>
-        </w:rPr>
-        <w:t xml:space="preserve"> installation. </w:t>
+        <w:t xml:space="preserve">PyTorch on ROCm installation. </w:t>
       </w:r>
       <w:hyperlink r:id="rId54">
         <w:r>
@@ -16644,21 +12371,12 @@
         <w:spacing w:after="127" w:line="268" w:lineRule="auto"/>
         <w:ind w:hanging="341"/>
       </w:pPr>
-      <w:proofErr w:type="spellStart"/>
       <w:r>
         <w:rPr>
           <w:color w:val="475569"/>
           <w:sz w:val="17"/>
         </w:rPr>
-        <w:t>PyTorch</w:t>
-      </w:r>
-      <w:proofErr w:type="spellEnd"/>
-      <w:r>
-        <w:rPr>
-          <w:color w:val="475569"/>
-          <w:sz w:val="17"/>
-        </w:rPr>
-        <w:t xml:space="preserve"> 2.11 Release Blog. </w:t>
+        <w:t xml:space="preserve">PyTorch 2.11 Release Blog. </w:t>
       </w:r>
       <w:hyperlink r:id="rId56">
         <w:r>
@@ -16679,21 +12397,12 @@
         <w:spacing w:after="127" w:line="268" w:lineRule="auto"/>
         <w:ind w:hanging="341"/>
       </w:pPr>
-      <w:proofErr w:type="spellStart"/>
       <w:r>
         <w:rPr>
           <w:color w:val="475569"/>
           <w:sz w:val="17"/>
         </w:rPr>
-        <w:t>PyTorch</w:t>
-      </w:r>
-      <w:proofErr w:type="spellEnd"/>
-      <w:r>
-        <w:rPr>
-          <w:color w:val="475569"/>
-          <w:sz w:val="17"/>
-        </w:rPr>
-        <w:t xml:space="preserve">: Start Locally. </w:t>
+        <w:t xml:space="preserve">PyTorch: Start Locally. </w:t>
       </w:r>
       <w:hyperlink r:id="rId57">
         <w:r>
@@ -16718,29 +12427,16 @@
           <w:sz w:val="17"/>
         </w:rPr>
       </w:pPr>
-      <w:proofErr w:type="spellStart"/>
       <w:r>
         <w:rPr>
           <w:color w:val="475569"/>
           <w:sz w:val="17"/>
         </w:rPr>
-        <w:t>PyTorch</w:t>
-      </w:r>
-      <w:proofErr w:type="spellEnd"/>
-      <w:r>
-        <w:rPr>
-          <w:color w:val="475569"/>
-          <w:sz w:val="17"/>
-        </w:rPr>
-        <w:t xml:space="preserve"> 2.12 Release Blog. </w:t>
+        <w:t xml:space="preserve">PyTorch 2.12 Release Blog. </w:t>
       </w:r>
       <w:r>
         <w:fldChar w:fldCharType="begin"/>
-      </w:r>
-      <w:r>
         <w:instrText>HYPERLINK "https://pytorch.org/blog/pytorch-2-12-release-blog/" \h</w:instrText>
-      </w:r>
-      <w:r>
         <w:fldChar w:fldCharType="separate"/>
       </w:r>
       <w:r>
@@ -16776,23 +12472,7 @@
           <w:color w:val="475569"/>
           <w:sz w:val="17"/>
         </w:rPr>
-        <w:t xml:space="preserve"> </w:t>
-      </w:r>
-      <w:proofErr w:type="spellStart"/>
-      <w:r>
-        <w:rPr>
-          <w:color w:val="475569"/>
-          <w:sz w:val="17"/>
-        </w:rPr>
-        <w:t>PyTorch</w:t>
-      </w:r>
-      <w:proofErr w:type="spellEnd"/>
-      <w:r>
-        <w:rPr>
-          <w:color w:val="475569"/>
-          <w:sz w:val="17"/>
-        </w:rPr>
-        <w:t xml:space="preserve"> 2.11 Release Blog. </w:t>
+        <w:t xml:space="preserve"> PyTorch 2.11 Release Blog. </w:t>
       </w:r>
       <w:hyperlink r:id="rId58">
         <w:r>
@@ -16813,21 +12493,12 @@
         <w:spacing w:after="127" w:line="268" w:lineRule="auto"/>
         <w:ind w:hanging="341"/>
       </w:pPr>
-      <w:proofErr w:type="spellStart"/>
       <w:r>
         <w:rPr>
           <w:color w:val="475569"/>
           <w:sz w:val="17"/>
         </w:rPr>
-        <w:t>PyTorch</w:t>
-      </w:r>
-      <w:proofErr w:type="spellEnd"/>
-      <w:r>
-        <w:rPr>
-          <w:color w:val="475569"/>
-          <w:sz w:val="17"/>
-        </w:rPr>
-        <w:t xml:space="preserve"> 2.7 Release Blog. </w:t>
+        <w:t xml:space="preserve">PyTorch 2.7 Release Blog. </w:t>
       </w:r>
       <w:hyperlink r:id="rId59">
         <w:r>
@@ -16932,23 +12603,7 @@
           <w:color w:val="475569"/>
           <w:sz w:val="17"/>
         </w:rPr>
-        <w:t xml:space="preserve">Tracing Time vs. Execution Time in </w:t>
-      </w:r>
-      <w:proofErr w:type="spellStart"/>
-      <w:r>
-        <w:rPr>
-          <w:color w:val="475569"/>
-          <w:sz w:val="17"/>
-        </w:rPr>
-        <w:t>PyTorch</w:t>
-      </w:r>
-      <w:proofErr w:type="spellEnd"/>
-      <w:r>
-        <w:rPr>
-          <w:color w:val="475569"/>
-          <w:sz w:val="17"/>
-        </w:rPr>
-        <w:t xml:space="preserve">/XLA. </w:t>
+        <w:t xml:space="preserve">Tracing Time vs. Execution Time in PyTorch/XLA. </w:t>
       </w:r>
       <w:hyperlink r:id="rId63">
         <w:r>
@@ -16974,35 +12629,7 @@
           <w:color w:val="475569"/>
           <w:sz w:val="17"/>
         </w:rPr>
-        <w:t>MacBook Pro</w:t>
-      </w:r>
-      <w:r>
-        <w:rPr>
-          <w:color w:val="475569"/>
-          <w:sz w:val="17"/>
-        </w:rPr>
-        <w:t xml:space="preserve"> — </w:t>
-      </w:r>
-      <w:r>
-        <w:rPr>
-          <w:color w:val="475569"/>
-          <w:sz w:val="17"/>
-        </w:rPr>
-        <w:t>Tech Specs</w:t>
-      </w:r>
-      <w:r>
-        <w:rPr>
-          <w:color w:val="475569"/>
-          <w:sz w:val="17"/>
-        </w:rPr>
-        <w:t xml:space="preserve"> — </w:t>
-      </w:r>
-      <w:r>
-        <w:rPr>
-          <w:color w:val="475569"/>
-          <w:sz w:val="17"/>
-        </w:rPr>
-        <w:t xml:space="preserve">Apple. </w:t>
+        <w:t xml:space="preserve">MacBook Pro — Tech Specs — Apple. </w:t>
       </w:r>
       <w:hyperlink r:id="rId64">
         <w:r>
@@ -17080,39 +12707,7 @@
           <w:color w:val="475569"/>
           <w:sz w:val="17"/>
         </w:rPr>
-        <w:t xml:space="preserve">NVIDIA </w:t>
-      </w:r>
-      <w:proofErr w:type="spellStart"/>
-      <w:r>
-        <w:rPr>
-          <w:color w:val="475569"/>
-          <w:sz w:val="17"/>
-        </w:rPr>
-        <w:t>NVLink</w:t>
-      </w:r>
-      <w:proofErr w:type="spellEnd"/>
-      <w:r>
-        <w:rPr>
-          <w:color w:val="475569"/>
-          <w:sz w:val="17"/>
-        </w:rPr>
-        <w:t xml:space="preserve"> and </w:t>
-      </w:r>
-      <w:proofErr w:type="spellStart"/>
-      <w:r>
-        <w:rPr>
-          <w:color w:val="475569"/>
-          <w:sz w:val="17"/>
-        </w:rPr>
-        <w:t>NVLink</w:t>
-      </w:r>
-      <w:proofErr w:type="spellEnd"/>
-      <w:r>
-        <w:rPr>
-          <w:color w:val="475569"/>
-          <w:sz w:val="17"/>
-        </w:rPr>
-        <w:t xml:space="preserve"> Switch. </w:t>
+        <w:t xml:space="preserve">NVIDIA NVLink and NVLink Switch. </w:t>
       </w:r>
       <w:hyperlink r:id="rId67">
         <w:r>
@@ -17159,37 +12754,12 @@
         <w:spacing w:after="127" w:line="268" w:lineRule="auto"/>
         <w:ind w:hanging="341"/>
       </w:pPr>
-      <w:proofErr w:type="spellStart"/>
       <w:r>
         <w:rPr>
           <w:color w:val="475569"/>
           <w:sz w:val="17"/>
         </w:rPr>
-        <w:t>PyTorch</w:t>
-      </w:r>
-      <w:proofErr w:type="spellEnd"/>
-      <w:r>
-        <w:rPr>
-          <w:color w:val="475569"/>
-          <w:sz w:val="17"/>
-        </w:rPr>
-        <w:t xml:space="preserve"> on </w:t>
-      </w:r>
-      <w:proofErr w:type="spellStart"/>
-      <w:r>
-        <w:rPr>
-          <w:color w:val="475569"/>
-          <w:sz w:val="17"/>
-        </w:rPr>
-        <w:t>ROCm</w:t>
-      </w:r>
-      <w:proofErr w:type="spellEnd"/>
-      <w:r>
-        <w:rPr>
-          <w:color w:val="475569"/>
-          <w:sz w:val="17"/>
-        </w:rPr>
-        <w:t xml:space="preserve"> installation. </w:t>
+        <w:t xml:space="preserve">PyTorch on ROCm installation. </w:t>
       </w:r>
       <w:hyperlink r:id="rId69">
         <w:r>
@@ -17215,30 +12785,7 @@
           <w:color w:val="475569"/>
           <w:sz w:val="17"/>
         </w:rPr>
-        <w:t>Model acceleration libraries</w:t>
-      </w:r>
-      <w:r>
-        <w:rPr>
-          <w:color w:val="475569"/>
-          <w:sz w:val="17"/>
-        </w:rPr>
-        <w:t xml:space="preserve"> — </w:t>
-      </w:r>
-      <w:proofErr w:type="spellStart"/>
-      <w:r>
-        <w:rPr>
-          <w:color w:val="475569"/>
-          <w:sz w:val="17"/>
-        </w:rPr>
-        <w:t>ROCm</w:t>
-      </w:r>
-      <w:proofErr w:type="spellEnd"/>
-      <w:r>
-        <w:rPr>
-          <w:color w:val="475569"/>
-          <w:sz w:val="17"/>
-        </w:rPr>
-        <w:t xml:space="preserve"> Documentation.</w:t>
+        <w:t>Model acceleration libraries — ROCm Documentation.</w:t>
       </w:r>
       <w:hyperlink r:id="rId70">
         <w:r>
@@ -17264,23 +12811,7 @@
           <w:color w:val="475569"/>
           <w:sz w:val="17"/>
         </w:rPr>
-        <w:t xml:space="preserve">State of </w:t>
-      </w:r>
-      <w:proofErr w:type="spellStart"/>
-      <w:r>
-        <w:rPr>
-          <w:color w:val="475569"/>
-          <w:sz w:val="17"/>
-        </w:rPr>
-        <w:t>PyTorch</w:t>
-      </w:r>
-      <w:proofErr w:type="spellEnd"/>
-      <w:r>
-        <w:rPr>
-          <w:color w:val="475569"/>
-          <w:sz w:val="17"/>
-        </w:rPr>
-        <w:t xml:space="preserve"> Hardware Acceleration 2025. </w:t>
+        <w:t xml:space="preserve">State of PyTorch Hardware Acceleration 2025. </w:t>
       </w:r>
       <w:hyperlink r:id="rId71">
         <w:r>
@@ -17326,21 +12857,7 @@
         <w:rPr>
           <w:i/>
         </w:rPr>
-        <w:t xml:space="preserve">State of </w:t>
-      </w:r>
-      <w:proofErr w:type="spellStart"/>
-      <w:r>
-        <w:rPr>
-          <w:i/>
-        </w:rPr>
-        <w:t>PyTorch</w:t>
-      </w:r>
-      <w:proofErr w:type="spellEnd"/>
-      <w:r>
-        <w:rPr>
-          <w:i/>
-        </w:rPr>
-        <w:t xml:space="preserve"> Hardware Acceleration: May 2026</w:t>
+        <w:t>State of PyTorch Hardware Acceleration: May 2026</w:t>
       </w:r>
       <w:r>
         <w:t>. GitHub Pages. https://tunguz.github.io/PyTorch_Hardware_May_2026/</w:t>
@@ -17351,13 +12868,8 @@
         <w:spacing w:after="110"/>
         <w:ind w:left="-5" w:right="1"/>
       </w:pPr>
-      <w:proofErr w:type="spellStart"/>
-      <w:r>
-        <w:t>BibTeX</w:t>
-      </w:r>
-      <w:proofErr w:type="spellEnd"/>
-      <w:r>
-        <w:t>:</w:t>
+      <w:r>
+        <w:t>BibTeX:</w:t>
       </w:r>
     </w:p>
     <w:p>
@@ -17370,160 +12882,7 @@
           <w:color w:val="475569"/>
           <w:sz w:val="17"/>
         </w:rPr>
-        <w:t>@</w:t>
-      </w:r>
-      <w:proofErr w:type="gramStart"/>
-      <w:r>
-        <w:rPr>
-          <w:color w:val="475569"/>
-          <w:sz w:val="17"/>
-        </w:rPr>
-        <w:t>misc{</w:t>
-      </w:r>
-      <w:proofErr w:type="gramEnd"/>
-      <w:r>
-        <w:rPr>
-          <w:color w:val="475569"/>
-          <w:sz w:val="17"/>
-        </w:rPr>
-        <w:t>tunguz2026</w:t>
-      </w:r>
-      <w:proofErr w:type="gramStart"/>
-      <w:r>
-        <w:rPr>
-          <w:color w:val="475569"/>
-          <w:sz w:val="17"/>
-        </w:rPr>
-        <w:t xml:space="preserve">pytorchhardware,   </w:t>
-      </w:r>
-      <w:proofErr w:type="gramEnd"/>
-      <w:r>
-        <w:rPr>
-          <w:color w:val="475569"/>
-          <w:sz w:val="17"/>
-        </w:rPr>
-        <w:t>author = {Tunguz, Bojan</w:t>
-      </w:r>
-      <w:proofErr w:type="gramStart"/>
-      <w:r>
-        <w:rPr>
-          <w:color w:val="475569"/>
-          <w:sz w:val="17"/>
-        </w:rPr>
-        <w:t xml:space="preserve">},   </w:t>
-      </w:r>
-      <w:proofErr w:type="gramEnd"/>
-      <w:r>
-        <w:rPr>
-          <w:color w:val="475569"/>
-          <w:sz w:val="17"/>
-        </w:rPr>
-        <w:t xml:space="preserve">title = {State of </w:t>
-      </w:r>
-      <w:proofErr w:type="spellStart"/>
-      <w:r>
-        <w:rPr>
-          <w:color w:val="475569"/>
-          <w:sz w:val="17"/>
-        </w:rPr>
-        <w:t>PyTorch</w:t>
-      </w:r>
-      <w:proofErr w:type="spellEnd"/>
-      <w:r>
-        <w:rPr>
-          <w:color w:val="475569"/>
-          <w:sz w:val="17"/>
-        </w:rPr>
-        <w:t xml:space="preserve"> Hardware Acceleration: May 2026</w:t>
-      </w:r>
-      <w:proofErr w:type="gramStart"/>
-      <w:r>
-        <w:rPr>
-          <w:color w:val="475569"/>
-          <w:sz w:val="17"/>
-        </w:rPr>
-        <w:t xml:space="preserve">},   </w:t>
-      </w:r>
-      <w:proofErr w:type="gramEnd"/>
-      <w:r>
-        <w:rPr>
-          <w:color w:val="475569"/>
-          <w:sz w:val="17"/>
-        </w:rPr>
-        <w:t>year = {2026</w:t>
-      </w:r>
-      <w:proofErr w:type="gramStart"/>
-      <w:r>
-        <w:rPr>
-          <w:color w:val="475569"/>
-          <w:sz w:val="17"/>
-        </w:rPr>
-        <w:t xml:space="preserve">},   </w:t>
-      </w:r>
-      <w:proofErr w:type="spellStart"/>
-      <w:proofErr w:type="gramEnd"/>
-      <w:r>
-        <w:rPr>
-          <w:color w:val="475569"/>
-          <w:sz w:val="17"/>
-        </w:rPr>
-        <w:t>howpublished</w:t>
-      </w:r>
-      <w:proofErr w:type="spellEnd"/>
-      <w:r>
-        <w:rPr>
-          <w:color w:val="475569"/>
-          <w:sz w:val="17"/>
-        </w:rPr>
-        <w:t xml:space="preserve"> = {\</w:t>
-      </w:r>
-      <w:proofErr w:type="spellStart"/>
-      <w:r>
-        <w:rPr>
-          <w:color w:val="475569"/>
-          <w:sz w:val="17"/>
-        </w:rPr>
-        <w:t>url</w:t>
-      </w:r>
-      <w:proofErr w:type="spellEnd"/>
-      <w:r>
-        <w:rPr>
-          <w:color w:val="475569"/>
-          <w:sz w:val="17"/>
-        </w:rPr>
-        <w:t>{https://tunguz.github.io/PyTorch_Hardware_May_2026/}</w:t>
-      </w:r>
-      <w:proofErr w:type="gramStart"/>
-      <w:r>
-        <w:rPr>
-          <w:color w:val="475569"/>
-          <w:sz w:val="17"/>
-        </w:rPr>
-        <w:t xml:space="preserve">},   </w:t>
-      </w:r>
-      <w:proofErr w:type="gramEnd"/>
-      <w:r>
-        <w:rPr>
-          <w:color w:val="475569"/>
-          <w:sz w:val="17"/>
-        </w:rPr>
-        <w:t>note = {GitHub repository: \</w:t>
-      </w:r>
-      <w:proofErr w:type="spellStart"/>
-      <w:r>
-        <w:rPr>
-          <w:color w:val="475569"/>
-          <w:sz w:val="17"/>
-        </w:rPr>
-        <w:t>url</w:t>
-      </w:r>
-      <w:proofErr w:type="spellEnd"/>
-      <w:r>
-        <w:rPr>
-          <w:color w:val="475569"/>
-          <w:sz w:val="17"/>
-        </w:rPr>
-        <w:t>{https://github.com/tunguz/PyTorch_Hardware_May_2026}}</w:t>
+        <w:t>@misc{tunguz2026pytorchhardware,   author = {Tunguz, Bojan},   title = {State of PyTorch Hardware Acceleration: May 2026},   year = {2026},   howpublished = {\url{https://tunguz.github.io/PyTorch_Hardware_May_2026/}},   note = {GitHub repository: \url{https://github.com/tunguz/PyTorch_Hardware_May_2026}}</w:t>
       </w:r>
     </w:p>
     <w:p>
